--- a/doc/Nitesh agnihotri.docx
+++ b/doc/Nitesh agnihotri.docx
@@ -4,35 +4,33 @@
   <w:body>
     <w:p>
       <w:pPr>
-        <w:jc w:val="both"/>
         <w:rPr>
           <w:b/>
           <w:bCs/>
-          <w:sz w:val="32"/>
-          <w:szCs w:val="32"/>
-        </w:rPr>
-      </w:pPr>
-      <w:r>
-        <w:rPr>
-          <w:b/>
-          <w:bCs/>
+          <w:color w:val="000000" w:themeColor="text1"/>
+          <w:sz w:val="44"/>
+          <w:szCs w:val="40"/>
+        </w:rPr>
+      </w:pPr>
+      <w:r>
+        <w:rPr>
           <w:noProof/>
-          <w:sz w:val="32"/>
-          <w:szCs w:val="32"/>
+          <w:sz w:val="44"/>
+          <w:szCs w:val="24"/>
         </w:rPr>
         <mc:AlternateContent>
           <mc:Choice Requires="wps">
             <w:drawing>
-              <wp:anchor distT="45720" distB="45720" distL="114300" distR="114300" simplePos="0" relativeHeight="251661312" behindDoc="0" locked="0" layoutInCell="1" allowOverlap="1" wp14:anchorId="111607F4" wp14:editId="7EF0C255">
+              <wp:anchor distT="45720" distB="45720" distL="114300" distR="114300" simplePos="0" relativeHeight="251661312" behindDoc="0" locked="0" layoutInCell="1" allowOverlap="1" wp14:anchorId="39224C69" wp14:editId="3370C4D7">
                 <wp:simplePos x="0" y="0"/>
                 <wp:positionH relativeFrom="margin">
-                  <wp:posOffset>4041140</wp:posOffset>
+                  <wp:align>right</wp:align>
                 </wp:positionH>
                 <wp:positionV relativeFrom="paragraph">
-                  <wp:posOffset>9525</wp:posOffset>
+                  <wp:posOffset>22225</wp:posOffset>
                 </wp:positionV>
-                <wp:extent cx="2057400" cy="955675"/>
-                <wp:effectExtent l="0" t="0" r="19050" b="15875"/>
+                <wp:extent cx="2360930" cy="1404620"/>
+                <wp:effectExtent l="0" t="0" r="18415" b="14605"/>
                 <wp:wrapSquare wrapText="bothSides"/>
                 <wp:docPr id="217" name="Text Box 2"/>
                 <wp:cNvGraphicFramePr>
@@ -47,7 +45,7 @@
                       <wps:spPr bwMode="auto">
                         <a:xfrm>
                           <a:off x="0" y="0"/>
-                          <a:ext cx="2057400" cy="955675"/>
+                          <a:ext cx="2360930" cy="1404620"/>
                         </a:xfrm>
                         <a:prstGeom prst="rect">
                           <a:avLst/>
@@ -69,98 +67,203 @@
                           <w:p>
                             <w:pPr>
                               <w:jc w:val="right"/>
-                              <w:rPr>
-                                <w:sz w:val="24"/>
-                                <w:szCs w:val="24"/>
-                              </w:rPr>
                             </w:pPr>
-                            <w:proofErr w:type="gramStart"/>
                             <w:r>
-                              <w:rPr>
-                                <w:sz w:val="24"/>
-                                <w:szCs w:val="24"/>
-                              </w:rPr>
-                              <w:t>Add</w:t>
+                              <w:fldChar w:fldCharType="begin"/>
+                            </w:r>
+                            <w:r>
+                              <w:instrText xml:space="preserve"> HYPERLINK "mailto:Agnihotrinitesh0@gmail.com" </w:instrText>
+                            </w:r>
+                            <w:r>
+                              <w:fldChar w:fldCharType="separate"/>
                             </w:r>
                             <w:r>
                               <w:rPr>
-                                <w:sz w:val="24"/>
-                                <w:szCs w:val="24"/>
+                                <w:rStyle w:val="Hyperlink"/>
                               </w:rPr>
-                              <w:t>ress</w:t>
+                              <w:t>Agnihotrinitesh0@gmail.com</w:t>
                             </w:r>
                             <w:r>
-                              <w:rPr>
-                                <w:sz w:val="24"/>
-                                <w:szCs w:val="24"/>
-                              </w:rPr>
-                              <w:t xml:space="preserve"> </w:t>
-                            </w:r>
-                            <w:r>
-                              <w:rPr>
-                                <w:sz w:val="24"/>
-                                <w:szCs w:val="24"/>
-                              </w:rPr>
-                              <w:t>:</w:t>
-                            </w:r>
-                            <w:proofErr w:type="gramEnd"/>
-                            <w:r>
-                              <w:rPr>
-                                <w:sz w:val="24"/>
-                                <w:szCs w:val="24"/>
-                              </w:rPr>
-                              <w:t>-</w:t>
-                            </w:r>
-                            <w:r>
-                              <w:rPr>
-                                <w:sz w:val="24"/>
-                                <w:szCs w:val="24"/>
-                              </w:rPr>
-                              <w:t xml:space="preserve"> 192, </w:t>
-                            </w:r>
-                          </w:p>
-                          <w:p>
-                            <w:pPr>
-                              <w:jc w:val="right"/>
-                              <w:rPr>
-                                <w:sz w:val="24"/>
-                                <w:szCs w:val="24"/>
-                              </w:rPr>
-                            </w:pPr>
-                            <w:r>
-                              <w:rPr>
-                                <w:sz w:val="24"/>
-                                <w:szCs w:val="24"/>
-                              </w:rPr>
-                              <w:t>Rajaram Nagar,</w:t>
-                            </w:r>
-                          </w:p>
-                          <w:p>
-                            <w:pPr>
-                              <w:jc w:val="right"/>
-                              <w:rPr>
-                                <w:sz w:val="24"/>
-                                <w:szCs w:val="24"/>
-                              </w:rPr>
-                            </w:pPr>
-                            <w:r>
-                              <w:rPr>
-                                <w:sz w:val="24"/>
-                                <w:szCs w:val="24"/>
-                              </w:rPr>
-                              <w:t xml:space="preserve">Dewas (M.P) - 455001 </w:t>
+                              <w:fldChar w:fldCharType="end"/>
                             </w:r>
                           </w:p>
                           <w:p>
                             <w:pPr>
                               <w:jc w:val="right"/>
                             </w:pPr>
+                            <w:r>
+                              <w:t>+919340771476</w:t>
+                            </w:r>
+                          </w:p>
+                          <w:p>
+                            <w:pPr>
+                              <w:jc w:val="right"/>
+                            </w:pPr>
+                            <w:proofErr w:type="spellStart"/>
+                            <w:r>
+                              <w:t>Dewas</w:t>
+                            </w:r>
+                            <w:proofErr w:type="spellEnd"/>
+                            <w:r>
+                              <w:t xml:space="preserve"> (M.P)</w:t>
+                            </w:r>
                           </w:p>
                         </w:txbxContent>
                       </wps:txbx>
                       <wps:bodyPr rot="0" vert="horz" wrap="square" lIns="91440" tIns="45720" rIns="91440" bIns="45720" anchor="t" anchorCtr="0">
-                        <a:noAutofit/>
+                        <a:spAutoFit/>
                       </wps:bodyPr>
+                    </wps:wsp>
+                  </a:graphicData>
+                </a:graphic>
+                <wp14:sizeRelH relativeFrom="margin">
+                  <wp14:pctWidth>40000</wp14:pctWidth>
+                </wp14:sizeRelH>
+                <wp14:sizeRelV relativeFrom="margin">
+                  <wp14:pctHeight>20000</wp14:pctHeight>
+                </wp14:sizeRelV>
+              </wp:anchor>
+            </w:drawing>
+          </mc:Choice>
+          <mc:Fallback>
+            <w:pict>
+              <v:shapetype w14:anchorId="39224C69" id="_x0000_t202" coordsize="21600,21600" o:spt="202" path="m,l,21600r21600,l21600,xe">
+                <v:stroke joinstyle="miter"/>
+                <v:path gradientshapeok="t" o:connecttype="rect"/>
+              </v:shapetype>
+              <v:shape id="Text Box 2" o:spid="_x0000_s1026" type="#_x0000_t202" style="position:absolute;margin-left:134.7pt;margin-top:1.75pt;width:185.9pt;height:110.6pt;z-index:251661312;visibility:visible;mso-wrap-style:square;mso-width-percent:400;mso-height-percent:200;mso-wrap-distance-left:9pt;mso-wrap-distance-top:3.6pt;mso-wrap-distance-right:9pt;mso-wrap-distance-bottom:3.6pt;mso-position-horizontal:right;mso-position-horizontal-relative:margin;mso-position-vertical:absolute;mso-position-vertical-relative:text;mso-width-percent:400;mso-height-percent:200;mso-width-relative:margin;mso-height-relative:margin;v-text-anchor:top" o:gfxdata="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" strokecolor="white [3212]">
+                <v:textbox style="mso-fit-shape-to-text:t">
+                  <w:txbxContent>
+                    <w:p>
+                      <w:pPr>
+                        <w:jc w:val="right"/>
+                      </w:pPr>
+                      <w:r>
+                        <w:fldChar w:fldCharType="begin"/>
+                      </w:r>
+                      <w:r>
+                        <w:instrText xml:space="preserve"> HYPERLINK "mailto:Agnihotrinitesh0@gmail.com" </w:instrText>
+                      </w:r>
+                      <w:r>
+                        <w:fldChar w:fldCharType="separate"/>
+                      </w:r>
+                      <w:r>
+                        <w:rPr>
+                          <w:rStyle w:val="Hyperlink"/>
+                        </w:rPr>
+                        <w:t>Agnihotrinitesh0@gmail.com</w:t>
+                      </w:r>
+                      <w:r>
+                        <w:fldChar w:fldCharType="end"/>
+                      </w:r>
+                    </w:p>
+                    <w:p>
+                      <w:pPr>
+                        <w:jc w:val="right"/>
+                      </w:pPr>
+                      <w:r>
+                        <w:t>+919340771476</w:t>
+                      </w:r>
+                    </w:p>
+                    <w:p>
+                      <w:pPr>
+                        <w:jc w:val="right"/>
+                      </w:pPr>
+                      <w:proofErr w:type="spellStart"/>
+                      <w:r>
+                        <w:t>Dewas</w:t>
+                      </w:r>
+                      <w:proofErr w:type="spellEnd"/>
+                      <w:r>
+                        <w:t xml:space="preserve"> (M.P)</w:t>
+                      </w:r>
+                    </w:p>
+                  </w:txbxContent>
+                </v:textbox>
+                <w10:wrap type="square" anchorx="margin"/>
+              </v:shape>
+            </w:pict>
+          </mc:Fallback>
+        </mc:AlternateContent>
+      </w:r>
+      <w:r>
+        <w:rPr>
+          <w:b/>
+          <w:bCs/>
+          <w:color w:val="000000" w:themeColor="text1"/>
+          <w:sz w:val="44"/>
+          <w:szCs w:val="40"/>
+        </w:rPr>
+        <w:t>Nitesh Agnihotri</w:t>
+      </w:r>
+      <w:r>
+        <w:rPr>
+          <w:b/>
+          <w:bCs/>
+          <w:color w:val="000000" w:themeColor="text1"/>
+          <w:sz w:val="44"/>
+          <w:szCs w:val="40"/>
+        </w:rPr>
+        <w:t xml:space="preserve">  </w:t>
+      </w:r>
+    </w:p>
+    <w:p>
+      <w:pPr>
+        <w:rPr>
+          <w:sz w:val="24"/>
+          <w:szCs w:val="24"/>
+        </w:rPr>
+      </w:pPr>
+      <w:r>
+        <w:rPr>
+          <w:noProof/>
+          <w:sz w:val="24"/>
+          <w:szCs w:val="24"/>
+        </w:rPr>
+        <mc:AlternateContent>
+          <mc:Choice Requires="wps">
+            <w:drawing>
+              <wp:anchor distT="0" distB="0" distL="114300" distR="114300" simplePos="0" relativeHeight="251662336" behindDoc="0" locked="0" layoutInCell="1" allowOverlap="1" wp14:anchorId="5113212B" wp14:editId="27E4CF08">
+                <wp:simplePos x="0" y="0"/>
+                <wp:positionH relativeFrom="column">
+                  <wp:posOffset>-7620</wp:posOffset>
+                </wp:positionH>
+                <wp:positionV relativeFrom="paragraph">
+                  <wp:posOffset>86360</wp:posOffset>
+                </wp:positionV>
+                <wp:extent cx="1897380" cy="0"/>
+                <wp:effectExtent l="0" t="0" r="0" b="0"/>
+                <wp:wrapNone/>
+                <wp:docPr id="2" name="Straight Connector 2"/>
+                <wp:cNvGraphicFramePr/>
+                <a:graphic xmlns:a="http://schemas.openxmlformats.org/drawingml/2006/main">
+                  <a:graphicData uri="http://schemas.microsoft.com/office/word/2010/wordprocessingShape">
+                    <wps:wsp>
+                      <wps:cNvCnPr/>
+                      <wps:spPr>
+                        <a:xfrm flipV="1">
+                          <a:off x="0" y="0"/>
+                          <a:ext cx="1897380" cy="0"/>
+                        </a:xfrm>
+                        <a:prstGeom prst="line">
+                          <a:avLst/>
+                        </a:prstGeom>
+                      </wps:spPr>
+                      <wps:style>
+                        <a:lnRef idx="3">
+                          <a:schemeClr val="accent5"/>
+                        </a:lnRef>
+                        <a:fillRef idx="0">
+                          <a:schemeClr val="accent5"/>
+                        </a:fillRef>
+                        <a:effectRef idx="2">
+                          <a:schemeClr val="accent5"/>
+                        </a:effectRef>
+                        <a:fontRef idx="minor">
+                          <a:schemeClr val="tx1"/>
+                        </a:fontRef>
+                      </wps:style>
+                      <wps:bodyPr/>
                     </wps:wsp>
                   </a:graphicData>
                 </a:graphic>
@@ -175,243 +278,21 @@
           </mc:Choice>
           <mc:Fallback>
             <w:pict>
-              <v:shapetype w14:anchorId="111607F4" id="_x0000_t202" coordsize="21600,21600" o:spt="202" path="m,l,21600r21600,l21600,xe">
+              <v:line w14:anchorId="563E29EC" id="Straight Connector 2" o:spid="_x0000_s1026" style="position:absolute;flip:y;z-index:251662336;visibility:visible;mso-wrap-style:square;mso-width-percent:0;mso-height-percent:0;mso-wrap-distance-left:9pt;mso-wrap-distance-top:0;mso-wrap-distance-right:9pt;mso-wrap-distance-bottom:0;mso-position-horizontal:absolute;mso-position-horizontal-relative:text;mso-position-vertical:absolute;mso-position-vertical-relative:text;mso-width-percent:0;mso-height-percent:0;mso-width-relative:margin;mso-height-relative:margin" from="-.6pt,6.8pt" to="148.8pt,6.8pt" o:gfxdata="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" strokecolor="#5b9bd5 [3208]" strokeweight="1.5pt">
                 <v:stroke joinstyle="miter"/>
-                <v:path gradientshapeok="t" o:connecttype="rect"/>
-              </v:shapetype>
-              <v:shape id="Text Box 2" o:spid="_x0000_s1026" type="#_x0000_t202" style="position:absolute;left:0;text-align:left;margin-left:318.2pt;margin-top:.75pt;width:162pt;height:75.25pt;z-index:251661312;visibility:visible;mso-wrap-style:square;mso-width-percent:0;mso-height-percent:0;mso-wrap-distance-left:9pt;mso-wrap-distance-top:3.6pt;mso-wrap-distance-right:9pt;mso-wrap-distance-bottom:3.6pt;mso-position-horizontal:absolute;mso-position-horizontal-relative:margin;mso-position-vertical:absolute;mso-position-vertical-relative:text;mso-width-percent:0;mso-height-percent:0;mso-width-relative:margin;mso-height-relative:margin;v-text-anchor:top" o:gfxdata="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" strokecolor="white [3212]">
-                <v:textbox>
-                  <w:txbxContent>
-                    <w:p>
-                      <w:pPr>
-                        <w:jc w:val="right"/>
-                        <w:rPr>
-                          <w:sz w:val="24"/>
-                          <w:szCs w:val="24"/>
-                        </w:rPr>
-                      </w:pPr>
-                      <w:proofErr w:type="gramStart"/>
-                      <w:r>
-                        <w:rPr>
-                          <w:sz w:val="24"/>
-                          <w:szCs w:val="24"/>
-                        </w:rPr>
-                        <w:t>Add</w:t>
-                      </w:r>
-                      <w:r>
-                        <w:rPr>
-                          <w:sz w:val="24"/>
-                          <w:szCs w:val="24"/>
-                        </w:rPr>
-                        <w:t>ress</w:t>
-                      </w:r>
-                      <w:r>
-                        <w:rPr>
-                          <w:sz w:val="24"/>
-                          <w:szCs w:val="24"/>
-                        </w:rPr>
-                        <w:t xml:space="preserve"> </w:t>
-                      </w:r>
-                      <w:r>
-                        <w:rPr>
-                          <w:sz w:val="24"/>
-                          <w:szCs w:val="24"/>
-                        </w:rPr>
-                        <w:t>:</w:t>
-                      </w:r>
-                      <w:proofErr w:type="gramEnd"/>
-                      <w:r>
-                        <w:rPr>
-                          <w:sz w:val="24"/>
-                          <w:szCs w:val="24"/>
-                        </w:rPr>
-                        <w:t>-</w:t>
-                      </w:r>
-                      <w:r>
-                        <w:rPr>
-                          <w:sz w:val="24"/>
-                          <w:szCs w:val="24"/>
-                        </w:rPr>
-                        <w:t xml:space="preserve"> 192, </w:t>
-                      </w:r>
-                    </w:p>
-                    <w:p>
-                      <w:pPr>
-                        <w:jc w:val="right"/>
-                        <w:rPr>
-                          <w:sz w:val="24"/>
-                          <w:szCs w:val="24"/>
-                        </w:rPr>
-                      </w:pPr>
-                      <w:r>
-                        <w:rPr>
-                          <w:sz w:val="24"/>
-                          <w:szCs w:val="24"/>
-                        </w:rPr>
-                        <w:t>Rajaram Nagar,</w:t>
-                      </w:r>
-                    </w:p>
-                    <w:p>
-                      <w:pPr>
-                        <w:jc w:val="right"/>
-                        <w:rPr>
-                          <w:sz w:val="24"/>
-                          <w:szCs w:val="24"/>
-                        </w:rPr>
-                      </w:pPr>
-                      <w:r>
-                        <w:rPr>
-                          <w:sz w:val="24"/>
-                          <w:szCs w:val="24"/>
-                        </w:rPr>
-                        <w:t xml:space="preserve">Dewas (M.P) - 455001 </w:t>
-                      </w:r>
-                    </w:p>
-                    <w:p>
-                      <w:pPr>
-                        <w:jc w:val="right"/>
-                      </w:pPr>
-                    </w:p>
-                  </w:txbxContent>
-                </v:textbox>
-                <w10:wrap type="square" anchorx="margin"/>
-              </v:shape>
+              </v:line>
             </w:pict>
           </mc:Fallback>
         </mc:AlternateContent>
       </w:r>
-      <w:r>
-        <w:rPr>
-          <w:b/>
-          <w:bCs/>
-          <w:sz w:val="40"/>
-          <w:szCs w:val="40"/>
-        </w:rPr>
-        <w:t xml:space="preserve">Nitesh Agnihotri   </w:t>
-      </w:r>
-      <w:r>
-        <w:rPr>
-          <w:b/>
-          <w:bCs/>
-          <w:sz w:val="40"/>
-          <w:szCs w:val="40"/>
-        </w:rPr>
-        <w:tab/>
-      </w:r>
-      <w:r>
-        <w:rPr>
-          <w:b/>
-          <w:bCs/>
-          <w:sz w:val="32"/>
-          <w:szCs w:val="32"/>
-        </w:rPr>
-        <w:tab/>
-      </w:r>
-    </w:p>
-    <w:p>
-      <w:pPr>
-        <w:jc w:val="both"/>
-        <w:rPr>
-          <w:b/>
-          <w:bCs/>
-          <w:sz w:val="32"/>
-          <w:szCs w:val="32"/>
-        </w:rPr>
-      </w:pPr>
-      <w:r>
-        <w:rPr>
-          <w:sz w:val="24"/>
-          <w:szCs w:val="24"/>
-        </w:rPr>
-        <w:t>Contact No: +919340771476</w:t>
-      </w:r>
-      <w:r>
-        <w:rPr>
-          <w:b/>
-          <w:bCs/>
-          <w:sz w:val="32"/>
-          <w:szCs w:val="32"/>
-        </w:rPr>
-        <w:tab/>
-      </w:r>
-    </w:p>
-    <w:p>
-      <w:pPr>
-        <w:jc w:val="both"/>
-        <w:rPr>
-          <w:b/>
-          <w:bCs/>
-          <w:sz w:val="28"/>
-          <w:szCs w:val="28"/>
-        </w:rPr>
-      </w:pPr>
-      <w:r>
-        <w:rPr>
-          <w:sz w:val="24"/>
-          <w:szCs w:val="24"/>
-        </w:rPr>
-        <w:t xml:space="preserve">Email: </w:t>
-      </w:r>
-      <w:r>
-        <w:rPr>
-          <w:sz w:val="24"/>
-          <w:szCs w:val="24"/>
-        </w:rPr>
-        <w:t>a</w:t>
-      </w:r>
-      <w:r>
-        <w:rPr>
-          <w:sz w:val="24"/>
-          <w:szCs w:val="24"/>
-        </w:rPr>
-        <w:t>gnihotrinitesh0@gmail.com</w:t>
-      </w:r>
-      <w:r>
-        <w:rPr>
-          <w:b/>
-          <w:bCs/>
-          <w:sz w:val="28"/>
-          <w:szCs w:val="28"/>
-        </w:rPr>
-        <w:tab/>
-      </w:r>
-      <w:r>
-        <w:rPr>
-          <w:b/>
-          <w:bCs/>
-          <w:sz w:val="32"/>
-          <w:szCs w:val="32"/>
-        </w:rPr>
-        <w:tab/>
-        <w:t xml:space="preserve">       </w:t>
-      </w:r>
-      <w:r>
-        <w:rPr>
-          <w:b/>
-          <w:bCs/>
-          <w:sz w:val="32"/>
-          <w:szCs w:val="32"/>
-        </w:rPr>
-        <w:tab/>
-      </w:r>
-      <w:r>
-        <w:rPr>
-          <w:b/>
-          <w:bCs/>
-          <w:sz w:val="32"/>
-          <w:szCs w:val="32"/>
-        </w:rPr>
-        <w:tab/>
-      </w:r>
-      <w:r>
-        <w:rPr>
-          <w:b/>
-          <w:bCs/>
-          <w:sz w:val="28"/>
-          <w:szCs w:val="28"/>
-        </w:rPr>
-        <w:t xml:space="preserve">     </w:t>
-      </w:r>
+    </w:p>
+    <w:p>
+      <w:pPr>
+        <w:rPr>
+          <w:sz w:val="24"/>
+          <w:szCs w:val="24"/>
+        </w:rPr>
+      </w:pPr>
     </w:p>
     <w:p>
       <w:pPr>
@@ -831,36 +712,29 @@
                 <w:sz w:val="24"/>
                 <w:szCs w:val="24"/>
               </w:rPr>
-              <w:t>T</w:t>
-            </w:r>
+              <w:t>TECH</w:t>
+            </w:r>
+            <w:proofErr w:type="gramEnd"/>
             <w:r>
               <w:rPr>
                 <w:sz w:val="24"/>
                 <w:szCs w:val="24"/>
               </w:rPr>
-              <w:t>ech</w:t>
-            </w:r>
-            <w:proofErr w:type="gramEnd"/>
+              <w:t xml:space="preserve"> CSE(</w:t>
+            </w:r>
             <w:r>
               <w:rPr>
                 <w:sz w:val="24"/>
                 <w:szCs w:val="24"/>
               </w:rPr>
-              <w:t xml:space="preserve"> CSE(</w:t>
+              <w:t>ICS</w:t>
             </w:r>
             <w:r>
               <w:rPr>
                 <w:sz w:val="24"/>
                 <w:szCs w:val="24"/>
               </w:rPr>
-              <w:t>i</w:t>
-            </w:r>
-            <w:r>
-              <w:rPr>
-                <w:sz w:val="24"/>
-                <w:szCs w:val="24"/>
-              </w:rPr>
-              <w:t>cs)</w:t>
+              <w:t>)</w:t>
             </w:r>
           </w:p>
         </w:tc>
@@ -934,7 +808,39 @@
                 <w:sz w:val="20"/>
                 <w:szCs w:val="20"/>
               </w:rPr>
-              <w:t>Shri Vaishnav Vidhyapeeth Vishwidhyalaya, Indore (M.P)</w:t>
+              <w:t xml:space="preserve">Shri Vaishnav </w:t>
+            </w:r>
+            <w:proofErr w:type="spellStart"/>
+            <w:r>
+              <w:rPr>
+                <w:sz w:val="20"/>
+                <w:szCs w:val="20"/>
+              </w:rPr>
+              <w:t>Vidhyapeeth</w:t>
+            </w:r>
+            <w:proofErr w:type="spellEnd"/>
+            <w:r>
+              <w:rPr>
+                <w:sz w:val="20"/>
+                <w:szCs w:val="20"/>
+              </w:rPr>
+              <w:t xml:space="preserve"> </w:t>
+            </w:r>
+            <w:proofErr w:type="spellStart"/>
+            <w:r>
+              <w:rPr>
+                <w:sz w:val="20"/>
+                <w:szCs w:val="20"/>
+              </w:rPr>
+              <w:t>Vishwidhyalaya</w:t>
+            </w:r>
+            <w:proofErr w:type="spellEnd"/>
+            <w:r>
+              <w:rPr>
+                <w:sz w:val="20"/>
+                <w:szCs w:val="20"/>
+              </w:rPr>
+              <w:t>, Indore (M.P)</w:t>
             </w:r>
           </w:p>
         </w:tc>
@@ -1036,7 +942,23 @@
                 <w:sz w:val="20"/>
                 <w:szCs w:val="20"/>
               </w:rPr>
-              <w:t>Ebenezer Senior Secondary School, Dewas (M.P)</w:t>
+              <w:t xml:space="preserve">Ebenezer Senior Secondary School, </w:t>
+            </w:r>
+            <w:proofErr w:type="spellStart"/>
+            <w:r>
+              <w:rPr>
+                <w:sz w:val="20"/>
+                <w:szCs w:val="20"/>
+              </w:rPr>
+              <w:t>Dewas</w:t>
+            </w:r>
+            <w:proofErr w:type="spellEnd"/>
+            <w:r>
+              <w:rPr>
+                <w:sz w:val="20"/>
+                <w:szCs w:val="20"/>
+              </w:rPr>
+              <w:t xml:space="preserve"> (M.P)</w:t>
             </w:r>
           </w:p>
         </w:tc>
@@ -1152,7 +1074,23 @@
                 <w:sz w:val="20"/>
                 <w:szCs w:val="20"/>
               </w:rPr>
-              <w:t>Ebenezer Senior Secondary School, Dewas (M.P)</w:t>
+              <w:t xml:space="preserve">Ebenezer Senior Secondary School, </w:t>
+            </w:r>
+            <w:proofErr w:type="spellStart"/>
+            <w:r>
+              <w:rPr>
+                <w:sz w:val="20"/>
+                <w:szCs w:val="20"/>
+              </w:rPr>
+              <w:t>Dewas</w:t>
+            </w:r>
+            <w:proofErr w:type="spellEnd"/>
+            <w:r>
+              <w:rPr>
+                <w:sz w:val="20"/>
+                <w:szCs w:val="20"/>
+              </w:rPr>
+              <w:t xml:space="preserve"> (M.P)</w:t>
             </w:r>
           </w:p>
         </w:tc>
@@ -1375,21 +1313,7 @@
           <w:sz w:val="24"/>
           <w:szCs w:val="24"/>
         </w:rPr>
-        <w:t xml:space="preserve">- HTML, CSS, </w:t>
-      </w:r>
-      <w:r>
-        <w:rPr>
-          <w:sz w:val="24"/>
-          <w:szCs w:val="24"/>
-        </w:rPr>
-        <w:t>JavaScript</w:t>
-      </w:r>
-      <w:r>
-        <w:rPr>
-          <w:sz w:val="24"/>
-          <w:szCs w:val="24"/>
-        </w:rPr>
-        <w:t>,</w:t>
+        <w:t>–</w:t>
       </w:r>
       <w:r>
         <w:rPr>
@@ -1398,12 +1322,41 @@
         </w:rPr>
         <w:t xml:space="preserve"> </w:t>
       </w:r>
-      <w:r>
-        <w:rPr>
-          <w:sz w:val="24"/>
-          <w:szCs w:val="24"/>
-        </w:rPr>
-        <w:t xml:space="preserve">PHP, C, Java and Python (NumPy And Pandas)  </w:t>
+    </w:p>
+    <w:p>
+      <w:pPr>
+        <w:pStyle w:val="ListParagraph"/>
+        <w:ind w:left="1440"/>
+        <w:jc w:val="both"/>
+        <w:rPr>
+          <w:sz w:val="24"/>
+          <w:szCs w:val="24"/>
+        </w:rPr>
+      </w:pPr>
+      <w:r>
+        <w:rPr>
+          <w:sz w:val="24"/>
+          <w:szCs w:val="24"/>
+        </w:rPr>
+        <w:t xml:space="preserve">Beginning – JavaScript, Java, Python </w:t>
+      </w:r>
+    </w:p>
+    <w:p>
+      <w:pPr>
+        <w:pStyle w:val="ListParagraph"/>
+        <w:ind w:left="1440"/>
+        <w:jc w:val="both"/>
+        <w:rPr>
+          <w:sz w:val="24"/>
+          <w:szCs w:val="24"/>
+        </w:rPr>
+      </w:pPr>
+      <w:r>
+        <w:rPr>
+          <w:sz w:val="24"/>
+          <w:szCs w:val="24"/>
+        </w:rPr>
+        <w:t xml:space="preserve">Intermediate – C, HTML, CSS, PHP </w:t>
       </w:r>
     </w:p>
     <w:p>
@@ -1636,16 +1589,11 @@
     </w:p>
     <w:p>
       <w:pPr>
-        <w:rPr>
-          <w:sz w:val="24"/>
-          <w:szCs w:val="24"/>
-        </w:rPr>
-      </w:pPr>
-    </w:p>
-    <w:p>
-      <w:pPr>
         <w:shd w:val="clear" w:color="auto" w:fill="E7E6E6" w:themeFill="background2"/>
-        <w:jc w:val="center"/>
+        <w:tabs>
+          <w:tab w:val="center" w:pos="4801"/>
+          <w:tab w:val="right" w:pos="9602"/>
+        </w:tabs>
         <w:rPr>
           <w:b/>
           <w:bCs/>
@@ -1661,6 +1609,200 @@
           <w:szCs w:val="28"/>
         </w:rPr>
         <w:lastRenderedPageBreak/>
+        <w:tab/>
+      </w:r>
+      <w:r>
+        <w:rPr>
+          <w:b/>
+          <w:bCs/>
+          <w:sz w:val="28"/>
+          <w:szCs w:val="28"/>
+        </w:rPr>
+        <w:t xml:space="preserve">Projects </w:t>
+      </w:r>
+      <w:r>
+        <w:rPr>
+          <w:b/>
+          <w:bCs/>
+          <w:sz w:val="28"/>
+          <w:szCs w:val="28"/>
+        </w:rPr>
+        <w:t>/</w:t>
+      </w:r>
+      <w:r>
+        <w:rPr>
+          <w:b/>
+          <w:bCs/>
+          <w:sz w:val="28"/>
+          <w:szCs w:val="28"/>
+        </w:rPr>
+        <w:t xml:space="preserve"> Work Samples</w:t>
+      </w:r>
+      <w:r>
+        <w:rPr>
+          <w:b/>
+          <w:bCs/>
+          <w:sz w:val="28"/>
+          <w:szCs w:val="28"/>
+        </w:rPr>
+        <w:tab/>
+      </w:r>
+    </w:p>
+    <w:p>
+      <w:pPr>
+        <w:pStyle w:val="ListParagraph"/>
+        <w:numPr>
+          <w:ilvl w:val="0"/>
+          <w:numId w:val="8"/>
+        </w:numPr>
+        <w:jc w:val="both"/>
+      </w:pPr>
+      <w:r>
+        <w:rPr>
+          <w:b/>
+          <w:bCs/>
+          <w:sz w:val="24"/>
+          <w:szCs w:val="24"/>
+        </w:rPr>
+        <w:t>Portfolio</w:t>
+      </w:r>
+      <w:r>
+        <w:rPr>
+          <w:sz w:val="24"/>
+          <w:szCs w:val="24"/>
+        </w:rPr>
+        <w:t xml:space="preserve"> – </w:t>
+      </w:r>
+    </w:p>
+    <w:p>
+      <w:pPr>
+        <w:pStyle w:val="ListParagraph"/>
+        <w:ind w:left="900"/>
+        <w:jc w:val="both"/>
+      </w:pPr>
+      <w:r>
+        <w:t>I have created my portfolio to show up my skills.</w:t>
+      </w:r>
+    </w:p>
+    <w:p>
+      <w:pPr>
+        <w:pStyle w:val="ListParagraph"/>
+        <w:ind w:left="900"/>
+        <w:jc w:val="both"/>
+        <w:rPr>
+          <w:sz w:val="24"/>
+          <w:szCs w:val="24"/>
+        </w:rPr>
+      </w:pPr>
+      <w:hyperlink r:id="rId6" w:history="1">
+        <w:r>
+          <w:rPr>
+            <w:rStyle w:val="Hyperlink"/>
+            <w:sz w:val="24"/>
+            <w:szCs w:val="24"/>
+          </w:rPr>
+          <w:t>https://niteshagnihotri.github.io/niteshagnihotri/</w:t>
+        </w:r>
+      </w:hyperlink>
+    </w:p>
+    <w:p>
+      <w:pPr>
+        <w:pStyle w:val="ListParagraph"/>
+        <w:ind w:left="900"/>
+        <w:jc w:val="both"/>
+        <w:rPr>
+          <w:sz w:val="24"/>
+          <w:szCs w:val="24"/>
+        </w:rPr>
+      </w:pPr>
+    </w:p>
+    <w:p>
+      <w:pPr>
+        <w:pStyle w:val="ListParagraph"/>
+        <w:numPr>
+          <w:ilvl w:val="0"/>
+          <w:numId w:val="8"/>
+        </w:numPr>
+        <w:jc w:val="both"/>
+      </w:pPr>
+      <w:proofErr w:type="spellStart"/>
+      <w:r>
+        <w:rPr>
+          <w:b/>
+          <w:bCs/>
+          <w:sz w:val="24"/>
+          <w:szCs w:val="24"/>
+        </w:rPr>
+        <w:t>PrachiSketches</w:t>
+      </w:r>
+      <w:proofErr w:type="spellEnd"/>
+      <w:r>
+        <w:rPr>
+          <w:sz w:val="24"/>
+          <w:szCs w:val="24"/>
+        </w:rPr>
+        <w:t xml:space="preserve"> – </w:t>
+      </w:r>
+    </w:p>
+    <w:p>
+      <w:pPr>
+        <w:pStyle w:val="ListParagraph"/>
+        <w:ind w:left="900"/>
+        <w:jc w:val="both"/>
+      </w:pPr>
+      <w:r>
+        <w:t>Prachi Sketches was found to bring a new standard of quality and services to Handmade Portrait Painting, Pencil Sketches, Charcoal Sketch, Digital Oil Painting.</w:t>
+      </w:r>
+    </w:p>
+    <w:p>
+      <w:pPr>
+        <w:pStyle w:val="ListParagraph"/>
+        <w:ind w:left="900"/>
+        <w:jc w:val="both"/>
+        <w:rPr>
+          <w:b/>
+          <w:bCs/>
+          <w:sz w:val="24"/>
+          <w:szCs w:val="24"/>
+        </w:rPr>
+      </w:pPr>
+      <w:hyperlink r:id="rId7" w:history="1">
+        <w:r>
+          <w:rPr>
+            <w:rStyle w:val="Hyperlink"/>
+            <w:sz w:val="24"/>
+            <w:szCs w:val="24"/>
+          </w:rPr>
+          <w:t>https://niteshagnihotri.github.io/prachiskteches/</w:t>
+        </w:r>
+      </w:hyperlink>
+    </w:p>
+    <w:p>
+      <w:pPr>
+        <w:rPr>
+          <w:sz w:val="24"/>
+          <w:szCs w:val="24"/>
+        </w:rPr>
+      </w:pPr>
+    </w:p>
+    <w:p>
+      <w:pPr>
+        <w:shd w:val="clear" w:color="auto" w:fill="E7E6E6" w:themeFill="background2"/>
+        <w:jc w:val="center"/>
+        <w:rPr>
+          <w:b/>
+          <w:bCs/>
+          <w:sz w:val="28"/>
+          <w:szCs w:val="28"/>
+        </w:rPr>
+      </w:pPr>
+      <w:r>
+        <w:rPr>
+          <w:b/>
+          <w:bCs/>
+          <w:sz w:val="28"/>
+          <w:szCs w:val="28"/>
+        </w:rPr>
         <w:t>Achievements</w:t>
       </w:r>
     </w:p>
@@ -1712,7 +1854,23 @@
           <w:sz w:val="24"/>
           <w:szCs w:val="24"/>
         </w:rPr>
-        <w:t>by Google Digital Garage on 29/07/2020</w:t>
+        <w:t xml:space="preserve">by </w:t>
+      </w:r>
+      <w:r>
+        <w:rPr>
+          <w:b/>
+          <w:bCs/>
+          <w:sz w:val="24"/>
+          <w:szCs w:val="24"/>
+        </w:rPr>
+        <w:t>Google Digital Garage</w:t>
+      </w:r>
+      <w:r>
+        <w:rPr>
+          <w:sz w:val="24"/>
+          <w:szCs w:val="24"/>
+        </w:rPr>
+        <w:t xml:space="preserve"> on 29/07/2020</w:t>
       </w:r>
     </w:p>
     <w:p>
@@ -1770,7 +1928,23 @@
           <w:sz w:val="24"/>
           <w:szCs w:val="24"/>
         </w:rPr>
-        <w:t xml:space="preserve">by Techwood Academy and Udemy </w:t>
+        <w:t xml:space="preserve">by </w:t>
+      </w:r>
+      <w:proofErr w:type="spellStart"/>
+      <w:r>
+        <w:rPr>
+          <w:sz w:val="24"/>
+          <w:szCs w:val="24"/>
+        </w:rPr>
+        <w:t>Techwood</w:t>
+      </w:r>
+      <w:proofErr w:type="spellEnd"/>
+      <w:r>
+        <w:rPr>
+          <w:sz w:val="24"/>
+          <w:szCs w:val="24"/>
+        </w:rPr>
+        <w:t xml:space="preserve"> Academy and Udemy </w:t>
       </w:r>
       <w:r>
         <w:rPr>
@@ -1851,12 +2025,21 @@
         </w:rPr>
         <w:t xml:space="preserve">by </w:t>
       </w:r>
-      <w:r>
-        <w:rPr>
-          <w:sz w:val="24"/>
-          <w:szCs w:val="24"/>
-        </w:rPr>
-        <w:t>EdYoda Digital University</w:t>
+      <w:proofErr w:type="spellStart"/>
+      <w:r>
+        <w:rPr>
+          <w:sz w:val="24"/>
+          <w:szCs w:val="24"/>
+        </w:rPr>
+        <w:t>EdYoda</w:t>
+      </w:r>
+      <w:proofErr w:type="spellEnd"/>
+      <w:r>
+        <w:rPr>
+          <w:sz w:val="24"/>
+          <w:szCs w:val="24"/>
+        </w:rPr>
+        <w:t xml:space="preserve"> Digital University</w:t>
       </w:r>
       <w:r>
         <w:rPr>
@@ -1942,7 +2125,23 @@
           <w:sz w:val="24"/>
           <w:szCs w:val="24"/>
         </w:rPr>
-        <w:t xml:space="preserve"> by EdYoda Digital University</w:t>
+        <w:t xml:space="preserve"> by </w:t>
+      </w:r>
+      <w:proofErr w:type="spellStart"/>
+      <w:r>
+        <w:rPr>
+          <w:sz w:val="24"/>
+          <w:szCs w:val="24"/>
+        </w:rPr>
+        <w:t>EdYoda</w:t>
+      </w:r>
+      <w:proofErr w:type="spellEnd"/>
+      <w:r>
+        <w:rPr>
+          <w:sz w:val="24"/>
+          <w:szCs w:val="24"/>
+        </w:rPr>
+        <w:t xml:space="preserve"> Digital University</w:t>
       </w:r>
       <w:r>
         <w:rPr>
@@ -2055,7 +2254,15 @@
           <w:sz w:val="24"/>
           <w:szCs w:val="24"/>
         </w:rPr>
-        <w:t>nd Ski</w:t>
+        <w:t xml:space="preserve">nd </w:t>
+      </w:r>
+      <w:proofErr w:type="spellStart"/>
+      <w:r>
+        <w:rPr>
+          <w:sz w:val="24"/>
+          <w:szCs w:val="24"/>
+        </w:rPr>
+        <w:t>Ski</w:t>
       </w:r>
       <w:r>
         <w:rPr>
@@ -2085,6 +2292,7 @@
         </w:rPr>
         <w:t>afe</w:t>
       </w:r>
+      <w:proofErr w:type="spellEnd"/>
       <w:r>
         <w:rPr>
           <w:sz w:val="24"/>
@@ -2216,6 +2424,93 @@
     </w:p>
     <w:p>
       <w:pPr>
+        <w:pStyle w:val="ListParagraph"/>
+        <w:numPr>
+          <w:ilvl w:val="0"/>
+          <w:numId w:val="3"/>
+        </w:numPr>
+        <w:jc w:val="both"/>
+        <w:rPr>
+          <w:sz w:val="24"/>
+          <w:szCs w:val="24"/>
+        </w:rPr>
+      </w:pPr>
+      <w:r>
+        <w:rPr>
+          <w:sz w:val="24"/>
+          <w:szCs w:val="24"/>
+        </w:rPr>
+        <w:t xml:space="preserve">Participated in </w:t>
+      </w:r>
+      <w:r>
+        <w:rPr>
+          <w:b/>
+          <w:bCs/>
+          <w:sz w:val="24"/>
+          <w:szCs w:val="24"/>
+        </w:rPr>
+        <w:t xml:space="preserve">4th National Conclave on Cyber </w:t>
+      </w:r>
+      <w:proofErr w:type="spellStart"/>
+      <w:r>
+        <w:rPr>
+          <w:b/>
+          <w:bCs/>
+          <w:sz w:val="24"/>
+          <w:szCs w:val="24"/>
+        </w:rPr>
+        <w:t>Defence</w:t>
+      </w:r>
+      <w:proofErr w:type="spellEnd"/>
+      <w:r>
+        <w:rPr>
+          <w:b/>
+          <w:bCs/>
+          <w:sz w:val="24"/>
+          <w:szCs w:val="24"/>
+        </w:rPr>
+        <w:t xml:space="preserve"> </w:t>
+      </w:r>
+      <w:r>
+        <w:rPr>
+          <w:b/>
+          <w:bCs/>
+          <w:sz w:val="24"/>
+          <w:szCs w:val="24"/>
+        </w:rPr>
+        <w:t>- SAJAG 2021</w:t>
+      </w:r>
+      <w:r>
+        <w:rPr>
+          <w:sz w:val="24"/>
+          <w:szCs w:val="24"/>
+        </w:rPr>
+        <w:t xml:space="preserve"> </w:t>
+      </w:r>
+      <w:r>
+        <w:rPr>
+          <w:sz w:val="24"/>
+          <w:szCs w:val="24"/>
+        </w:rPr>
+        <w:t>held at Shri Vaishnav Vidyapeeth Vishwavidyalaya, Indore on March 18, 2021.</w:t>
+      </w:r>
+    </w:p>
+    <w:p>
+      <w:pPr>
+        <w:pStyle w:val="ListParagraph"/>
+        <w:ind w:left="900"/>
+        <w:jc w:val="both"/>
+        <w:rPr>
+          <w:sz w:val="24"/>
+          <w:szCs w:val="24"/>
+        </w:rPr>
+      </w:pPr>
+    </w:p>
+    <w:p>
+      <w:pPr>
+        <w:pStyle w:val="ListParagraph"/>
+        <w:ind w:left="900"/>
+        <w:jc w:val="both"/>
         <w:rPr>
           <w:sz w:val="24"/>
           <w:szCs w:val="24"/>
@@ -2225,7 +2520,6 @@
     <w:p>
       <w:pPr>
         <w:shd w:val="clear" w:color="auto" w:fill="E7E6E6" w:themeFill="background2"/>
-        <w:spacing w:after="0"/>
         <w:jc w:val="center"/>
         <w:rPr>
           <w:b/>
@@ -2241,26 +2535,339 @@
           <w:sz w:val="28"/>
           <w:szCs w:val="28"/>
         </w:rPr>
-        <w:t>Personal Details</w:t>
-      </w:r>
-    </w:p>
-    <w:p>
-      <w:pPr>
-        <w:shd w:val="clear" w:color="auto" w:fill="FFFFFF" w:themeFill="background1"/>
-        <w:jc w:val="center"/>
+        <w:t>Jobs &amp; Internship</w:t>
+      </w:r>
+      <w:r>
         <w:rPr>
           <w:b/>
           <w:bCs/>
           <w:sz w:val="28"/>
           <w:szCs w:val="28"/>
         </w:rPr>
+        <w:t>s</w:t>
+      </w:r>
+    </w:p>
+    <w:p>
+      <w:pPr>
+        <w:pStyle w:val="ListParagraph"/>
+        <w:numPr>
+          <w:ilvl w:val="0"/>
+          <w:numId w:val="7"/>
+        </w:numPr>
+        <w:jc w:val="both"/>
+        <w:rPr>
+          <w:b/>
+          <w:bCs/>
+          <w:sz w:val="24"/>
+          <w:szCs w:val="24"/>
+        </w:rPr>
+      </w:pPr>
+      <w:r>
+        <w:rPr>
+          <w:b/>
+          <w:bCs/>
+          <w:sz w:val="24"/>
+          <w:szCs w:val="24"/>
+        </w:rPr>
+        <w:t>Campus Ambas</w:t>
+      </w:r>
+      <w:r>
+        <w:rPr>
+          <w:b/>
+          <w:bCs/>
+          <w:sz w:val="24"/>
+          <w:szCs w:val="24"/>
+        </w:rPr>
+        <w:t>sador of KAIZEN’21</w:t>
+      </w:r>
+    </w:p>
+    <w:p>
+      <w:pPr>
+        <w:pStyle w:val="ListParagraph"/>
+        <w:ind w:left="900"/>
+        <w:jc w:val="both"/>
+        <w:rPr>
+          <w:color w:val="3B3838" w:themeColor="background2" w:themeShade="40"/>
+        </w:rPr>
+      </w:pPr>
+      <w:r>
+        <w:rPr>
+          <w:color w:val="3B3838" w:themeColor="background2" w:themeShade="40"/>
+        </w:rPr>
+        <w:t>NSS IIT Delhi, Virtual</w:t>
+      </w:r>
+    </w:p>
+    <w:p>
+      <w:pPr>
+        <w:pStyle w:val="ListParagraph"/>
+        <w:ind w:left="900"/>
+        <w:jc w:val="both"/>
+        <w:rPr>
+          <w:color w:val="3B3838" w:themeColor="background2" w:themeShade="40"/>
+        </w:rPr>
+      </w:pPr>
+      <w:r>
+        <w:rPr>
+          <w:color w:val="3B3838" w:themeColor="background2" w:themeShade="40"/>
+        </w:rPr>
+        <w:t xml:space="preserve">Mar 2021 – Present </w:t>
+      </w:r>
+    </w:p>
+    <w:p>
+      <w:pPr>
+        <w:pStyle w:val="ListParagraph"/>
+        <w:ind w:left="900"/>
+        <w:jc w:val="both"/>
+        <w:rPr>
+          <w:color w:val="3B3838" w:themeColor="background2" w:themeShade="40"/>
+        </w:rPr>
+      </w:pPr>
+      <w:r>
+        <w:rPr>
+          <w:color w:val="3B3838" w:themeColor="background2" w:themeShade="40"/>
+        </w:rPr>
+        <w:t>Kaizen'21 is an event organize by NSS IIT Delhi. As a Campus Ambassador, I have to increase outreach of Kaizen'21 and make the public aware for the events</w:t>
+      </w:r>
+      <w:r>
+        <w:rPr>
+          <w:color w:val="3B3838" w:themeColor="background2" w:themeShade="40"/>
+        </w:rPr>
+        <w:t xml:space="preserve">. </w:t>
+      </w:r>
+    </w:p>
+    <w:p>
+      <w:pPr>
+        <w:pStyle w:val="ListParagraph"/>
+        <w:ind w:left="900"/>
+        <w:jc w:val="both"/>
+        <w:rPr>
+          <w:color w:val="3B3838" w:themeColor="background2" w:themeShade="40"/>
+          <w:sz w:val="24"/>
+          <w:szCs w:val="24"/>
+        </w:rPr>
+      </w:pPr>
+    </w:p>
+    <w:p>
+      <w:pPr>
+        <w:pStyle w:val="ListParagraph"/>
+        <w:numPr>
+          <w:ilvl w:val="0"/>
+          <w:numId w:val="7"/>
+        </w:numPr>
+        <w:jc w:val="both"/>
+        <w:rPr>
+          <w:b/>
+          <w:bCs/>
+          <w:color w:val="3B3838" w:themeColor="background2" w:themeShade="40"/>
+          <w:sz w:val="24"/>
+          <w:szCs w:val="24"/>
+        </w:rPr>
+      </w:pPr>
+      <w:proofErr w:type="spellStart"/>
+      <w:r>
+        <w:rPr>
+          <w:b/>
+          <w:bCs/>
+          <w:color w:val="3B3838" w:themeColor="background2" w:themeShade="40"/>
+          <w:sz w:val="24"/>
+          <w:szCs w:val="24"/>
+        </w:rPr>
+        <w:t>Internshala</w:t>
+      </w:r>
+      <w:proofErr w:type="spellEnd"/>
+      <w:r>
+        <w:rPr>
+          <w:b/>
+          <w:bCs/>
+          <w:color w:val="3B3838" w:themeColor="background2" w:themeShade="40"/>
+          <w:sz w:val="24"/>
+          <w:szCs w:val="24"/>
+        </w:rPr>
+        <w:t xml:space="preserve"> Student Partner – ISP 22</w:t>
+      </w:r>
+    </w:p>
+    <w:p>
+      <w:pPr>
+        <w:pStyle w:val="ListParagraph"/>
+        <w:ind w:left="900"/>
+        <w:jc w:val="both"/>
+        <w:rPr>
+          <w:color w:val="3B3838" w:themeColor="background2" w:themeShade="40"/>
+        </w:rPr>
+      </w:pPr>
+      <w:proofErr w:type="spellStart"/>
+      <w:r>
+        <w:rPr>
+          <w:color w:val="3B3838" w:themeColor="background2" w:themeShade="40"/>
+        </w:rPr>
+        <w:t>Internshala</w:t>
+      </w:r>
+      <w:proofErr w:type="spellEnd"/>
+      <w:r>
+        <w:rPr>
+          <w:color w:val="3B3838" w:themeColor="background2" w:themeShade="40"/>
+        </w:rPr>
+        <w:t>, Virtual</w:t>
+      </w:r>
+    </w:p>
+    <w:p>
+      <w:pPr>
+        <w:pStyle w:val="ListParagraph"/>
+        <w:ind w:left="900"/>
+        <w:jc w:val="both"/>
+        <w:rPr>
+          <w:color w:val="3B3838" w:themeColor="background2" w:themeShade="40"/>
+        </w:rPr>
+      </w:pPr>
+      <w:r>
+        <w:rPr>
+          <w:color w:val="3B3838" w:themeColor="background2" w:themeShade="40"/>
+        </w:rPr>
+        <w:t xml:space="preserve">Mar 2021 – Present </w:t>
+      </w:r>
+    </w:p>
+    <w:p>
+      <w:pPr>
+        <w:pStyle w:val="ListParagraph"/>
+        <w:ind w:left="900"/>
+        <w:jc w:val="both"/>
+        <w:rPr>
+          <w:color w:val="3B3838" w:themeColor="background2" w:themeShade="40"/>
+          <w:sz w:val="24"/>
+          <w:szCs w:val="24"/>
+        </w:rPr>
+      </w:pPr>
+      <w:r>
+        <w:rPr>
+          <w:color w:val="3B3838" w:themeColor="background2" w:themeShade="40"/>
+        </w:rPr>
+        <w:t xml:space="preserve">As an ISP, I have to create awareness about </w:t>
+      </w:r>
+      <w:proofErr w:type="spellStart"/>
+      <w:r>
+        <w:rPr>
+          <w:color w:val="3B3838" w:themeColor="background2" w:themeShade="40"/>
+        </w:rPr>
+        <w:t>Internshala</w:t>
+      </w:r>
+      <w:proofErr w:type="spellEnd"/>
+      <w:r>
+        <w:rPr>
+          <w:color w:val="3B3838" w:themeColor="background2" w:themeShade="40"/>
+        </w:rPr>
+        <w:t xml:space="preserve"> </w:t>
+      </w:r>
+      <w:r>
+        <w:rPr>
+          <w:color w:val="3B3838" w:themeColor="background2" w:themeShade="40"/>
+        </w:rPr>
+        <w:t>I</w:t>
+      </w:r>
+      <w:r>
+        <w:rPr>
+          <w:color w:val="3B3838" w:themeColor="background2" w:themeShade="40"/>
+        </w:rPr>
+        <w:t xml:space="preserve">nternships and getting new students to register for </w:t>
+      </w:r>
+      <w:proofErr w:type="spellStart"/>
+      <w:r>
+        <w:rPr>
+          <w:color w:val="3B3838" w:themeColor="background2" w:themeShade="40"/>
+        </w:rPr>
+        <w:t>Internshala</w:t>
+      </w:r>
+      <w:proofErr w:type="spellEnd"/>
+      <w:r>
+        <w:rPr>
+          <w:color w:val="3B3838" w:themeColor="background2" w:themeShade="40"/>
+          <w:sz w:val="24"/>
+          <w:szCs w:val="24"/>
+        </w:rPr>
+        <w:t>.</w:t>
+      </w:r>
+    </w:p>
+    <w:p>
+      <w:pPr>
+        <w:pStyle w:val="ListParagraph"/>
+        <w:ind w:left="900"/>
+        <w:jc w:val="both"/>
+        <w:rPr>
+          <w:color w:val="3B3838" w:themeColor="background2" w:themeShade="40"/>
+          <w:sz w:val="24"/>
+          <w:szCs w:val="24"/>
+        </w:rPr>
+      </w:pPr>
+    </w:p>
+    <w:p>
+      <w:pPr>
+        <w:pStyle w:val="ListParagraph"/>
+        <w:ind w:left="900"/>
+        <w:jc w:val="both"/>
+        <w:rPr>
+          <w:color w:val="3B3838" w:themeColor="background2" w:themeShade="40"/>
+          <w:sz w:val="24"/>
+          <w:szCs w:val="24"/>
+        </w:rPr>
+      </w:pPr>
+      <w:r>
+        <w:rPr>
+          <w:color w:val="3B3838" w:themeColor="background2" w:themeShade="40"/>
+          <w:sz w:val="24"/>
+          <w:szCs w:val="24"/>
+        </w:rPr>
+        <w:tab/>
+      </w:r>
+    </w:p>
+    <w:p>
+      <w:pPr>
+        <w:pStyle w:val="ListParagraph"/>
+        <w:ind w:left="900"/>
+        <w:jc w:val="both"/>
+        <w:rPr>
+          <w:color w:val="3B3838" w:themeColor="background2" w:themeShade="40"/>
+          <w:sz w:val="24"/>
+          <w:szCs w:val="24"/>
+        </w:rPr>
+      </w:pPr>
+    </w:p>
+    <w:p>
+      <w:pPr>
+        <w:shd w:val="clear" w:color="auto" w:fill="E7E6E6" w:themeFill="background2"/>
+        <w:spacing w:after="0"/>
+        <w:jc w:val="center"/>
+        <w:rPr>
+          <w:b/>
+          <w:bCs/>
+          <w:sz w:val="28"/>
+          <w:szCs w:val="28"/>
+        </w:rPr>
+      </w:pPr>
+      <w:r>
+        <w:rPr>
+          <w:b/>
+          <w:bCs/>
+          <w:sz w:val="28"/>
+          <w:szCs w:val="28"/>
+        </w:rPr>
+        <w:lastRenderedPageBreak/>
+        <w:t>Personal Details</w:t>
+      </w:r>
+    </w:p>
+    <w:p>
+      <w:pPr>
+        <w:shd w:val="clear" w:color="auto" w:fill="FFFFFF" w:themeFill="background1"/>
+        <w:rPr>
+          <w:b/>
+          <w:bCs/>
+          <w:sz w:val="28"/>
+          <w:szCs w:val="28"/>
+        </w:rPr>
       </w:pPr>
     </w:p>
     <w:tbl>
       <w:tblPr>
-        <w:tblStyle w:val="PlainTable1"/>
+        <w:tblStyle w:val="PlainTable4"/>
         <w:tblW w:w="0" w:type="auto"/>
-        <w:jc w:val="center"/>
         <w:tblLook w:val="04A0" w:firstRow="1" w:lastRow="0" w:firstColumn="1" w:lastColumn="0" w:noHBand="0" w:noVBand="1"/>
       </w:tblPr>
       <w:tblGrid>
@@ -2271,7 +2878,6 @@
         <w:trPr>
           <w:cnfStyle w:val="100000000000" w:firstRow="1" w:lastRow="0" w:firstColumn="0" w:lastColumn="0" w:oddVBand="0" w:evenVBand="0" w:oddHBand="0" w:evenHBand="0" w:firstRowFirstColumn="0" w:firstRowLastColumn="0" w:lastRowFirstColumn="0" w:lastRowLastColumn="0"/>
           <w:trHeight w:val="467"/>
-          <w:jc w:val="center"/>
         </w:trPr>
         <w:tc>
           <w:tcPr>
@@ -2335,7 +2941,6 @@
         <w:trPr>
           <w:cnfStyle w:val="000000100000" w:firstRow="0" w:lastRow="0" w:firstColumn="0" w:lastColumn="0" w:oddVBand="0" w:evenVBand="0" w:oddHBand="1" w:evenHBand="0" w:firstRowFirstColumn="0" w:firstRowLastColumn="0" w:lastRowFirstColumn="0" w:lastRowLastColumn="0"/>
           <w:trHeight w:val="449"/>
-          <w:jc w:val="center"/>
         </w:trPr>
         <w:tc>
           <w:tcPr>
@@ -2394,7 +2999,6 @@
       <w:tr>
         <w:trPr>
           <w:trHeight w:val="449"/>
-          <w:jc w:val="center"/>
         </w:trPr>
         <w:tc>
           <w:tcPr>
@@ -2441,7 +3045,23 @@
                 <w:sz w:val="24"/>
                 <w:szCs w:val="24"/>
               </w:rPr>
-              <w:t>Mrs. Gaytri Agnihotri</w:t>
+              <w:t xml:space="preserve">Mrs. </w:t>
+            </w:r>
+            <w:proofErr w:type="spellStart"/>
+            <w:r>
+              <w:rPr>
+                <w:sz w:val="24"/>
+                <w:szCs w:val="24"/>
+              </w:rPr>
+              <w:t>Gaytri</w:t>
+            </w:r>
+            <w:proofErr w:type="spellEnd"/>
+            <w:r>
+              <w:rPr>
+                <w:sz w:val="24"/>
+                <w:szCs w:val="24"/>
+              </w:rPr>
+              <w:t xml:space="preserve"> Agnihotri</w:t>
             </w:r>
           </w:p>
         </w:tc>
@@ -2450,7 +3070,6 @@
         <w:trPr>
           <w:cnfStyle w:val="000000100000" w:firstRow="0" w:lastRow="0" w:firstColumn="0" w:lastColumn="0" w:oddVBand="0" w:evenVBand="0" w:oddHBand="1" w:evenHBand="0" w:firstRowFirstColumn="0" w:firstRowLastColumn="0" w:lastRowFirstColumn="0" w:lastRowLastColumn="0"/>
           <w:trHeight w:val="503"/>
-          <w:jc w:val="center"/>
         </w:trPr>
         <w:tc>
           <w:tcPr>
@@ -2503,12 +3122,21 @@
               </w:rPr>
               <w:t xml:space="preserve">Late </w:t>
             </w:r>
+            <w:proofErr w:type="spellStart"/>
             <w:r>
               <w:rPr>
                 <w:sz w:val="24"/>
                 <w:szCs w:val="24"/>
               </w:rPr>
-              <w:t>Dayashankar Agnihotri</w:t>
+              <w:t>Dayashankar</w:t>
+            </w:r>
+            <w:proofErr w:type="spellEnd"/>
+            <w:r>
+              <w:rPr>
+                <w:sz w:val="24"/>
+                <w:szCs w:val="24"/>
+              </w:rPr>
+              <w:t xml:space="preserve"> Agnihotri</w:t>
             </w:r>
           </w:p>
         </w:tc>
@@ -2516,7 +3144,6 @@
       <w:tr>
         <w:trPr>
           <w:trHeight w:val="530"/>
-          <w:jc w:val="center"/>
         </w:trPr>
         <w:tc>
           <w:tcPr>
@@ -2568,36 +3195,36 @@
                 <w:sz w:val="24"/>
                 <w:szCs w:val="24"/>
               </w:rPr>
-              <w:t>Dancing ,</w:t>
-            </w:r>
-            <w:proofErr w:type="gramEnd"/>
+              <w:t>Dancin</w:t>
+            </w:r>
             <w:r>
               <w:rPr>
                 <w:sz w:val="24"/>
                 <w:szCs w:val="24"/>
               </w:rPr>
-              <w:t xml:space="preserve"> </w:t>
+              <w:t xml:space="preserve">g </w:t>
             </w:r>
             <w:r>
               <w:rPr>
                 <w:sz w:val="24"/>
                 <w:szCs w:val="24"/>
               </w:rPr>
-              <w:t xml:space="preserve">Mixing </w:t>
-            </w:r>
+              <w:t>,</w:t>
+            </w:r>
+            <w:proofErr w:type="gramEnd"/>
             <w:r>
               <w:rPr>
                 <w:sz w:val="24"/>
                 <w:szCs w:val="24"/>
               </w:rPr>
-              <w:t>Songs</w:t>
+              <w:t xml:space="preserve"> </w:t>
             </w:r>
             <w:r>
               <w:rPr>
                 <w:sz w:val="24"/>
                 <w:szCs w:val="24"/>
               </w:rPr>
-              <w:t xml:space="preserve">, </w:t>
+              <w:t xml:space="preserve">Listening And Mixing Songs , </w:t>
             </w:r>
             <w:r>
               <w:rPr>
@@ -3022,6 +3649,119 @@
     </w:lvl>
   </w:abstractNum>
   <w:abstractNum w:abstractNumId="1" w15:restartNumberingAfterBreak="0">
+    <w:nsid w:val="0C751F7C"/>
+    <w:multiLevelType w:val="hybridMultilevel"/>
+    <w:tmpl w:val="49BE5CBC"/>
+    <w:lvl w:ilvl="0" w:tplc="04090001">
+      <w:start w:val="1"/>
+      <w:numFmt w:val="bullet"/>
+      <w:lvlText w:val=""/>
+      <w:lvlJc w:val="left"/>
+      <w:pPr>
+        <w:ind w:left="900" w:hanging="360"/>
+      </w:pPr>
+      <w:rPr>
+        <w:rFonts w:ascii="Symbol" w:hAnsi="Symbol" w:hint="default"/>
+      </w:rPr>
+    </w:lvl>
+    <w:lvl w:ilvl="1" w:tplc="04090003" w:tentative="1">
+      <w:start w:val="1"/>
+      <w:numFmt w:val="bullet"/>
+      <w:lvlText w:val="o"/>
+      <w:lvlJc w:val="left"/>
+      <w:pPr>
+        <w:ind w:left="1620" w:hanging="360"/>
+      </w:pPr>
+      <w:rPr>
+        <w:rFonts w:ascii="Courier New" w:hAnsi="Courier New" w:cs="Courier New" w:hint="default"/>
+      </w:rPr>
+    </w:lvl>
+    <w:lvl w:ilvl="2" w:tplc="04090005" w:tentative="1">
+      <w:start w:val="1"/>
+      <w:numFmt w:val="bullet"/>
+      <w:lvlText w:val=""/>
+      <w:lvlJc w:val="left"/>
+      <w:pPr>
+        <w:ind w:left="2340" w:hanging="360"/>
+      </w:pPr>
+      <w:rPr>
+        <w:rFonts w:ascii="Wingdings" w:hAnsi="Wingdings" w:hint="default"/>
+      </w:rPr>
+    </w:lvl>
+    <w:lvl w:ilvl="3" w:tplc="04090001" w:tentative="1">
+      <w:start w:val="1"/>
+      <w:numFmt w:val="bullet"/>
+      <w:lvlText w:val=""/>
+      <w:lvlJc w:val="left"/>
+      <w:pPr>
+        <w:ind w:left="3060" w:hanging="360"/>
+      </w:pPr>
+      <w:rPr>
+        <w:rFonts w:ascii="Symbol" w:hAnsi="Symbol" w:hint="default"/>
+      </w:rPr>
+    </w:lvl>
+    <w:lvl w:ilvl="4" w:tplc="04090003" w:tentative="1">
+      <w:start w:val="1"/>
+      <w:numFmt w:val="bullet"/>
+      <w:lvlText w:val="o"/>
+      <w:lvlJc w:val="left"/>
+      <w:pPr>
+        <w:ind w:left="3780" w:hanging="360"/>
+      </w:pPr>
+      <w:rPr>
+        <w:rFonts w:ascii="Courier New" w:hAnsi="Courier New" w:cs="Courier New" w:hint="default"/>
+      </w:rPr>
+    </w:lvl>
+    <w:lvl w:ilvl="5" w:tplc="04090005" w:tentative="1">
+      <w:start w:val="1"/>
+      <w:numFmt w:val="bullet"/>
+      <w:lvlText w:val=""/>
+      <w:lvlJc w:val="left"/>
+      <w:pPr>
+        <w:ind w:left="4500" w:hanging="360"/>
+      </w:pPr>
+      <w:rPr>
+        <w:rFonts w:ascii="Wingdings" w:hAnsi="Wingdings" w:hint="default"/>
+      </w:rPr>
+    </w:lvl>
+    <w:lvl w:ilvl="6" w:tplc="04090001" w:tentative="1">
+      <w:start w:val="1"/>
+      <w:numFmt w:val="bullet"/>
+      <w:lvlText w:val=""/>
+      <w:lvlJc w:val="left"/>
+      <w:pPr>
+        <w:ind w:left="5220" w:hanging="360"/>
+      </w:pPr>
+      <w:rPr>
+        <w:rFonts w:ascii="Symbol" w:hAnsi="Symbol" w:hint="default"/>
+      </w:rPr>
+    </w:lvl>
+    <w:lvl w:ilvl="7" w:tplc="04090003" w:tentative="1">
+      <w:start w:val="1"/>
+      <w:numFmt w:val="bullet"/>
+      <w:lvlText w:val="o"/>
+      <w:lvlJc w:val="left"/>
+      <w:pPr>
+        <w:ind w:left="5940" w:hanging="360"/>
+      </w:pPr>
+      <w:rPr>
+        <w:rFonts w:ascii="Courier New" w:hAnsi="Courier New" w:cs="Courier New" w:hint="default"/>
+      </w:rPr>
+    </w:lvl>
+    <w:lvl w:ilvl="8" w:tplc="04090005" w:tentative="1">
+      <w:start w:val="1"/>
+      <w:numFmt w:val="bullet"/>
+      <w:lvlText w:val=""/>
+      <w:lvlJc w:val="left"/>
+      <w:pPr>
+        <w:ind w:left="6660" w:hanging="360"/>
+      </w:pPr>
+      <w:rPr>
+        <w:rFonts w:ascii="Wingdings" w:hAnsi="Wingdings" w:hint="default"/>
+      </w:rPr>
+    </w:lvl>
+  </w:abstractNum>
+  <w:abstractNum w:abstractNumId="2" w15:restartNumberingAfterBreak="0">
     <w:nsid w:val="24DE02C6"/>
     <w:multiLevelType w:val="hybridMultilevel"/>
     <w:tmpl w:val="7F648BC0"/>
@@ -3134,7 +3874,7 @@
       </w:rPr>
     </w:lvl>
   </w:abstractNum>
-  <w:abstractNum w:abstractNumId="2" w15:restartNumberingAfterBreak="0">
+  <w:abstractNum w:abstractNumId="3" w15:restartNumberingAfterBreak="0">
     <w:nsid w:val="2EFD5F33"/>
     <w:multiLevelType w:val="hybridMultilevel"/>
     <w:tmpl w:val="C1D49020"/>
@@ -3247,7 +3987,120 @@
       </w:rPr>
     </w:lvl>
   </w:abstractNum>
-  <w:abstractNum w:abstractNumId="3" w15:restartNumberingAfterBreak="0">
+  <w:abstractNum w:abstractNumId="4" w15:restartNumberingAfterBreak="0">
+    <w:nsid w:val="39884CBA"/>
+    <w:multiLevelType w:val="hybridMultilevel"/>
+    <w:tmpl w:val="9A6A42E4"/>
+    <w:lvl w:ilvl="0" w:tplc="04090001">
+      <w:start w:val="1"/>
+      <w:numFmt w:val="bullet"/>
+      <w:lvlText w:val=""/>
+      <w:lvlJc w:val="left"/>
+      <w:pPr>
+        <w:ind w:left="720" w:hanging="360"/>
+      </w:pPr>
+      <w:rPr>
+        <w:rFonts w:ascii="Symbol" w:hAnsi="Symbol" w:hint="default"/>
+      </w:rPr>
+    </w:lvl>
+    <w:lvl w:ilvl="1" w:tplc="04090003" w:tentative="1">
+      <w:start w:val="1"/>
+      <w:numFmt w:val="bullet"/>
+      <w:lvlText w:val="o"/>
+      <w:lvlJc w:val="left"/>
+      <w:pPr>
+        <w:ind w:left="1440" w:hanging="360"/>
+      </w:pPr>
+      <w:rPr>
+        <w:rFonts w:ascii="Courier New" w:hAnsi="Courier New" w:cs="Courier New" w:hint="default"/>
+      </w:rPr>
+    </w:lvl>
+    <w:lvl w:ilvl="2" w:tplc="04090005" w:tentative="1">
+      <w:start w:val="1"/>
+      <w:numFmt w:val="bullet"/>
+      <w:lvlText w:val=""/>
+      <w:lvlJc w:val="left"/>
+      <w:pPr>
+        <w:ind w:left="2160" w:hanging="360"/>
+      </w:pPr>
+      <w:rPr>
+        <w:rFonts w:ascii="Wingdings" w:hAnsi="Wingdings" w:hint="default"/>
+      </w:rPr>
+    </w:lvl>
+    <w:lvl w:ilvl="3" w:tplc="04090001" w:tentative="1">
+      <w:start w:val="1"/>
+      <w:numFmt w:val="bullet"/>
+      <w:lvlText w:val=""/>
+      <w:lvlJc w:val="left"/>
+      <w:pPr>
+        <w:ind w:left="2880" w:hanging="360"/>
+      </w:pPr>
+      <w:rPr>
+        <w:rFonts w:ascii="Symbol" w:hAnsi="Symbol" w:hint="default"/>
+      </w:rPr>
+    </w:lvl>
+    <w:lvl w:ilvl="4" w:tplc="04090003" w:tentative="1">
+      <w:start w:val="1"/>
+      <w:numFmt w:val="bullet"/>
+      <w:lvlText w:val="o"/>
+      <w:lvlJc w:val="left"/>
+      <w:pPr>
+        <w:ind w:left="3600" w:hanging="360"/>
+      </w:pPr>
+      <w:rPr>
+        <w:rFonts w:ascii="Courier New" w:hAnsi="Courier New" w:cs="Courier New" w:hint="default"/>
+      </w:rPr>
+    </w:lvl>
+    <w:lvl w:ilvl="5" w:tplc="04090005" w:tentative="1">
+      <w:start w:val="1"/>
+      <w:numFmt w:val="bullet"/>
+      <w:lvlText w:val=""/>
+      <w:lvlJc w:val="left"/>
+      <w:pPr>
+        <w:ind w:left="4320" w:hanging="360"/>
+      </w:pPr>
+      <w:rPr>
+        <w:rFonts w:ascii="Wingdings" w:hAnsi="Wingdings" w:hint="default"/>
+      </w:rPr>
+    </w:lvl>
+    <w:lvl w:ilvl="6" w:tplc="04090001" w:tentative="1">
+      <w:start w:val="1"/>
+      <w:numFmt w:val="bullet"/>
+      <w:lvlText w:val=""/>
+      <w:lvlJc w:val="left"/>
+      <w:pPr>
+        <w:ind w:left="5040" w:hanging="360"/>
+      </w:pPr>
+      <w:rPr>
+        <w:rFonts w:ascii="Symbol" w:hAnsi="Symbol" w:hint="default"/>
+      </w:rPr>
+    </w:lvl>
+    <w:lvl w:ilvl="7" w:tplc="04090003" w:tentative="1">
+      <w:start w:val="1"/>
+      <w:numFmt w:val="bullet"/>
+      <w:lvlText w:val="o"/>
+      <w:lvlJc w:val="left"/>
+      <w:pPr>
+        <w:ind w:left="5760" w:hanging="360"/>
+      </w:pPr>
+      <w:rPr>
+        <w:rFonts w:ascii="Courier New" w:hAnsi="Courier New" w:cs="Courier New" w:hint="default"/>
+      </w:rPr>
+    </w:lvl>
+    <w:lvl w:ilvl="8" w:tplc="04090005" w:tentative="1">
+      <w:start w:val="1"/>
+      <w:numFmt w:val="bullet"/>
+      <w:lvlText w:val=""/>
+      <w:lvlJc w:val="left"/>
+      <w:pPr>
+        <w:ind w:left="6480" w:hanging="360"/>
+      </w:pPr>
+      <w:rPr>
+        <w:rFonts w:ascii="Wingdings" w:hAnsi="Wingdings" w:hint="default"/>
+      </w:rPr>
+    </w:lvl>
+  </w:abstractNum>
+  <w:abstractNum w:abstractNumId="5" w15:restartNumberingAfterBreak="0">
     <w:nsid w:val="601836F7"/>
     <w:multiLevelType w:val="hybridMultilevel"/>
     <w:tmpl w:val="C054DD66"/>
@@ -3360,7 +4213,120 @@
       </w:rPr>
     </w:lvl>
   </w:abstractNum>
-  <w:abstractNum w:abstractNumId="4" w15:restartNumberingAfterBreak="0">
+  <w:abstractNum w:abstractNumId="6" w15:restartNumberingAfterBreak="0">
+    <w:nsid w:val="71DF434A"/>
+    <w:multiLevelType w:val="hybridMultilevel"/>
+    <w:tmpl w:val="F5F4451A"/>
+    <w:lvl w:ilvl="0" w:tplc="04090001">
+      <w:start w:val="1"/>
+      <w:numFmt w:val="bullet"/>
+      <w:lvlText w:val=""/>
+      <w:lvlJc w:val="left"/>
+      <w:pPr>
+        <w:ind w:left="900" w:hanging="360"/>
+      </w:pPr>
+      <w:rPr>
+        <w:rFonts w:ascii="Symbol" w:hAnsi="Symbol" w:hint="default"/>
+      </w:rPr>
+    </w:lvl>
+    <w:lvl w:ilvl="1" w:tplc="04090003" w:tentative="1">
+      <w:start w:val="1"/>
+      <w:numFmt w:val="bullet"/>
+      <w:lvlText w:val="o"/>
+      <w:lvlJc w:val="left"/>
+      <w:pPr>
+        <w:ind w:left="1620" w:hanging="360"/>
+      </w:pPr>
+      <w:rPr>
+        <w:rFonts w:ascii="Courier New" w:hAnsi="Courier New" w:cs="Courier New" w:hint="default"/>
+      </w:rPr>
+    </w:lvl>
+    <w:lvl w:ilvl="2" w:tplc="04090005" w:tentative="1">
+      <w:start w:val="1"/>
+      <w:numFmt w:val="bullet"/>
+      <w:lvlText w:val=""/>
+      <w:lvlJc w:val="left"/>
+      <w:pPr>
+        <w:ind w:left="2340" w:hanging="360"/>
+      </w:pPr>
+      <w:rPr>
+        <w:rFonts w:ascii="Wingdings" w:hAnsi="Wingdings" w:hint="default"/>
+      </w:rPr>
+    </w:lvl>
+    <w:lvl w:ilvl="3" w:tplc="04090001" w:tentative="1">
+      <w:start w:val="1"/>
+      <w:numFmt w:val="bullet"/>
+      <w:lvlText w:val=""/>
+      <w:lvlJc w:val="left"/>
+      <w:pPr>
+        <w:ind w:left="3060" w:hanging="360"/>
+      </w:pPr>
+      <w:rPr>
+        <w:rFonts w:ascii="Symbol" w:hAnsi="Symbol" w:hint="default"/>
+      </w:rPr>
+    </w:lvl>
+    <w:lvl w:ilvl="4" w:tplc="04090003" w:tentative="1">
+      <w:start w:val="1"/>
+      <w:numFmt w:val="bullet"/>
+      <w:lvlText w:val="o"/>
+      <w:lvlJc w:val="left"/>
+      <w:pPr>
+        <w:ind w:left="3780" w:hanging="360"/>
+      </w:pPr>
+      <w:rPr>
+        <w:rFonts w:ascii="Courier New" w:hAnsi="Courier New" w:cs="Courier New" w:hint="default"/>
+      </w:rPr>
+    </w:lvl>
+    <w:lvl w:ilvl="5" w:tplc="04090005" w:tentative="1">
+      <w:start w:val="1"/>
+      <w:numFmt w:val="bullet"/>
+      <w:lvlText w:val=""/>
+      <w:lvlJc w:val="left"/>
+      <w:pPr>
+        <w:ind w:left="4500" w:hanging="360"/>
+      </w:pPr>
+      <w:rPr>
+        <w:rFonts w:ascii="Wingdings" w:hAnsi="Wingdings" w:hint="default"/>
+      </w:rPr>
+    </w:lvl>
+    <w:lvl w:ilvl="6" w:tplc="04090001" w:tentative="1">
+      <w:start w:val="1"/>
+      <w:numFmt w:val="bullet"/>
+      <w:lvlText w:val=""/>
+      <w:lvlJc w:val="left"/>
+      <w:pPr>
+        <w:ind w:left="5220" w:hanging="360"/>
+      </w:pPr>
+      <w:rPr>
+        <w:rFonts w:ascii="Symbol" w:hAnsi="Symbol" w:hint="default"/>
+      </w:rPr>
+    </w:lvl>
+    <w:lvl w:ilvl="7" w:tplc="04090003" w:tentative="1">
+      <w:start w:val="1"/>
+      <w:numFmt w:val="bullet"/>
+      <w:lvlText w:val="o"/>
+      <w:lvlJc w:val="left"/>
+      <w:pPr>
+        <w:ind w:left="5940" w:hanging="360"/>
+      </w:pPr>
+      <w:rPr>
+        <w:rFonts w:ascii="Courier New" w:hAnsi="Courier New" w:cs="Courier New" w:hint="default"/>
+      </w:rPr>
+    </w:lvl>
+    <w:lvl w:ilvl="8" w:tplc="04090005" w:tentative="1">
+      <w:start w:val="1"/>
+      <w:numFmt w:val="bullet"/>
+      <w:lvlText w:val=""/>
+      <w:lvlJc w:val="left"/>
+      <w:pPr>
+        <w:ind w:left="6660" w:hanging="360"/>
+      </w:pPr>
+      <w:rPr>
+        <w:rFonts w:ascii="Wingdings" w:hAnsi="Wingdings" w:hint="default"/>
+      </w:rPr>
+    </w:lvl>
+  </w:abstractNum>
+  <w:abstractNum w:abstractNumId="7" w15:restartNumberingAfterBreak="0">
     <w:nsid w:val="76101400"/>
     <w:multiLevelType w:val="hybridMultilevel"/>
     <w:tmpl w:val="D2F49B2A"/>
@@ -3370,7 +4336,7 @@
       <w:lvlText w:val=""/>
       <w:lvlJc w:val="left"/>
       <w:pPr>
-        <w:ind w:left="1447" w:hanging="360"/>
+        <w:ind w:left="900" w:hanging="360"/>
       </w:pPr>
       <w:rPr>
         <w:rFonts w:ascii="Symbol" w:hAnsi="Symbol" w:hint="default"/>
@@ -3382,7 +4348,7 @@
       <w:lvlText w:val="o"/>
       <w:lvlJc w:val="left"/>
       <w:pPr>
-        <w:ind w:left="2167" w:hanging="360"/>
+        <w:ind w:left="1620" w:hanging="360"/>
       </w:pPr>
       <w:rPr>
         <w:rFonts w:ascii="Courier New" w:hAnsi="Courier New" w:cs="Courier New" w:hint="default"/>
@@ -3394,7 +4360,7 @@
       <w:lvlText w:val=""/>
       <w:lvlJc w:val="left"/>
       <w:pPr>
-        <w:ind w:left="2887" w:hanging="360"/>
+        <w:ind w:left="2340" w:hanging="360"/>
       </w:pPr>
       <w:rPr>
         <w:rFonts w:ascii="Wingdings" w:hAnsi="Wingdings" w:hint="default"/>
@@ -3406,7 +4372,7 @@
       <w:lvlText w:val=""/>
       <w:lvlJc w:val="left"/>
       <w:pPr>
-        <w:ind w:left="3607" w:hanging="360"/>
+        <w:ind w:left="3060" w:hanging="360"/>
       </w:pPr>
       <w:rPr>
         <w:rFonts w:ascii="Symbol" w:hAnsi="Symbol" w:hint="default"/>
@@ -3418,7 +4384,7 @@
       <w:lvlText w:val="o"/>
       <w:lvlJc w:val="left"/>
       <w:pPr>
-        <w:ind w:left="4327" w:hanging="360"/>
+        <w:ind w:left="3780" w:hanging="360"/>
       </w:pPr>
       <w:rPr>
         <w:rFonts w:ascii="Courier New" w:hAnsi="Courier New" w:cs="Courier New" w:hint="default"/>
@@ -3430,7 +4396,7 @@
       <w:lvlText w:val=""/>
       <w:lvlJc w:val="left"/>
       <w:pPr>
-        <w:ind w:left="5047" w:hanging="360"/>
+        <w:ind w:left="4500" w:hanging="360"/>
       </w:pPr>
       <w:rPr>
         <w:rFonts w:ascii="Wingdings" w:hAnsi="Wingdings" w:hint="default"/>
@@ -3442,7 +4408,7 @@
       <w:lvlText w:val=""/>
       <w:lvlJc w:val="left"/>
       <w:pPr>
-        <w:ind w:left="5767" w:hanging="360"/>
+        <w:ind w:left="5220" w:hanging="360"/>
       </w:pPr>
       <w:rPr>
         <w:rFonts w:ascii="Symbol" w:hAnsi="Symbol" w:hint="default"/>
@@ -3454,7 +4420,7 @@
       <w:lvlText w:val="o"/>
       <w:lvlJc w:val="left"/>
       <w:pPr>
-        <w:ind w:left="6487" w:hanging="360"/>
+        <w:ind w:left="5940" w:hanging="360"/>
       </w:pPr>
       <w:rPr>
         <w:rFonts w:ascii="Courier New" w:hAnsi="Courier New" w:cs="Courier New" w:hint="default"/>
@@ -3466,7 +4432,7 @@
       <w:lvlText w:val=""/>
       <w:lvlJc w:val="left"/>
       <w:pPr>
-        <w:ind w:left="7207" w:hanging="360"/>
+        <w:ind w:left="6660" w:hanging="360"/>
       </w:pPr>
       <w:rPr>
         <w:rFonts w:ascii="Wingdings" w:hAnsi="Wingdings" w:hint="default"/>
@@ -3474,19 +4440,28 @@
     </w:lvl>
   </w:abstractNum>
   <w:num w:numId="1">
-    <w:abstractNumId w:val="1"/>
+    <w:abstractNumId w:val="2"/>
   </w:num>
   <w:num w:numId="2">
-    <w:abstractNumId w:val="2"/>
+    <w:abstractNumId w:val="3"/>
   </w:num>
   <w:num w:numId="3">
-    <w:abstractNumId w:val="4"/>
+    <w:abstractNumId w:val="7"/>
   </w:num>
   <w:num w:numId="4">
-    <w:abstractNumId w:val="3"/>
+    <w:abstractNumId w:val="5"/>
   </w:num>
   <w:num w:numId="5">
     <w:abstractNumId w:val="0"/>
+  </w:num>
+  <w:num w:numId="6">
+    <w:abstractNumId w:val="4"/>
+  </w:num>
+  <w:num w:numId="7">
+    <w:abstractNumId w:val="6"/>
+  </w:num>
+  <w:num w:numId="8">
+    <w:abstractNumId w:val="1"/>
   </w:num>
 </w:numbering>
 </file>
@@ -4330,6 +5305,63 @@
       <w:iCs/>
     </w:rPr>
   </w:style>
+  <w:style w:type="table" w:styleId="GridTable1Light-Accent6">
+    <w:name w:val="Grid Table 1 Light Accent 6"/>
+    <w:basedOn w:val="TableNormal"/>
+    <w:uiPriority w:val="46"/>
+    <w:rsid w:val="0042033F"/>
+    <w:pPr>
+      <w:spacing w:after="0" w:line="240" w:lineRule="auto"/>
+    </w:pPr>
+    <w:tblPr>
+      <w:tblStyleRowBandSize w:val="1"/>
+      <w:tblStyleColBandSize w:val="1"/>
+      <w:tblBorders>
+        <w:top w:val="single" w:sz="4" w:space="0" w:color="C5E0B3" w:themeColor="accent6" w:themeTint="66"/>
+        <w:left w:val="single" w:sz="4" w:space="0" w:color="C5E0B3" w:themeColor="accent6" w:themeTint="66"/>
+        <w:bottom w:val="single" w:sz="4" w:space="0" w:color="C5E0B3" w:themeColor="accent6" w:themeTint="66"/>
+        <w:right w:val="single" w:sz="4" w:space="0" w:color="C5E0B3" w:themeColor="accent6" w:themeTint="66"/>
+        <w:insideH w:val="single" w:sz="4" w:space="0" w:color="C5E0B3" w:themeColor="accent6" w:themeTint="66"/>
+        <w:insideV w:val="single" w:sz="4" w:space="0" w:color="C5E0B3" w:themeColor="accent6" w:themeTint="66"/>
+      </w:tblBorders>
+    </w:tblPr>
+    <w:tblStylePr w:type="firstRow">
+      <w:rPr>
+        <w:b/>
+        <w:bCs/>
+      </w:rPr>
+      <w:tblPr/>
+      <w:tcPr>
+        <w:tcBorders>
+          <w:bottom w:val="single" w:sz="12" w:space="0" w:color="A8D08D" w:themeColor="accent6" w:themeTint="99"/>
+        </w:tcBorders>
+      </w:tcPr>
+    </w:tblStylePr>
+    <w:tblStylePr w:type="lastRow">
+      <w:rPr>
+        <w:b/>
+        <w:bCs/>
+      </w:rPr>
+      <w:tblPr/>
+      <w:tcPr>
+        <w:tcBorders>
+          <w:top w:val="double" w:sz="2" w:space="0" w:color="A8D08D" w:themeColor="accent6" w:themeTint="99"/>
+        </w:tcBorders>
+      </w:tcPr>
+    </w:tblStylePr>
+    <w:tblStylePr w:type="firstCol">
+      <w:rPr>
+        <w:b/>
+        <w:bCs/>
+      </w:rPr>
+    </w:tblStylePr>
+    <w:tblStylePr w:type="lastCol">
+      <w:rPr>
+        <w:b/>
+        <w:bCs/>
+      </w:rPr>
+    </w:tblStylePr>
+  </w:style>
 </w:styles>
 </file>
 

--- a/doc/Nitesh agnihotri.docx
+++ b/doc/Nitesh agnihotri.docx
@@ -4,33 +4,35 @@
   <w:body>
     <w:p>
       <w:pPr>
+        <w:jc w:val="both"/>
         <w:rPr>
           <w:b/>
           <w:bCs/>
-          <w:color w:val="000000" w:themeColor="text1"/>
-          <w:sz w:val="44"/>
-          <w:szCs w:val="40"/>
-        </w:rPr>
-      </w:pPr>
-      <w:r>
-        <w:rPr>
+          <w:sz w:val="32"/>
+          <w:szCs w:val="32"/>
+        </w:rPr>
+      </w:pPr>
+      <w:r>
+        <w:rPr>
+          <w:b/>
+          <w:bCs/>
           <w:noProof/>
-          <w:sz w:val="44"/>
-          <w:szCs w:val="24"/>
+          <w:sz w:val="32"/>
+          <w:szCs w:val="32"/>
         </w:rPr>
         <mc:AlternateContent>
           <mc:Choice Requires="wps">
             <w:drawing>
-              <wp:anchor distT="45720" distB="45720" distL="114300" distR="114300" simplePos="0" relativeHeight="251661312" behindDoc="0" locked="0" layoutInCell="1" allowOverlap="1" wp14:anchorId="39224C69" wp14:editId="3370C4D7">
+              <wp:anchor distT="45720" distB="45720" distL="114300" distR="114300" simplePos="0" relativeHeight="251661312" behindDoc="0" locked="0" layoutInCell="1" allowOverlap="1" wp14:anchorId="111607F4" wp14:editId="7EF0C255">
                 <wp:simplePos x="0" y="0"/>
                 <wp:positionH relativeFrom="margin">
-                  <wp:align>right</wp:align>
+                  <wp:posOffset>4041140</wp:posOffset>
                 </wp:positionH>
                 <wp:positionV relativeFrom="paragraph">
-                  <wp:posOffset>22225</wp:posOffset>
+                  <wp:posOffset>9525</wp:posOffset>
                 </wp:positionV>
-                <wp:extent cx="2360930" cy="1404620"/>
-                <wp:effectExtent l="0" t="0" r="18415" b="14605"/>
+                <wp:extent cx="2057400" cy="955675"/>
+                <wp:effectExtent l="0" t="0" r="19050" b="15875"/>
                 <wp:wrapSquare wrapText="bothSides"/>
                 <wp:docPr id="217" name="Text Box 2"/>
                 <wp:cNvGraphicFramePr>
@@ -45,7 +47,7 @@
                       <wps:spPr bwMode="auto">
                         <a:xfrm>
                           <a:off x="0" y="0"/>
-                          <a:ext cx="2360930" cy="1404620"/>
+                          <a:ext cx="2057400" cy="955675"/>
                         </a:xfrm>
                         <a:prstGeom prst="rect">
                           <a:avLst/>
@@ -67,203 +69,98 @@
                           <w:p>
                             <w:pPr>
                               <w:jc w:val="right"/>
+                              <w:rPr>
+                                <w:sz w:val="24"/>
+                                <w:szCs w:val="24"/>
+                              </w:rPr>
                             </w:pPr>
+                            <w:proofErr w:type="gramStart"/>
                             <w:r>
-                              <w:fldChar w:fldCharType="begin"/>
-                            </w:r>
-                            <w:r>
-                              <w:instrText xml:space="preserve"> HYPERLINK "mailto:Agnihotrinitesh0@gmail.com" </w:instrText>
-                            </w:r>
-                            <w:r>
-                              <w:fldChar w:fldCharType="separate"/>
+                              <w:rPr>
+                                <w:sz w:val="24"/>
+                                <w:szCs w:val="24"/>
+                              </w:rPr>
+                              <w:t>Add</w:t>
                             </w:r>
                             <w:r>
                               <w:rPr>
-                                <w:rStyle w:val="Hyperlink"/>
+                                <w:sz w:val="24"/>
+                                <w:szCs w:val="24"/>
                               </w:rPr>
-                              <w:t>Agnihotrinitesh0@gmail.com</w:t>
+                              <w:t>ress</w:t>
                             </w:r>
                             <w:r>
-                              <w:fldChar w:fldCharType="end"/>
+                              <w:rPr>
+                                <w:sz w:val="24"/>
+                                <w:szCs w:val="24"/>
+                              </w:rPr>
+                              <w:t xml:space="preserve"> </w:t>
+                            </w:r>
+                            <w:r>
+                              <w:rPr>
+                                <w:sz w:val="24"/>
+                                <w:szCs w:val="24"/>
+                              </w:rPr>
+                              <w:t>:</w:t>
+                            </w:r>
+                            <w:proofErr w:type="gramEnd"/>
+                            <w:r>
+                              <w:rPr>
+                                <w:sz w:val="24"/>
+                                <w:szCs w:val="24"/>
+                              </w:rPr>
+                              <w:t>-</w:t>
+                            </w:r>
+                            <w:r>
+                              <w:rPr>
+                                <w:sz w:val="24"/>
+                                <w:szCs w:val="24"/>
+                              </w:rPr>
+                              <w:t xml:space="preserve"> 192, </w:t>
+                            </w:r>
+                          </w:p>
+                          <w:p>
+                            <w:pPr>
+                              <w:jc w:val="right"/>
+                              <w:rPr>
+                                <w:sz w:val="24"/>
+                                <w:szCs w:val="24"/>
+                              </w:rPr>
+                            </w:pPr>
+                            <w:r>
+                              <w:rPr>
+                                <w:sz w:val="24"/>
+                                <w:szCs w:val="24"/>
+                              </w:rPr>
+                              <w:t>Rajaram Nagar,</w:t>
+                            </w:r>
+                          </w:p>
+                          <w:p>
+                            <w:pPr>
+                              <w:jc w:val="right"/>
+                              <w:rPr>
+                                <w:sz w:val="24"/>
+                                <w:szCs w:val="24"/>
+                              </w:rPr>
+                            </w:pPr>
+                            <w:r>
+                              <w:rPr>
+                                <w:sz w:val="24"/>
+                                <w:szCs w:val="24"/>
+                              </w:rPr>
+                              <w:t xml:space="preserve">Dewas (M.P) - 455001 </w:t>
                             </w:r>
                           </w:p>
                           <w:p>
                             <w:pPr>
                               <w:jc w:val="right"/>
                             </w:pPr>
-                            <w:r>
-                              <w:t>+919340771476</w:t>
-                            </w:r>
-                          </w:p>
-                          <w:p>
-                            <w:pPr>
-                              <w:jc w:val="right"/>
-                            </w:pPr>
-                            <w:proofErr w:type="spellStart"/>
-                            <w:r>
-                              <w:t>Dewas</w:t>
-                            </w:r>
-                            <w:proofErr w:type="spellEnd"/>
-                            <w:r>
-                              <w:t xml:space="preserve"> (M.P)</w:t>
-                            </w:r>
                           </w:p>
                         </w:txbxContent>
                       </wps:txbx>
                       <wps:bodyPr rot="0" vert="horz" wrap="square" lIns="91440" tIns="45720" rIns="91440" bIns="45720" anchor="t" anchorCtr="0">
-                        <a:spAutoFit/>
+                        <a:noAutofit/>
                       </wps:bodyPr>
-                    </wps:wsp>
-                  </a:graphicData>
-                </a:graphic>
-                <wp14:sizeRelH relativeFrom="margin">
-                  <wp14:pctWidth>40000</wp14:pctWidth>
-                </wp14:sizeRelH>
-                <wp14:sizeRelV relativeFrom="margin">
-                  <wp14:pctHeight>20000</wp14:pctHeight>
-                </wp14:sizeRelV>
-              </wp:anchor>
-            </w:drawing>
-          </mc:Choice>
-          <mc:Fallback>
-            <w:pict>
-              <v:shapetype w14:anchorId="39224C69" id="_x0000_t202" coordsize="21600,21600" o:spt="202" path="m,l,21600r21600,l21600,xe">
-                <v:stroke joinstyle="miter"/>
-                <v:path gradientshapeok="t" o:connecttype="rect"/>
-              </v:shapetype>
-              <v:shape id="Text Box 2" o:spid="_x0000_s1026" type="#_x0000_t202" style="position:absolute;margin-left:134.7pt;margin-top:1.75pt;width:185.9pt;height:110.6pt;z-index:251661312;visibility:visible;mso-wrap-style:square;mso-width-percent:400;mso-height-percent:200;mso-wrap-distance-left:9pt;mso-wrap-distance-top:3.6pt;mso-wrap-distance-right:9pt;mso-wrap-distance-bottom:3.6pt;mso-position-horizontal:right;mso-position-horizontal-relative:margin;mso-position-vertical:absolute;mso-position-vertical-relative:text;mso-width-percent:400;mso-height-percent:200;mso-width-relative:margin;mso-height-relative:margin;v-text-anchor:top" o:gfxdata="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" strokecolor="white [3212]">
-                <v:textbox style="mso-fit-shape-to-text:t">
-                  <w:txbxContent>
-                    <w:p>
-                      <w:pPr>
-                        <w:jc w:val="right"/>
-                      </w:pPr>
-                      <w:r>
-                        <w:fldChar w:fldCharType="begin"/>
-                      </w:r>
-                      <w:r>
-                        <w:instrText xml:space="preserve"> HYPERLINK "mailto:Agnihotrinitesh0@gmail.com" </w:instrText>
-                      </w:r>
-                      <w:r>
-                        <w:fldChar w:fldCharType="separate"/>
-                      </w:r>
-                      <w:r>
-                        <w:rPr>
-                          <w:rStyle w:val="Hyperlink"/>
-                        </w:rPr>
-                        <w:t>Agnihotrinitesh0@gmail.com</w:t>
-                      </w:r>
-                      <w:r>
-                        <w:fldChar w:fldCharType="end"/>
-                      </w:r>
-                    </w:p>
-                    <w:p>
-                      <w:pPr>
-                        <w:jc w:val="right"/>
-                      </w:pPr>
-                      <w:r>
-                        <w:t>+919340771476</w:t>
-                      </w:r>
-                    </w:p>
-                    <w:p>
-                      <w:pPr>
-                        <w:jc w:val="right"/>
-                      </w:pPr>
-                      <w:proofErr w:type="spellStart"/>
-                      <w:r>
-                        <w:t>Dewas</w:t>
-                      </w:r>
-                      <w:proofErr w:type="spellEnd"/>
-                      <w:r>
-                        <w:t xml:space="preserve"> (M.P)</w:t>
-                      </w:r>
-                    </w:p>
-                  </w:txbxContent>
-                </v:textbox>
-                <w10:wrap type="square" anchorx="margin"/>
-              </v:shape>
-            </w:pict>
-          </mc:Fallback>
-        </mc:AlternateContent>
-      </w:r>
-      <w:r>
-        <w:rPr>
-          <w:b/>
-          <w:bCs/>
-          <w:color w:val="000000" w:themeColor="text1"/>
-          <w:sz w:val="44"/>
-          <w:szCs w:val="40"/>
-        </w:rPr>
-        <w:t>Nitesh Agnihotri</w:t>
-      </w:r>
-      <w:r>
-        <w:rPr>
-          <w:b/>
-          <w:bCs/>
-          <w:color w:val="000000" w:themeColor="text1"/>
-          <w:sz w:val="44"/>
-          <w:szCs w:val="40"/>
-        </w:rPr>
-        <w:t xml:space="preserve">  </w:t>
-      </w:r>
-    </w:p>
-    <w:p>
-      <w:pPr>
-        <w:rPr>
-          <w:sz w:val="24"/>
-          <w:szCs w:val="24"/>
-        </w:rPr>
-      </w:pPr>
-      <w:r>
-        <w:rPr>
-          <w:noProof/>
-          <w:sz w:val="24"/>
-          <w:szCs w:val="24"/>
-        </w:rPr>
-        <mc:AlternateContent>
-          <mc:Choice Requires="wps">
-            <w:drawing>
-              <wp:anchor distT="0" distB="0" distL="114300" distR="114300" simplePos="0" relativeHeight="251662336" behindDoc="0" locked="0" layoutInCell="1" allowOverlap="1" wp14:anchorId="5113212B" wp14:editId="27E4CF08">
-                <wp:simplePos x="0" y="0"/>
-                <wp:positionH relativeFrom="column">
-                  <wp:posOffset>-7620</wp:posOffset>
-                </wp:positionH>
-                <wp:positionV relativeFrom="paragraph">
-                  <wp:posOffset>86360</wp:posOffset>
-                </wp:positionV>
-                <wp:extent cx="1897380" cy="0"/>
-                <wp:effectExtent l="0" t="0" r="0" b="0"/>
-                <wp:wrapNone/>
-                <wp:docPr id="2" name="Straight Connector 2"/>
-                <wp:cNvGraphicFramePr/>
-                <a:graphic xmlns:a="http://schemas.openxmlformats.org/drawingml/2006/main">
-                  <a:graphicData uri="http://schemas.microsoft.com/office/word/2010/wordprocessingShape">
-                    <wps:wsp>
-                      <wps:cNvCnPr/>
-                      <wps:spPr>
-                        <a:xfrm flipV="1">
-                          <a:off x="0" y="0"/>
-                          <a:ext cx="1897380" cy="0"/>
-                        </a:xfrm>
-                        <a:prstGeom prst="line">
-                          <a:avLst/>
-                        </a:prstGeom>
-                      </wps:spPr>
-                      <wps:style>
-                        <a:lnRef idx="3">
-                          <a:schemeClr val="accent5"/>
-                        </a:lnRef>
-                        <a:fillRef idx="0">
-                          <a:schemeClr val="accent5"/>
-                        </a:fillRef>
-                        <a:effectRef idx="2">
-                          <a:schemeClr val="accent5"/>
-                        </a:effectRef>
-                        <a:fontRef idx="minor">
-                          <a:schemeClr val="tx1"/>
-                        </a:fontRef>
-                      </wps:style>
-                      <wps:bodyPr/>
                     </wps:wsp>
                   </a:graphicData>
                 </a:graphic>
@@ -278,21 +175,243 @@
           </mc:Choice>
           <mc:Fallback>
             <w:pict>
-              <v:line w14:anchorId="563E29EC" id="Straight Connector 2" o:spid="_x0000_s1026" style="position:absolute;flip:y;z-index:251662336;visibility:visible;mso-wrap-style:square;mso-width-percent:0;mso-height-percent:0;mso-wrap-distance-left:9pt;mso-wrap-distance-top:0;mso-wrap-distance-right:9pt;mso-wrap-distance-bottom:0;mso-position-horizontal:absolute;mso-position-horizontal-relative:text;mso-position-vertical:absolute;mso-position-vertical-relative:text;mso-width-percent:0;mso-height-percent:0;mso-width-relative:margin;mso-height-relative:margin" from="-.6pt,6.8pt" to="148.8pt,6.8pt" o:gfxdata="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" strokecolor="#5b9bd5 [3208]" strokeweight="1.5pt">
+              <v:shapetype w14:anchorId="111607F4" id="_x0000_t202" coordsize="21600,21600" o:spt="202" path="m,l,21600r21600,l21600,xe">
                 <v:stroke joinstyle="miter"/>
-              </v:line>
+                <v:path gradientshapeok="t" o:connecttype="rect"/>
+              </v:shapetype>
+              <v:shape id="Text Box 2" o:spid="_x0000_s1026" type="#_x0000_t202" style="position:absolute;left:0;text-align:left;margin-left:318.2pt;margin-top:.75pt;width:162pt;height:75.25pt;z-index:251661312;visibility:visible;mso-wrap-style:square;mso-width-percent:0;mso-height-percent:0;mso-wrap-distance-left:9pt;mso-wrap-distance-top:3.6pt;mso-wrap-distance-right:9pt;mso-wrap-distance-bottom:3.6pt;mso-position-horizontal:absolute;mso-position-horizontal-relative:margin;mso-position-vertical:absolute;mso-position-vertical-relative:text;mso-width-percent:0;mso-height-percent:0;mso-width-relative:margin;mso-height-relative:margin;v-text-anchor:top" o:gfxdata="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" strokecolor="white [3212]">
+                <v:textbox>
+                  <w:txbxContent>
+                    <w:p>
+                      <w:pPr>
+                        <w:jc w:val="right"/>
+                        <w:rPr>
+                          <w:sz w:val="24"/>
+                          <w:szCs w:val="24"/>
+                        </w:rPr>
+                      </w:pPr>
+                      <w:proofErr w:type="gramStart"/>
+                      <w:r>
+                        <w:rPr>
+                          <w:sz w:val="24"/>
+                          <w:szCs w:val="24"/>
+                        </w:rPr>
+                        <w:t>Add</w:t>
+                      </w:r>
+                      <w:r>
+                        <w:rPr>
+                          <w:sz w:val="24"/>
+                          <w:szCs w:val="24"/>
+                        </w:rPr>
+                        <w:t>ress</w:t>
+                      </w:r>
+                      <w:r>
+                        <w:rPr>
+                          <w:sz w:val="24"/>
+                          <w:szCs w:val="24"/>
+                        </w:rPr>
+                        <w:t xml:space="preserve"> </w:t>
+                      </w:r>
+                      <w:r>
+                        <w:rPr>
+                          <w:sz w:val="24"/>
+                          <w:szCs w:val="24"/>
+                        </w:rPr>
+                        <w:t>:</w:t>
+                      </w:r>
+                      <w:proofErr w:type="gramEnd"/>
+                      <w:r>
+                        <w:rPr>
+                          <w:sz w:val="24"/>
+                          <w:szCs w:val="24"/>
+                        </w:rPr>
+                        <w:t>-</w:t>
+                      </w:r>
+                      <w:r>
+                        <w:rPr>
+                          <w:sz w:val="24"/>
+                          <w:szCs w:val="24"/>
+                        </w:rPr>
+                        <w:t xml:space="preserve"> 192, </w:t>
+                      </w:r>
+                    </w:p>
+                    <w:p>
+                      <w:pPr>
+                        <w:jc w:val="right"/>
+                        <w:rPr>
+                          <w:sz w:val="24"/>
+                          <w:szCs w:val="24"/>
+                        </w:rPr>
+                      </w:pPr>
+                      <w:r>
+                        <w:rPr>
+                          <w:sz w:val="24"/>
+                          <w:szCs w:val="24"/>
+                        </w:rPr>
+                        <w:t>Rajaram Nagar,</w:t>
+                      </w:r>
+                    </w:p>
+                    <w:p>
+                      <w:pPr>
+                        <w:jc w:val="right"/>
+                        <w:rPr>
+                          <w:sz w:val="24"/>
+                          <w:szCs w:val="24"/>
+                        </w:rPr>
+                      </w:pPr>
+                      <w:r>
+                        <w:rPr>
+                          <w:sz w:val="24"/>
+                          <w:szCs w:val="24"/>
+                        </w:rPr>
+                        <w:t xml:space="preserve">Dewas (M.P) - 455001 </w:t>
+                      </w:r>
+                    </w:p>
+                    <w:p>
+                      <w:pPr>
+                        <w:jc w:val="right"/>
+                      </w:pPr>
+                    </w:p>
+                  </w:txbxContent>
+                </v:textbox>
+                <w10:wrap type="square" anchorx="margin"/>
+              </v:shape>
             </w:pict>
           </mc:Fallback>
         </mc:AlternateContent>
       </w:r>
+      <w:r>
+        <w:rPr>
+          <w:b/>
+          <w:bCs/>
+          <w:sz w:val="40"/>
+          <w:szCs w:val="40"/>
+        </w:rPr>
+        <w:t xml:space="preserve">Nitesh Agnihotri   </w:t>
+      </w:r>
+      <w:r>
+        <w:rPr>
+          <w:b/>
+          <w:bCs/>
+          <w:sz w:val="40"/>
+          <w:szCs w:val="40"/>
+        </w:rPr>
+        <w:tab/>
+      </w:r>
+      <w:r>
+        <w:rPr>
+          <w:b/>
+          <w:bCs/>
+          <w:sz w:val="32"/>
+          <w:szCs w:val="32"/>
+        </w:rPr>
+        <w:tab/>
+      </w:r>
     </w:p>
     <w:p>
       <w:pPr>
-        <w:rPr>
-          <w:sz w:val="24"/>
-          <w:szCs w:val="24"/>
-        </w:rPr>
-      </w:pPr>
+        <w:jc w:val="both"/>
+        <w:rPr>
+          <w:b/>
+          <w:bCs/>
+          <w:sz w:val="32"/>
+          <w:szCs w:val="32"/>
+        </w:rPr>
+      </w:pPr>
+      <w:r>
+        <w:rPr>
+          <w:sz w:val="24"/>
+          <w:szCs w:val="24"/>
+        </w:rPr>
+        <w:t>Contact No: +919340771476</w:t>
+      </w:r>
+      <w:r>
+        <w:rPr>
+          <w:b/>
+          <w:bCs/>
+          <w:sz w:val="32"/>
+          <w:szCs w:val="32"/>
+        </w:rPr>
+        <w:tab/>
+      </w:r>
+    </w:p>
+    <w:p>
+      <w:pPr>
+        <w:jc w:val="both"/>
+        <w:rPr>
+          <w:b/>
+          <w:bCs/>
+          <w:sz w:val="28"/>
+          <w:szCs w:val="28"/>
+        </w:rPr>
+      </w:pPr>
+      <w:r>
+        <w:rPr>
+          <w:sz w:val="24"/>
+          <w:szCs w:val="24"/>
+        </w:rPr>
+        <w:t xml:space="preserve">Email: </w:t>
+      </w:r>
+      <w:r>
+        <w:rPr>
+          <w:sz w:val="24"/>
+          <w:szCs w:val="24"/>
+        </w:rPr>
+        <w:t>a</w:t>
+      </w:r>
+      <w:r>
+        <w:rPr>
+          <w:sz w:val="24"/>
+          <w:szCs w:val="24"/>
+        </w:rPr>
+        <w:t>gnihotrinitesh0@gmail.com</w:t>
+      </w:r>
+      <w:r>
+        <w:rPr>
+          <w:b/>
+          <w:bCs/>
+          <w:sz w:val="28"/>
+          <w:szCs w:val="28"/>
+        </w:rPr>
+        <w:tab/>
+      </w:r>
+      <w:r>
+        <w:rPr>
+          <w:b/>
+          <w:bCs/>
+          <w:sz w:val="32"/>
+          <w:szCs w:val="32"/>
+        </w:rPr>
+        <w:tab/>
+        <w:t xml:space="preserve">       </w:t>
+      </w:r>
+      <w:r>
+        <w:rPr>
+          <w:b/>
+          <w:bCs/>
+          <w:sz w:val="32"/>
+          <w:szCs w:val="32"/>
+        </w:rPr>
+        <w:tab/>
+      </w:r>
+      <w:r>
+        <w:rPr>
+          <w:b/>
+          <w:bCs/>
+          <w:sz w:val="32"/>
+          <w:szCs w:val="32"/>
+        </w:rPr>
+        <w:tab/>
+      </w:r>
+      <w:r>
+        <w:rPr>
+          <w:b/>
+          <w:bCs/>
+          <w:sz w:val="28"/>
+          <w:szCs w:val="28"/>
+        </w:rPr>
+        <w:t xml:space="preserve">     </w:t>
+      </w:r>
     </w:p>
     <w:p>
       <w:pPr>
@@ -712,29 +831,36 @@
                 <w:sz w:val="24"/>
                 <w:szCs w:val="24"/>
               </w:rPr>
-              <w:t>TECH</w:t>
-            </w:r>
-            <w:proofErr w:type="gramEnd"/>
+              <w:t>T</w:t>
+            </w:r>
             <w:r>
               <w:rPr>
                 <w:sz w:val="24"/>
                 <w:szCs w:val="24"/>
               </w:rPr>
-              <w:t xml:space="preserve"> CSE(</w:t>
-            </w:r>
+              <w:t>ech</w:t>
+            </w:r>
+            <w:proofErr w:type="gramEnd"/>
             <w:r>
               <w:rPr>
                 <w:sz w:val="24"/>
                 <w:szCs w:val="24"/>
               </w:rPr>
-              <w:t>ICS</w:t>
+              <w:t xml:space="preserve"> CSE(</w:t>
             </w:r>
             <w:r>
               <w:rPr>
                 <w:sz w:val="24"/>
                 <w:szCs w:val="24"/>
               </w:rPr>
-              <w:t>)</w:t>
+              <w:t>i</w:t>
+            </w:r>
+            <w:r>
+              <w:rPr>
+                <w:sz w:val="24"/>
+                <w:szCs w:val="24"/>
+              </w:rPr>
+              <w:t>cs)</w:t>
             </w:r>
           </w:p>
         </w:tc>
@@ -808,39 +934,7 @@
                 <w:sz w:val="20"/>
                 <w:szCs w:val="20"/>
               </w:rPr>
-              <w:t xml:space="preserve">Shri Vaishnav </w:t>
-            </w:r>
-            <w:proofErr w:type="spellStart"/>
-            <w:r>
-              <w:rPr>
-                <w:sz w:val="20"/>
-                <w:szCs w:val="20"/>
-              </w:rPr>
-              <w:t>Vidhyapeeth</w:t>
-            </w:r>
-            <w:proofErr w:type="spellEnd"/>
-            <w:r>
-              <w:rPr>
-                <w:sz w:val="20"/>
-                <w:szCs w:val="20"/>
-              </w:rPr>
-              <w:t xml:space="preserve"> </w:t>
-            </w:r>
-            <w:proofErr w:type="spellStart"/>
-            <w:r>
-              <w:rPr>
-                <w:sz w:val="20"/>
-                <w:szCs w:val="20"/>
-              </w:rPr>
-              <w:t>Vishwidhyalaya</w:t>
-            </w:r>
-            <w:proofErr w:type="spellEnd"/>
-            <w:r>
-              <w:rPr>
-                <w:sz w:val="20"/>
-                <w:szCs w:val="20"/>
-              </w:rPr>
-              <w:t>, Indore (M.P)</w:t>
+              <w:t>Shri Vaishnav Vidhyapeeth Vishwidhyalaya, Indore (M.P)</w:t>
             </w:r>
           </w:p>
         </w:tc>
@@ -942,23 +1036,7 @@
                 <w:sz w:val="20"/>
                 <w:szCs w:val="20"/>
               </w:rPr>
-              <w:t xml:space="preserve">Ebenezer Senior Secondary School, </w:t>
-            </w:r>
-            <w:proofErr w:type="spellStart"/>
-            <w:r>
-              <w:rPr>
-                <w:sz w:val="20"/>
-                <w:szCs w:val="20"/>
-              </w:rPr>
-              <w:t>Dewas</w:t>
-            </w:r>
-            <w:proofErr w:type="spellEnd"/>
-            <w:r>
-              <w:rPr>
-                <w:sz w:val="20"/>
-                <w:szCs w:val="20"/>
-              </w:rPr>
-              <w:t xml:space="preserve"> (M.P)</w:t>
+              <w:t>Ebenezer Senior Secondary School, Dewas (M.P)</w:t>
             </w:r>
           </w:p>
         </w:tc>
@@ -1074,23 +1152,7 @@
                 <w:sz w:val="20"/>
                 <w:szCs w:val="20"/>
               </w:rPr>
-              <w:t xml:space="preserve">Ebenezer Senior Secondary School, </w:t>
-            </w:r>
-            <w:proofErr w:type="spellStart"/>
-            <w:r>
-              <w:rPr>
-                <w:sz w:val="20"/>
-                <w:szCs w:val="20"/>
-              </w:rPr>
-              <w:t>Dewas</w:t>
-            </w:r>
-            <w:proofErr w:type="spellEnd"/>
-            <w:r>
-              <w:rPr>
-                <w:sz w:val="20"/>
-                <w:szCs w:val="20"/>
-              </w:rPr>
-              <w:t xml:space="preserve"> (M.P)</w:t>
+              <w:t>Ebenezer Senior Secondary School, Dewas (M.P)</w:t>
             </w:r>
           </w:p>
         </w:tc>
@@ -1313,7 +1375,21 @@
           <w:sz w:val="24"/>
           <w:szCs w:val="24"/>
         </w:rPr>
-        <w:t>–</w:t>
+        <w:t xml:space="preserve">- HTML, CSS, </w:t>
+      </w:r>
+      <w:r>
+        <w:rPr>
+          <w:sz w:val="24"/>
+          <w:szCs w:val="24"/>
+        </w:rPr>
+        <w:t>JavaScript</w:t>
+      </w:r>
+      <w:r>
+        <w:rPr>
+          <w:sz w:val="24"/>
+          <w:szCs w:val="24"/>
+        </w:rPr>
+        <w:t>,</w:t>
       </w:r>
       <w:r>
         <w:rPr>
@@ -1322,41 +1398,12 @@
         </w:rPr>
         <w:t xml:space="preserve"> </w:t>
       </w:r>
-    </w:p>
-    <w:p>
-      <w:pPr>
-        <w:pStyle w:val="ListParagraph"/>
-        <w:ind w:left="1440"/>
-        <w:jc w:val="both"/>
-        <w:rPr>
-          <w:sz w:val="24"/>
-          <w:szCs w:val="24"/>
-        </w:rPr>
-      </w:pPr>
-      <w:r>
-        <w:rPr>
-          <w:sz w:val="24"/>
-          <w:szCs w:val="24"/>
-        </w:rPr>
-        <w:t xml:space="preserve">Beginning – JavaScript, Java, Python </w:t>
-      </w:r>
-    </w:p>
-    <w:p>
-      <w:pPr>
-        <w:pStyle w:val="ListParagraph"/>
-        <w:ind w:left="1440"/>
-        <w:jc w:val="both"/>
-        <w:rPr>
-          <w:sz w:val="24"/>
-          <w:szCs w:val="24"/>
-        </w:rPr>
-      </w:pPr>
-      <w:r>
-        <w:rPr>
-          <w:sz w:val="24"/>
-          <w:szCs w:val="24"/>
-        </w:rPr>
-        <w:t xml:space="preserve">Intermediate – C, HTML, CSS, PHP </w:t>
+      <w:r>
+        <w:rPr>
+          <w:sz w:val="24"/>
+          <w:szCs w:val="24"/>
+        </w:rPr>
+        <w:t xml:space="preserve">PHP, C, Java and Python (NumPy And Pandas)  </w:t>
       </w:r>
     </w:p>
     <w:p>
@@ -1589,11 +1636,16 @@
     </w:p>
     <w:p>
       <w:pPr>
+        <w:rPr>
+          <w:sz w:val="24"/>
+          <w:szCs w:val="24"/>
+        </w:rPr>
+      </w:pPr>
+    </w:p>
+    <w:p>
+      <w:pPr>
         <w:shd w:val="clear" w:color="auto" w:fill="E7E6E6" w:themeFill="background2"/>
-        <w:tabs>
-          <w:tab w:val="center" w:pos="4801"/>
-          <w:tab w:val="right" w:pos="9602"/>
-        </w:tabs>
+        <w:jc w:val="center"/>
         <w:rPr>
           <w:b/>
           <w:bCs/>
@@ -1609,200 +1661,6 @@
           <w:szCs w:val="28"/>
         </w:rPr>
         <w:lastRenderedPageBreak/>
-        <w:tab/>
-      </w:r>
-      <w:r>
-        <w:rPr>
-          <w:b/>
-          <w:bCs/>
-          <w:sz w:val="28"/>
-          <w:szCs w:val="28"/>
-        </w:rPr>
-        <w:t xml:space="preserve">Projects </w:t>
-      </w:r>
-      <w:r>
-        <w:rPr>
-          <w:b/>
-          <w:bCs/>
-          <w:sz w:val="28"/>
-          <w:szCs w:val="28"/>
-        </w:rPr>
-        <w:t>/</w:t>
-      </w:r>
-      <w:r>
-        <w:rPr>
-          <w:b/>
-          <w:bCs/>
-          <w:sz w:val="28"/>
-          <w:szCs w:val="28"/>
-        </w:rPr>
-        <w:t xml:space="preserve"> Work Samples</w:t>
-      </w:r>
-      <w:r>
-        <w:rPr>
-          <w:b/>
-          <w:bCs/>
-          <w:sz w:val="28"/>
-          <w:szCs w:val="28"/>
-        </w:rPr>
-        <w:tab/>
-      </w:r>
-    </w:p>
-    <w:p>
-      <w:pPr>
-        <w:pStyle w:val="ListParagraph"/>
-        <w:numPr>
-          <w:ilvl w:val="0"/>
-          <w:numId w:val="8"/>
-        </w:numPr>
-        <w:jc w:val="both"/>
-      </w:pPr>
-      <w:r>
-        <w:rPr>
-          <w:b/>
-          <w:bCs/>
-          <w:sz w:val="24"/>
-          <w:szCs w:val="24"/>
-        </w:rPr>
-        <w:t>Portfolio</w:t>
-      </w:r>
-      <w:r>
-        <w:rPr>
-          <w:sz w:val="24"/>
-          <w:szCs w:val="24"/>
-        </w:rPr>
-        <w:t xml:space="preserve"> – </w:t>
-      </w:r>
-    </w:p>
-    <w:p>
-      <w:pPr>
-        <w:pStyle w:val="ListParagraph"/>
-        <w:ind w:left="900"/>
-        <w:jc w:val="both"/>
-      </w:pPr>
-      <w:r>
-        <w:t>I have created my portfolio to show up my skills.</w:t>
-      </w:r>
-    </w:p>
-    <w:p>
-      <w:pPr>
-        <w:pStyle w:val="ListParagraph"/>
-        <w:ind w:left="900"/>
-        <w:jc w:val="both"/>
-        <w:rPr>
-          <w:sz w:val="24"/>
-          <w:szCs w:val="24"/>
-        </w:rPr>
-      </w:pPr>
-      <w:hyperlink r:id="rId6" w:history="1">
-        <w:r>
-          <w:rPr>
-            <w:rStyle w:val="Hyperlink"/>
-            <w:sz w:val="24"/>
-            <w:szCs w:val="24"/>
-          </w:rPr>
-          <w:t>https://niteshagnihotri.github.io/niteshagnihotri/</w:t>
-        </w:r>
-      </w:hyperlink>
-    </w:p>
-    <w:p>
-      <w:pPr>
-        <w:pStyle w:val="ListParagraph"/>
-        <w:ind w:left="900"/>
-        <w:jc w:val="both"/>
-        <w:rPr>
-          <w:sz w:val="24"/>
-          <w:szCs w:val="24"/>
-        </w:rPr>
-      </w:pPr>
-    </w:p>
-    <w:p>
-      <w:pPr>
-        <w:pStyle w:val="ListParagraph"/>
-        <w:numPr>
-          <w:ilvl w:val="0"/>
-          <w:numId w:val="8"/>
-        </w:numPr>
-        <w:jc w:val="both"/>
-      </w:pPr>
-      <w:proofErr w:type="spellStart"/>
-      <w:r>
-        <w:rPr>
-          <w:b/>
-          <w:bCs/>
-          <w:sz w:val="24"/>
-          <w:szCs w:val="24"/>
-        </w:rPr>
-        <w:t>PrachiSketches</w:t>
-      </w:r>
-      <w:proofErr w:type="spellEnd"/>
-      <w:r>
-        <w:rPr>
-          <w:sz w:val="24"/>
-          <w:szCs w:val="24"/>
-        </w:rPr>
-        <w:t xml:space="preserve"> – </w:t>
-      </w:r>
-    </w:p>
-    <w:p>
-      <w:pPr>
-        <w:pStyle w:val="ListParagraph"/>
-        <w:ind w:left="900"/>
-        <w:jc w:val="both"/>
-      </w:pPr>
-      <w:r>
-        <w:t>Prachi Sketches was found to bring a new standard of quality and services to Handmade Portrait Painting, Pencil Sketches, Charcoal Sketch, Digital Oil Painting.</w:t>
-      </w:r>
-    </w:p>
-    <w:p>
-      <w:pPr>
-        <w:pStyle w:val="ListParagraph"/>
-        <w:ind w:left="900"/>
-        <w:jc w:val="both"/>
-        <w:rPr>
-          <w:b/>
-          <w:bCs/>
-          <w:sz w:val="24"/>
-          <w:szCs w:val="24"/>
-        </w:rPr>
-      </w:pPr>
-      <w:hyperlink r:id="rId7" w:history="1">
-        <w:r>
-          <w:rPr>
-            <w:rStyle w:val="Hyperlink"/>
-            <w:sz w:val="24"/>
-            <w:szCs w:val="24"/>
-          </w:rPr>
-          <w:t>https://niteshagnihotri.github.io/prachiskteches/</w:t>
-        </w:r>
-      </w:hyperlink>
-    </w:p>
-    <w:p>
-      <w:pPr>
-        <w:rPr>
-          <w:sz w:val="24"/>
-          <w:szCs w:val="24"/>
-        </w:rPr>
-      </w:pPr>
-    </w:p>
-    <w:p>
-      <w:pPr>
-        <w:shd w:val="clear" w:color="auto" w:fill="E7E6E6" w:themeFill="background2"/>
-        <w:jc w:val="center"/>
-        <w:rPr>
-          <w:b/>
-          <w:bCs/>
-          <w:sz w:val="28"/>
-          <w:szCs w:val="28"/>
-        </w:rPr>
-      </w:pPr>
-      <w:r>
-        <w:rPr>
-          <w:b/>
-          <w:bCs/>
-          <w:sz w:val="28"/>
-          <w:szCs w:val="28"/>
-        </w:rPr>
         <w:t>Achievements</w:t>
       </w:r>
     </w:p>
@@ -1854,23 +1712,7 @@
           <w:sz w:val="24"/>
           <w:szCs w:val="24"/>
         </w:rPr>
-        <w:t xml:space="preserve">by </w:t>
-      </w:r>
-      <w:r>
-        <w:rPr>
-          <w:b/>
-          <w:bCs/>
-          <w:sz w:val="24"/>
-          <w:szCs w:val="24"/>
-        </w:rPr>
-        <w:t>Google Digital Garage</w:t>
-      </w:r>
-      <w:r>
-        <w:rPr>
-          <w:sz w:val="24"/>
-          <w:szCs w:val="24"/>
-        </w:rPr>
-        <w:t xml:space="preserve"> on 29/07/2020</w:t>
+        <w:t>by Google Digital Garage on 29/07/2020</w:t>
       </w:r>
     </w:p>
     <w:p>
@@ -1928,23 +1770,7 @@
           <w:sz w:val="24"/>
           <w:szCs w:val="24"/>
         </w:rPr>
-        <w:t xml:space="preserve">by </w:t>
-      </w:r>
-      <w:proofErr w:type="spellStart"/>
-      <w:r>
-        <w:rPr>
-          <w:sz w:val="24"/>
-          <w:szCs w:val="24"/>
-        </w:rPr>
-        <w:t>Techwood</w:t>
-      </w:r>
-      <w:proofErr w:type="spellEnd"/>
-      <w:r>
-        <w:rPr>
-          <w:sz w:val="24"/>
-          <w:szCs w:val="24"/>
-        </w:rPr>
-        <w:t xml:space="preserve"> Academy and Udemy </w:t>
+        <w:t xml:space="preserve">by Techwood Academy and Udemy </w:t>
       </w:r>
       <w:r>
         <w:rPr>
@@ -2025,21 +1851,12 @@
         </w:rPr>
         <w:t xml:space="preserve">by </w:t>
       </w:r>
-      <w:proofErr w:type="spellStart"/>
-      <w:r>
-        <w:rPr>
-          <w:sz w:val="24"/>
-          <w:szCs w:val="24"/>
-        </w:rPr>
-        <w:t>EdYoda</w:t>
-      </w:r>
-      <w:proofErr w:type="spellEnd"/>
-      <w:r>
-        <w:rPr>
-          <w:sz w:val="24"/>
-          <w:szCs w:val="24"/>
-        </w:rPr>
-        <w:t xml:space="preserve"> Digital University</w:t>
+      <w:r>
+        <w:rPr>
+          <w:sz w:val="24"/>
+          <w:szCs w:val="24"/>
+        </w:rPr>
+        <w:t>EdYoda Digital University</w:t>
       </w:r>
       <w:r>
         <w:rPr>
@@ -2125,23 +1942,7 @@
           <w:sz w:val="24"/>
           <w:szCs w:val="24"/>
         </w:rPr>
-        <w:t xml:space="preserve"> by </w:t>
-      </w:r>
-      <w:proofErr w:type="spellStart"/>
-      <w:r>
-        <w:rPr>
-          <w:sz w:val="24"/>
-          <w:szCs w:val="24"/>
-        </w:rPr>
-        <w:t>EdYoda</w:t>
-      </w:r>
-      <w:proofErr w:type="spellEnd"/>
-      <w:r>
-        <w:rPr>
-          <w:sz w:val="24"/>
-          <w:szCs w:val="24"/>
-        </w:rPr>
-        <w:t xml:space="preserve"> Digital University</w:t>
+        <w:t xml:space="preserve"> by EdYoda Digital University</w:t>
       </w:r>
       <w:r>
         <w:rPr>
@@ -2254,15 +2055,7 @@
           <w:sz w:val="24"/>
           <w:szCs w:val="24"/>
         </w:rPr>
-        <w:t xml:space="preserve">nd </w:t>
-      </w:r>
-      <w:proofErr w:type="spellStart"/>
-      <w:r>
-        <w:rPr>
-          <w:sz w:val="24"/>
-          <w:szCs w:val="24"/>
-        </w:rPr>
-        <w:t>Ski</w:t>
+        <w:t>nd Ski</w:t>
       </w:r>
       <w:r>
         <w:rPr>
@@ -2292,7 +2085,6 @@
         </w:rPr>
         <w:t>afe</w:t>
       </w:r>
-      <w:proofErr w:type="spellEnd"/>
       <w:r>
         <w:rPr>
           <w:sz w:val="24"/>
@@ -2424,407 +2216,7 @@
     </w:p>
     <w:p>
       <w:pPr>
-        <w:pStyle w:val="ListParagraph"/>
-        <w:numPr>
-          <w:ilvl w:val="0"/>
-          <w:numId w:val="3"/>
-        </w:numPr>
-        <w:jc w:val="both"/>
-        <w:rPr>
-          <w:sz w:val="24"/>
-          <w:szCs w:val="24"/>
-        </w:rPr>
-      </w:pPr>
-      <w:r>
-        <w:rPr>
-          <w:sz w:val="24"/>
-          <w:szCs w:val="24"/>
-        </w:rPr>
-        <w:t xml:space="preserve">Participated in </w:t>
-      </w:r>
-      <w:r>
-        <w:rPr>
-          <w:b/>
-          <w:bCs/>
-          <w:sz w:val="24"/>
-          <w:szCs w:val="24"/>
-        </w:rPr>
-        <w:t xml:space="preserve">4th National Conclave on Cyber </w:t>
-      </w:r>
-      <w:proofErr w:type="spellStart"/>
-      <w:r>
-        <w:rPr>
-          <w:b/>
-          <w:bCs/>
-          <w:sz w:val="24"/>
-          <w:szCs w:val="24"/>
-        </w:rPr>
-        <w:t>Defence</w:t>
-      </w:r>
-      <w:proofErr w:type="spellEnd"/>
-      <w:r>
-        <w:rPr>
-          <w:b/>
-          <w:bCs/>
-          <w:sz w:val="24"/>
-          <w:szCs w:val="24"/>
-        </w:rPr>
-        <w:t xml:space="preserve"> </w:t>
-      </w:r>
-      <w:r>
-        <w:rPr>
-          <w:b/>
-          <w:bCs/>
-          <w:sz w:val="24"/>
-          <w:szCs w:val="24"/>
-        </w:rPr>
-        <w:t>- SAJAG 2021</w:t>
-      </w:r>
-      <w:r>
-        <w:rPr>
-          <w:sz w:val="24"/>
-          <w:szCs w:val="24"/>
-        </w:rPr>
-        <w:t xml:space="preserve"> </w:t>
-      </w:r>
-      <w:r>
-        <w:rPr>
-          <w:sz w:val="24"/>
-          <w:szCs w:val="24"/>
-        </w:rPr>
-        <w:t>held at Shri Vaishnav Vidyapeeth Vishwavidyalaya, Indore on March 18, 2021.</w:t>
-      </w:r>
-    </w:p>
-    <w:p>
-      <w:pPr>
-        <w:pStyle w:val="ListParagraph"/>
-        <w:ind w:left="900"/>
-        <w:jc w:val="both"/>
-        <w:rPr>
-          <w:sz w:val="24"/>
-          <w:szCs w:val="24"/>
-        </w:rPr>
-      </w:pPr>
-    </w:p>
-    <w:p>
-      <w:pPr>
-        <w:pStyle w:val="ListParagraph"/>
-        <w:ind w:left="900"/>
-        <w:jc w:val="both"/>
-        <w:rPr>
-          <w:sz w:val="24"/>
-          <w:szCs w:val="24"/>
-        </w:rPr>
-      </w:pPr>
-    </w:p>
-    <w:p>
-      <w:pPr>
-        <w:shd w:val="clear" w:color="auto" w:fill="E7E6E6" w:themeFill="background2"/>
-        <w:jc w:val="center"/>
-        <w:rPr>
-          <w:b/>
-          <w:bCs/>
-          <w:sz w:val="28"/>
-          <w:szCs w:val="28"/>
-        </w:rPr>
-      </w:pPr>
-      <w:r>
-        <w:rPr>
-          <w:b/>
-          <w:bCs/>
-          <w:sz w:val="28"/>
-          <w:szCs w:val="28"/>
-        </w:rPr>
-        <w:t>Jobs &amp; Internship</w:t>
-      </w:r>
-      <w:r>
-        <w:rPr>
-          <w:b/>
-          <w:bCs/>
-          <w:sz w:val="28"/>
-          <w:szCs w:val="28"/>
-        </w:rPr>
-        <w:t>s</w:t>
-      </w:r>
-    </w:p>
-    <w:p>
-      <w:pPr>
-        <w:pStyle w:val="ListParagraph"/>
-        <w:numPr>
-          <w:ilvl w:val="0"/>
-          <w:numId w:val="7"/>
-        </w:numPr>
-        <w:jc w:val="both"/>
-        <w:rPr>
-          <w:b/>
-          <w:bCs/>
-          <w:sz w:val="24"/>
-          <w:szCs w:val="24"/>
-        </w:rPr>
-      </w:pPr>
-      <w:r>
-        <w:rPr>
-          <w:b/>
-          <w:bCs/>
-          <w:sz w:val="24"/>
-          <w:szCs w:val="24"/>
-        </w:rPr>
-        <w:t>Campus Ambas</w:t>
-      </w:r>
-      <w:r>
-        <w:rPr>
-          <w:b/>
-          <w:bCs/>
-          <w:sz w:val="24"/>
-          <w:szCs w:val="24"/>
-        </w:rPr>
-        <w:t>sador of KAIZEN’21</w:t>
-      </w:r>
-    </w:p>
-    <w:p>
-      <w:pPr>
-        <w:pStyle w:val="ListParagraph"/>
-        <w:ind w:left="900"/>
-        <w:jc w:val="both"/>
-        <w:rPr>
-          <w:color w:val="3B3838" w:themeColor="background2" w:themeShade="40"/>
-        </w:rPr>
-      </w:pPr>
-      <w:r>
-        <w:rPr>
-          <w:color w:val="3B3838" w:themeColor="background2" w:themeShade="40"/>
-        </w:rPr>
-        <w:t>NSS IIT Delhi, Virtual</w:t>
-      </w:r>
-    </w:p>
-    <w:p>
-      <w:pPr>
-        <w:pStyle w:val="ListParagraph"/>
-        <w:ind w:left="900"/>
-        <w:jc w:val="both"/>
-        <w:rPr>
-          <w:color w:val="3B3838" w:themeColor="background2" w:themeShade="40"/>
-        </w:rPr>
-      </w:pPr>
-      <w:r>
-        <w:rPr>
-          <w:color w:val="3B3838" w:themeColor="background2" w:themeShade="40"/>
-        </w:rPr>
-        <w:t xml:space="preserve">Mar 2021 – Present </w:t>
-      </w:r>
-    </w:p>
-    <w:p>
-      <w:pPr>
-        <w:pStyle w:val="ListParagraph"/>
-        <w:ind w:left="900"/>
-        <w:jc w:val="both"/>
-        <w:rPr>
-          <w:color w:val="3B3838" w:themeColor="background2" w:themeShade="40"/>
-        </w:rPr>
-      </w:pPr>
-      <w:r>
-        <w:rPr>
-          <w:color w:val="3B3838" w:themeColor="background2" w:themeShade="40"/>
-        </w:rPr>
-        <w:t>Kaizen'21 is an event organize by NSS IIT Delhi. As a Campus Ambassador, I have to increase outreach of Kaizen'21 and make the public aware for the events</w:t>
-      </w:r>
-      <w:r>
-        <w:rPr>
-          <w:color w:val="3B3838" w:themeColor="background2" w:themeShade="40"/>
-        </w:rPr>
-        <w:t xml:space="preserve">. </w:t>
-      </w:r>
-    </w:p>
-    <w:p>
-      <w:pPr>
-        <w:pStyle w:val="ListParagraph"/>
-        <w:ind w:left="900"/>
-        <w:jc w:val="both"/>
-        <w:rPr>
-          <w:color w:val="3B3838" w:themeColor="background2" w:themeShade="40"/>
-          <w:sz w:val="24"/>
-          <w:szCs w:val="24"/>
-        </w:rPr>
-      </w:pPr>
-    </w:p>
-    <w:p>
-      <w:pPr>
-        <w:pStyle w:val="ListParagraph"/>
-        <w:numPr>
-          <w:ilvl w:val="0"/>
-          <w:numId w:val="7"/>
-        </w:numPr>
-        <w:jc w:val="both"/>
-        <w:rPr>
-          <w:b/>
-          <w:bCs/>
-          <w:color w:val="3B3838" w:themeColor="background2" w:themeShade="40"/>
-          <w:sz w:val="24"/>
-          <w:szCs w:val="24"/>
-        </w:rPr>
-      </w:pPr>
-      <w:proofErr w:type="spellStart"/>
-      <w:r>
-        <w:rPr>
-          <w:b/>
-          <w:bCs/>
-          <w:color w:val="3B3838" w:themeColor="background2" w:themeShade="40"/>
-          <w:sz w:val="24"/>
-          <w:szCs w:val="24"/>
-        </w:rPr>
-        <w:t>Internshala</w:t>
-      </w:r>
-      <w:proofErr w:type="spellEnd"/>
-      <w:r>
-        <w:rPr>
-          <w:b/>
-          <w:bCs/>
-          <w:color w:val="3B3838" w:themeColor="background2" w:themeShade="40"/>
-          <w:sz w:val="24"/>
-          <w:szCs w:val="24"/>
-        </w:rPr>
-        <w:t xml:space="preserve"> Student Partner – ISP 22</w:t>
-      </w:r>
-    </w:p>
-    <w:p>
-      <w:pPr>
-        <w:pStyle w:val="ListParagraph"/>
-        <w:ind w:left="900"/>
-        <w:jc w:val="both"/>
-        <w:rPr>
-          <w:color w:val="3B3838" w:themeColor="background2" w:themeShade="40"/>
-        </w:rPr>
-      </w:pPr>
-      <w:proofErr w:type="spellStart"/>
-      <w:r>
-        <w:rPr>
-          <w:color w:val="3B3838" w:themeColor="background2" w:themeShade="40"/>
-        </w:rPr>
-        <w:t>Internshala</w:t>
-      </w:r>
-      <w:proofErr w:type="spellEnd"/>
-      <w:r>
-        <w:rPr>
-          <w:color w:val="3B3838" w:themeColor="background2" w:themeShade="40"/>
-        </w:rPr>
-        <w:t>, Virtual</w:t>
-      </w:r>
-    </w:p>
-    <w:p>
-      <w:pPr>
-        <w:pStyle w:val="ListParagraph"/>
-        <w:ind w:left="900"/>
-        <w:jc w:val="both"/>
-        <w:rPr>
-          <w:color w:val="3B3838" w:themeColor="background2" w:themeShade="40"/>
-        </w:rPr>
-      </w:pPr>
-      <w:r>
-        <w:rPr>
-          <w:color w:val="3B3838" w:themeColor="background2" w:themeShade="40"/>
-        </w:rPr>
-        <w:t xml:space="preserve">Mar 2021 – Present </w:t>
-      </w:r>
-    </w:p>
-    <w:p>
-      <w:pPr>
-        <w:pStyle w:val="ListParagraph"/>
-        <w:ind w:left="900"/>
-        <w:jc w:val="both"/>
-        <w:rPr>
-          <w:color w:val="3B3838" w:themeColor="background2" w:themeShade="40"/>
-          <w:sz w:val="24"/>
-          <w:szCs w:val="24"/>
-        </w:rPr>
-      </w:pPr>
-      <w:r>
-        <w:rPr>
-          <w:color w:val="3B3838" w:themeColor="background2" w:themeShade="40"/>
-        </w:rPr>
-        <w:t xml:space="preserve">As an ISP, I have to create awareness about </w:t>
-      </w:r>
-      <w:proofErr w:type="spellStart"/>
-      <w:r>
-        <w:rPr>
-          <w:color w:val="3B3838" w:themeColor="background2" w:themeShade="40"/>
-        </w:rPr>
-        <w:t>Internshala</w:t>
-      </w:r>
-      <w:proofErr w:type="spellEnd"/>
-      <w:r>
-        <w:rPr>
-          <w:color w:val="3B3838" w:themeColor="background2" w:themeShade="40"/>
-        </w:rPr>
-        <w:t xml:space="preserve"> </w:t>
-      </w:r>
-      <w:r>
-        <w:rPr>
-          <w:color w:val="3B3838" w:themeColor="background2" w:themeShade="40"/>
-        </w:rPr>
-        <w:t>I</w:t>
-      </w:r>
-      <w:r>
-        <w:rPr>
-          <w:color w:val="3B3838" w:themeColor="background2" w:themeShade="40"/>
-        </w:rPr>
-        <w:t xml:space="preserve">nternships and getting new students to register for </w:t>
-      </w:r>
-      <w:proofErr w:type="spellStart"/>
-      <w:r>
-        <w:rPr>
-          <w:color w:val="3B3838" w:themeColor="background2" w:themeShade="40"/>
-        </w:rPr>
-        <w:t>Internshala</w:t>
-      </w:r>
-      <w:proofErr w:type="spellEnd"/>
-      <w:r>
-        <w:rPr>
-          <w:color w:val="3B3838" w:themeColor="background2" w:themeShade="40"/>
-          <w:sz w:val="24"/>
-          <w:szCs w:val="24"/>
-        </w:rPr>
-        <w:t>.</w:t>
-      </w:r>
-    </w:p>
-    <w:p>
-      <w:pPr>
-        <w:pStyle w:val="ListParagraph"/>
-        <w:ind w:left="900"/>
-        <w:jc w:val="both"/>
-        <w:rPr>
-          <w:color w:val="3B3838" w:themeColor="background2" w:themeShade="40"/>
-          <w:sz w:val="24"/>
-          <w:szCs w:val="24"/>
-        </w:rPr>
-      </w:pPr>
-    </w:p>
-    <w:p>
-      <w:pPr>
-        <w:pStyle w:val="ListParagraph"/>
-        <w:ind w:left="900"/>
-        <w:jc w:val="both"/>
-        <w:rPr>
-          <w:color w:val="3B3838" w:themeColor="background2" w:themeShade="40"/>
-          <w:sz w:val="24"/>
-          <w:szCs w:val="24"/>
-        </w:rPr>
-      </w:pPr>
-      <w:r>
-        <w:rPr>
-          <w:color w:val="3B3838" w:themeColor="background2" w:themeShade="40"/>
-          <w:sz w:val="24"/>
-          <w:szCs w:val="24"/>
-        </w:rPr>
-        <w:tab/>
-      </w:r>
-    </w:p>
-    <w:p>
-      <w:pPr>
-        <w:pStyle w:val="ListParagraph"/>
-        <w:ind w:left="900"/>
-        <w:jc w:val="both"/>
-        <w:rPr>
-          <w:color w:val="3B3838" w:themeColor="background2" w:themeShade="40"/>
+        <w:rPr>
           <w:sz w:val="24"/>
           <w:szCs w:val="24"/>
         </w:rPr>
@@ -2849,13 +2241,13 @@
           <w:sz w:val="28"/>
           <w:szCs w:val="28"/>
         </w:rPr>
-        <w:lastRenderedPageBreak/>
         <w:t>Personal Details</w:t>
       </w:r>
     </w:p>
     <w:p>
       <w:pPr>
         <w:shd w:val="clear" w:color="auto" w:fill="FFFFFF" w:themeFill="background1"/>
+        <w:jc w:val="center"/>
         <w:rPr>
           <w:b/>
           <w:bCs/>
@@ -2866,8 +2258,9 @@
     </w:p>
     <w:tbl>
       <w:tblPr>
-        <w:tblStyle w:val="PlainTable4"/>
+        <w:tblStyle w:val="PlainTable1"/>
         <w:tblW w:w="0" w:type="auto"/>
+        <w:jc w:val="center"/>
         <w:tblLook w:val="04A0" w:firstRow="1" w:lastRow="0" w:firstColumn="1" w:lastColumn="0" w:noHBand="0" w:noVBand="1"/>
       </w:tblPr>
       <w:tblGrid>
@@ -2878,6 +2271,7 @@
         <w:trPr>
           <w:cnfStyle w:val="100000000000" w:firstRow="1" w:lastRow="0" w:firstColumn="0" w:lastColumn="0" w:oddVBand="0" w:evenVBand="0" w:oddHBand="0" w:evenHBand="0" w:firstRowFirstColumn="0" w:firstRowLastColumn="0" w:lastRowFirstColumn="0" w:lastRowLastColumn="0"/>
           <w:trHeight w:val="467"/>
+          <w:jc w:val="center"/>
         </w:trPr>
         <w:tc>
           <w:tcPr>
@@ -2941,6 +2335,7 @@
         <w:trPr>
           <w:cnfStyle w:val="000000100000" w:firstRow="0" w:lastRow="0" w:firstColumn="0" w:lastColumn="0" w:oddVBand="0" w:evenVBand="0" w:oddHBand="1" w:evenHBand="0" w:firstRowFirstColumn="0" w:firstRowLastColumn="0" w:lastRowFirstColumn="0" w:lastRowLastColumn="0"/>
           <w:trHeight w:val="449"/>
+          <w:jc w:val="center"/>
         </w:trPr>
         <w:tc>
           <w:tcPr>
@@ -2999,6 +2394,7 @@
       <w:tr>
         <w:trPr>
           <w:trHeight w:val="449"/>
+          <w:jc w:val="center"/>
         </w:trPr>
         <w:tc>
           <w:tcPr>
@@ -3045,23 +2441,7 @@
                 <w:sz w:val="24"/>
                 <w:szCs w:val="24"/>
               </w:rPr>
-              <w:t xml:space="preserve">Mrs. </w:t>
-            </w:r>
-            <w:proofErr w:type="spellStart"/>
-            <w:r>
-              <w:rPr>
-                <w:sz w:val="24"/>
-                <w:szCs w:val="24"/>
-              </w:rPr>
-              <w:t>Gaytri</w:t>
-            </w:r>
-            <w:proofErr w:type="spellEnd"/>
-            <w:r>
-              <w:rPr>
-                <w:sz w:val="24"/>
-                <w:szCs w:val="24"/>
-              </w:rPr>
-              <w:t xml:space="preserve"> Agnihotri</w:t>
+              <w:t>Mrs. Gaytri Agnihotri</w:t>
             </w:r>
           </w:p>
         </w:tc>
@@ -3070,6 +2450,7 @@
         <w:trPr>
           <w:cnfStyle w:val="000000100000" w:firstRow="0" w:lastRow="0" w:firstColumn="0" w:lastColumn="0" w:oddVBand="0" w:evenVBand="0" w:oddHBand="1" w:evenHBand="0" w:firstRowFirstColumn="0" w:firstRowLastColumn="0" w:lastRowFirstColumn="0" w:lastRowLastColumn="0"/>
           <w:trHeight w:val="503"/>
+          <w:jc w:val="center"/>
         </w:trPr>
         <w:tc>
           <w:tcPr>
@@ -3122,21 +2503,12 @@
               </w:rPr>
               <w:t xml:space="preserve">Late </w:t>
             </w:r>
-            <w:proofErr w:type="spellStart"/>
             <w:r>
               <w:rPr>
                 <w:sz w:val="24"/>
                 <w:szCs w:val="24"/>
               </w:rPr>
-              <w:t>Dayashankar</w:t>
-            </w:r>
-            <w:proofErr w:type="spellEnd"/>
-            <w:r>
-              <w:rPr>
-                <w:sz w:val="24"/>
-                <w:szCs w:val="24"/>
-              </w:rPr>
-              <w:t xml:space="preserve"> Agnihotri</w:t>
+              <w:t>Dayashankar Agnihotri</w:t>
             </w:r>
           </w:p>
         </w:tc>
@@ -3144,6 +2516,7 @@
       <w:tr>
         <w:trPr>
           <w:trHeight w:val="530"/>
+          <w:jc w:val="center"/>
         </w:trPr>
         <w:tc>
           <w:tcPr>
@@ -3195,36 +2568,36 @@
                 <w:sz w:val="24"/>
                 <w:szCs w:val="24"/>
               </w:rPr>
-              <w:t>Dancin</w:t>
-            </w:r>
+              <w:t>Dancing ,</w:t>
+            </w:r>
+            <w:proofErr w:type="gramEnd"/>
             <w:r>
               <w:rPr>
                 <w:sz w:val="24"/>
                 <w:szCs w:val="24"/>
               </w:rPr>
-              <w:t xml:space="preserve">g </w:t>
+              <w:t xml:space="preserve"> </w:t>
             </w:r>
             <w:r>
               <w:rPr>
                 <w:sz w:val="24"/>
                 <w:szCs w:val="24"/>
               </w:rPr>
-              <w:t>,</w:t>
-            </w:r>
-            <w:proofErr w:type="gramEnd"/>
+              <w:t xml:space="preserve">Mixing </w:t>
+            </w:r>
             <w:r>
               <w:rPr>
                 <w:sz w:val="24"/>
                 <w:szCs w:val="24"/>
               </w:rPr>
-              <w:t xml:space="preserve"> </w:t>
+              <w:t>Songs</w:t>
             </w:r>
             <w:r>
               <w:rPr>
                 <w:sz w:val="24"/>
                 <w:szCs w:val="24"/>
               </w:rPr>
-              <w:t xml:space="preserve">Listening And Mixing Songs , </w:t>
+              <w:t xml:space="preserve">, </w:t>
             </w:r>
             <w:r>
               <w:rPr>
@@ -3649,119 +3022,6 @@
     </w:lvl>
   </w:abstractNum>
   <w:abstractNum w:abstractNumId="1" w15:restartNumberingAfterBreak="0">
-    <w:nsid w:val="0C751F7C"/>
-    <w:multiLevelType w:val="hybridMultilevel"/>
-    <w:tmpl w:val="49BE5CBC"/>
-    <w:lvl w:ilvl="0" w:tplc="04090001">
-      <w:start w:val="1"/>
-      <w:numFmt w:val="bullet"/>
-      <w:lvlText w:val=""/>
-      <w:lvlJc w:val="left"/>
-      <w:pPr>
-        <w:ind w:left="900" w:hanging="360"/>
-      </w:pPr>
-      <w:rPr>
-        <w:rFonts w:ascii="Symbol" w:hAnsi="Symbol" w:hint="default"/>
-      </w:rPr>
-    </w:lvl>
-    <w:lvl w:ilvl="1" w:tplc="04090003" w:tentative="1">
-      <w:start w:val="1"/>
-      <w:numFmt w:val="bullet"/>
-      <w:lvlText w:val="o"/>
-      <w:lvlJc w:val="left"/>
-      <w:pPr>
-        <w:ind w:left="1620" w:hanging="360"/>
-      </w:pPr>
-      <w:rPr>
-        <w:rFonts w:ascii="Courier New" w:hAnsi="Courier New" w:cs="Courier New" w:hint="default"/>
-      </w:rPr>
-    </w:lvl>
-    <w:lvl w:ilvl="2" w:tplc="04090005" w:tentative="1">
-      <w:start w:val="1"/>
-      <w:numFmt w:val="bullet"/>
-      <w:lvlText w:val=""/>
-      <w:lvlJc w:val="left"/>
-      <w:pPr>
-        <w:ind w:left="2340" w:hanging="360"/>
-      </w:pPr>
-      <w:rPr>
-        <w:rFonts w:ascii="Wingdings" w:hAnsi="Wingdings" w:hint="default"/>
-      </w:rPr>
-    </w:lvl>
-    <w:lvl w:ilvl="3" w:tplc="04090001" w:tentative="1">
-      <w:start w:val="1"/>
-      <w:numFmt w:val="bullet"/>
-      <w:lvlText w:val=""/>
-      <w:lvlJc w:val="left"/>
-      <w:pPr>
-        <w:ind w:left="3060" w:hanging="360"/>
-      </w:pPr>
-      <w:rPr>
-        <w:rFonts w:ascii="Symbol" w:hAnsi="Symbol" w:hint="default"/>
-      </w:rPr>
-    </w:lvl>
-    <w:lvl w:ilvl="4" w:tplc="04090003" w:tentative="1">
-      <w:start w:val="1"/>
-      <w:numFmt w:val="bullet"/>
-      <w:lvlText w:val="o"/>
-      <w:lvlJc w:val="left"/>
-      <w:pPr>
-        <w:ind w:left="3780" w:hanging="360"/>
-      </w:pPr>
-      <w:rPr>
-        <w:rFonts w:ascii="Courier New" w:hAnsi="Courier New" w:cs="Courier New" w:hint="default"/>
-      </w:rPr>
-    </w:lvl>
-    <w:lvl w:ilvl="5" w:tplc="04090005" w:tentative="1">
-      <w:start w:val="1"/>
-      <w:numFmt w:val="bullet"/>
-      <w:lvlText w:val=""/>
-      <w:lvlJc w:val="left"/>
-      <w:pPr>
-        <w:ind w:left="4500" w:hanging="360"/>
-      </w:pPr>
-      <w:rPr>
-        <w:rFonts w:ascii="Wingdings" w:hAnsi="Wingdings" w:hint="default"/>
-      </w:rPr>
-    </w:lvl>
-    <w:lvl w:ilvl="6" w:tplc="04090001" w:tentative="1">
-      <w:start w:val="1"/>
-      <w:numFmt w:val="bullet"/>
-      <w:lvlText w:val=""/>
-      <w:lvlJc w:val="left"/>
-      <w:pPr>
-        <w:ind w:left="5220" w:hanging="360"/>
-      </w:pPr>
-      <w:rPr>
-        <w:rFonts w:ascii="Symbol" w:hAnsi="Symbol" w:hint="default"/>
-      </w:rPr>
-    </w:lvl>
-    <w:lvl w:ilvl="7" w:tplc="04090003" w:tentative="1">
-      <w:start w:val="1"/>
-      <w:numFmt w:val="bullet"/>
-      <w:lvlText w:val="o"/>
-      <w:lvlJc w:val="left"/>
-      <w:pPr>
-        <w:ind w:left="5940" w:hanging="360"/>
-      </w:pPr>
-      <w:rPr>
-        <w:rFonts w:ascii="Courier New" w:hAnsi="Courier New" w:cs="Courier New" w:hint="default"/>
-      </w:rPr>
-    </w:lvl>
-    <w:lvl w:ilvl="8" w:tplc="04090005" w:tentative="1">
-      <w:start w:val="1"/>
-      <w:numFmt w:val="bullet"/>
-      <w:lvlText w:val=""/>
-      <w:lvlJc w:val="left"/>
-      <w:pPr>
-        <w:ind w:left="6660" w:hanging="360"/>
-      </w:pPr>
-      <w:rPr>
-        <w:rFonts w:ascii="Wingdings" w:hAnsi="Wingdings" w:hint="default"/>
-      </w:rPr>
-    </w:lvl>
-  </w:abstractNum>
-  <w:abstractNum w:abstractNumId="2" w15:restartNumberingAfterBreak="0">
     <w:nsid w:val="24DE02C6"/>
     <w:multiLevelType w:val="hybridMultilevel"/>
     <w:tmpl w:val="7F648BC0"/>
@@ -3874,7 +3134,7 @@
       </w:rPr>
     </w:lvl>
   </w:abstractNum>
-  <w:abstractNum w:abstractNumId="3" w15:restartNumberingAfterBreak="0">
+  <w:abstractNum w:abstractNumId="2" w15:restartNumberingAfterBreak="0">
     <w:nsid w:val="2EFD5F33"/>
     <w:multiLevelType w:val="hybridMultilevel"/>
     <w:tmpl w:val="C1D49020"/>
@@ -3987,120 +3247,7 @@
       </w:rPr>
     </w:lvl>
   </w:abstractNum>
-  <w:abstractNum w:abstractNumId="4" w15:restartNumberingAfterBreak="0">
-    <w:nsid w:val="39884CBA"/>
-    <w:multiLevelType w:val="hybridMultilevel"/>
-    <w:tmpl w:val="9A6A42E4"/>
-    <w:lvl w:ilvl="0" w:tplc="04090001">
-      <w:start w:val="1"/>
-      <w:numFmt w:val="bullet"/>
-      <w:lvlText w:val=""/>
-      <w:lvlJc w:val="left"/>
-      <w:pPr>
-        <w:ind w:left="720" w:hanging="360"/>
-      </w:pPr>
-      <w:rPr>
-        <w:rFonts w:ascii="Symbol" w:hAnsi="Symbol" w:hint="default"/>
-      </w:rPr>
-    </w:lvl>
-    <w:lvl w:ilvl="1" w:tplc="04090003" w:tentative="1">
-      <w:start w:val="1"/>
-      <w:numFmt w:val="bullet"/>
-      <w:lvlText w:val="o"/>
-      <w:lvlJc w:val="left"/>
-      <w:pPr>
-        <w:ind w:left="1440" w:hanging="360"/>
-      </w:pPr>
-      <w:rPr>
-        <w:rFonts w:ascii="Courier New" w:hAnsi="Courier New" w:cs="Courier New" w:hint="default"/>
-      </w:rPr>
-    </w:lvl>
-    <w:lvl w:ilvl="2" w:tplc="04090005" w:tentative="1">
-      <w:start w:val="1"/>
-      <w:numFmt w:val="bullet"/>
-      <w:lvlText w:val=""/>
-      <w:lvlJc w:val="left"/>
-      <w:pPr>
-        <w:ind w:left="2160" w:hanging="360"/>
-      </w:pPr>
-      <w:rPr>
-        <w:rFonts w:ascii="Wingdings" w:hAnsi="Wingdings" w:hint="default"/>
-      </w:rPr>
-    </w:lvl>
-    <w:lvl w:ilvl="3" w:tplc="04090001" w:tentative="1">
-      <w:start w:val="1"/>
-      <w:numFmt w:val="bullet"/>
-      <w:lvlText w:val=""/>
-      <w:lvlJc w:val="left"/>
-      <w:pPr>
-        <w:ind w:left="2880" w:hanging="360"/>
-      </w:pPr>
-      <w:rPr>
-        <w:rFonts w:ascii="Symbol" w:hAnsi="Symbol" w:hint="default"/>
-      </w:rPr>
-    </w:lvl>
-    <w:lvl w:ilvl="4" w:tplc="04090003" w:tentative="1">
-      <w:start w:val="1"/>
-      <w:numFmt w:val="bullet"/>
-      <w:lvlText w:val="o"/>
-      <w:lvlJc w:val="left"/>
-      <w:pPr>
-        <w:ind w:left="3600" w:hanging="360"/>
-      </w:pPr>
-      <w:rPr>
-        <w:rFonts w:ascii="Courier New" w:hAnsi="Courier New" w:cs="Courier New" w:hint="default"/>
-      </w:rPr>
-    </w:lvl>
-    <w:lvl w:ilvl="5" w:tplc="04090005" w:tentative="1">
-      <w:start w:val="1"/>
-      <w:numFmt w:val="bullet"/>
-      <w:lvlText w:val=""/>
-      <w:lvlJc w:val="left"/>
-      <w:pPr>
-        <w:ind w:left="4320" w:hanging="360"/>
-      </w:pPr>
-      <w:rPr>
-        <w:rFonts w:ascii="Wingdings" w:hAnsi="Wingdings" w:hint="default"/>
-      </w:rPr>
-    </w:lvl>
-    <w:lvl w:ilvl="6" w:tplc="04090001" w:tentative="1">
-      <w:start w:val="1"/>
-      <w:numFmt w:val="bullet"/>
-      <w:lvlText w:val=""/>
-      <w:lvlJc w:val="left"/>
-      <w:pPr>
-        <w:ind w:left="5040" w:hanging="360"/>
-      </w:pPr>
-      <w:rPr>
-        <w:rFonts w:ascii="Symbol" w:hAnsi="Symbol" w:hint="default"/>
-      </w:rPr>
-    </w:lvl>
-    <w:lvl w:ilvl="7" w:tplc="04090003" w:tentative="1">
-      <w:start w:val="1"/>
-      <w:numFmt w:val="bullet"/>
-      <w:lvlText w:val="o"/>
-      <w:lvlJc w:val="left"/>
-      <w:pPr>
-        <w:ind w:left="5760" w:hanging="360"/>
-      </w:pPr>
-      <w:rPr>
-        <w:rFonts w:ascii="Courier New" w:hAnsi="Courier New" w:cs="Courier New" w:hint="default"/>
-      </w:rPr>
-    </w:lvl>
-    <w:lvl w:ilvl="8" w:tplc="04090005" w:tentative="1">
-      <w:start w:val="1"/>
-      <w:numFmt w:val="bullet"/>
-      <w:lvlText w:val=""/>
-      <w:lvlJc w:val="left"/>
-      <w:pPr>
-        <w:ind w:left="6480" w:hanging="360"/>
-      </w:pPr>
-      <w:rPr>
-        <w:rFonts w:ascii="Wingdings" w:hAnsi="Wingdings" w:hint="default"/>
-      </w:rPr>
-    </w:lvl>
-  </w:abstractNum>
-  <w:abstractNum w:abstractNumId="5" w15:restartNumberingAfterBreak="0">
+  <w:abstractNum w:abstractNumId="3" w15:restartNumberingAfterBreak="0">
     <w:nsid w:val="601836F7"/>
     <w:multiLevelType w:val="hybridMultilevel"/>
     <w:tmpl w:val="C054DD66"/>
@@ -4213,120 +3360,7 @@
       </w:rPr>
     </w:lvl>
   </w:abstractNum>
-  <w:abstractNum w:abstractNumId="6" w15:restartNumberingAfterBreak="0">
-    <w:nsid w:val="71DF434A"/>
-    <w:multiLevelType w:val="hybridMultilevel"/>
-    <w:tmpl w:val="F5F4451A"/>
-    <w:lvl w:ilvl="0" w:tplc="04090001">
-      <w:start w:val="1"/>
-      <w:numFmt w:val="bullet"/>
-      <w:lvlText w:val=""/>
-      <w:lvlJc w:val="left"/>
-      <w:pPr>
-        <w:ind w:left="900" w:hanging="360"/>
-      </w:pPr>
-      <w:rPr>
-        <w:rFonts w:ascii="Symbol" w:hAnsi="Symbol" w:hint="default"/>
-      </w:rPr>
-    </w:lvl>
-    <w:lvl w:ilvl="1" w:tplc="04090003" w:tentative="1">
-      <w:start w:val="1"/>
-      <w:numFmt w:val="bullet"/>
-      <w:lvlText w:val="o"/>
-      <w:lvlJc w:val="left"/>
-      <w:pPr>
-        <w:ind w:left="1620" w:hanging="360"/>
-      </w:pPr>
-      <w:rPr>
-        <w:rFonts w:ascii="Courier New" w:hAnsi="Courier New" w:cs="Courier New" w:hint="default"/>
-      </w:rPr>
-    </w:lvl>
-    <w:lvl w:ilvl="2" w:tplc="04090005" w:tentative="1">
-      <w:start w:val="1"/>
-      <w:numFmt w:val="bullet"/>
-      <w:lvlText w:val=""/>
-      <w:lvlJc w:val="left"/>
-      <w:pPr>
-        <w:ind w:left="2340" w:hanging="360"/>
-      </w:pPr>
-      <w:rPr>
-        <w:rFonts w:ascii="Wingdings" w:hAnsi="Wingdings" w:hint="default"/>
-      </w:rPr>
-    </w:lvl>
-    <w:lvl w:ilvl="3" w:tplc="04090001" w:tentative="1">
-      <w:start w:val="1"/>
-      <w:numFmt w:val="bullet"/>
-      <w:lvlText w:val=""/>
-      <w:lvlJc w:val="left"/>
-      <w:pPr>
-        <w:ind w:left="3060" w:hanging="360"/>
-      </w:pPr>
-      <w:rPr>
-        <w:rFonts w:ascii="Symbol" w:hAnsi="Symbol" w:hint="default"/>
-      </w:rPr>
-    </w:lvl>
-    <w:lvl w:ilvl="4" w:tplc="04090003" w:tentative="1">
-      <w:start w:val="1"/>
-      <w:numFmt w:val="bullet"/>
-      <w:lvlText w:val="o"/>
-      <w:lvlJc w:val="left"/>
-      <w:pPr>
-        <w:ind w:left="3780" w:hanging="360"/>
-      </w:pPr>
-      <w:rPr>
-        <w:rFonts w:ascii="Courier New" w:hAnsi="Courier New" w:cs="Courier New" w:hint="default"/>
-      </w:rPr>
-    </w:lvl>
-    <w:lvl w:ilvl="5" w:tplc="04090005" w:tentative="1">
-      <w:start w:val="1"/>
-      <w:numFmt w:val="bullet"/>
-      <w:lvlText w:val=""/>
-      <w:lvlJc w:val="left"/>
-      <w:pPr>
-        <w:ind w:left="4500" w:hanging="360"/>
-      </w:pPr>
-      <w:rPr>
-        <w:rFonts w:ascii="Wingdings" w:hAnsi="Wingdings" w:hint="default"/>
-      </w:rPr>
-    </w:lvl>
-    <w:lvl w:ilvl="6" w:tplc="04090001" w:tentative="1">
-      <w:start w:val="1"/>
-      <w:numFmt w:val="bullet"/>
-      <w:lvlText w:val=""/>
-      <w:lvlJc w:val="left"/>
-      <w:pPr>
-        <w:ind w:left="5220" w:hanging="360"/>
-      </w:pPr>
-      <w:rPr>
-        <w:rFonts w:ascii="Symbol" w:hAnsi="Symbol" w:hint="default"/>
-      </w:rPr>
-    </w:lvl>
-    <w:lvl w:ilvl="7" w:tplc="04090003" w:tentative="1">
-      <w:start w:val="1"/>
-      <w:numFmt w:val="bullet"/>
-      <w:lvlText w:val="o"/>
-      <w:lvlJc w:val="left"/>
-      <w:pPr>
-        <w:ind w:left="5940" w:hanging="360"/>
-      </w:pPr>
-      <w:rPr>
-        <w:rFonts w:ascii="Courier New" w:hAnsi="Courier New" w:cs="Courier New" w:hint="default"/>
-      </w:rPr>
-    </w:lvl>
-    <w:lvl w:ilvl="8" w:tplc="04090005" w:tentative="1">
-      <w:start w:val="1"/>
-      <w:numFmt w:val="bullet"/>
-      <w:lvlText w:val=""/>
-      <w:lvlJc w:val="left"/>
-      <w:pPr>
-        <w:ind w:left="6660" w:hanging="360"/>
-      </w:pPr>
-      <w:rPr>
-        <w:rFonts w:ascii="Wingdings" w:hAnsi="Wingdings" w:hint="default"/>
-      </w:rPr>
-    </w:lvl>
-  </w:abstractNum>
-  <w:abstractNum w:abstractNumId="7" w15:restartNumberingAfterBreak="0">
+  <w:abstractNum w:abstractNumId="4" w15:restartNumberingAfterBreak="0">
     <w:nsid w:val="76101400"/>
     <w:multiLevelType w:val="hybridMultilevel"/>
     <w:tmpl w:val="D2F49B2A"/>
@@ -4336,7 +3370,7 @@
       <w:lvlText w:val=""/>
       <w:lvlJc w:val="left"/>
       <w:pPr>
-        <w:ind w:left="900" w:hanging="360"/>
+        <w:ind w:left="1447" w:hanging="360"/>
       </w:pPr>
       <w:rPr>
         <w:rFonts w:ascii="Symbol" w:hAnsi="Symbol" w:hint="default"/>
@@ -4348,7 +3382,7 @@
       <w:lvlText w:val="o"/>
       <w:lvlJc w:val="left"/>
       <w:pPr>
-        <w:ind w:left="1620" w:hanging="360"/>
+        <w:ind w:left="2167" w:hanging="360"/>
       </w:pPr>
       <w:rPr>
         <w:rFonts w:ascii="Courier New" w:hAnsi="Courier New" w:cs="Courier New" w:hint="default"/>
@@ -4360,7 +3394,7 @@
       <w:lvlText w:val=""/>
       <w:lvlJc w:val="left"/>
       <w:pPr>
-        <w:ind w:left="2340" w:hanging="360"/>
+        <w:ind w:left="2887" w:hanging="360"/>
       </w:pPr>
       <w:rPr>
         <w:rFonts w:ascii="Wingdings" w:hAnsi="Wingdings" w:hint="default"/>
@@ -4372,7 +3406,7 @@
       <w:lvlText w:val=""/>
       <w:lvlJc w:val="left"/>
       <w:pPr>
-        <w:ind w:left="3060" w:hanging="360"/>
+        <w:ind w:left="3607" w:hanging="360"/>
       </w:pPr>
       <w:rPr>
         <w:rFonts w:ascii="Symbol" w:hAnsi="Symbol" w:hint="default"/>
@@ -4384,7 +3418,7 @@
       <w:lvlText w:val="o"/>
       <w:lvlJc w:val="left"/>
       <w:pPr>
-        <w:ind w:left="3780" w:hanging="360"/>
+        <w:ind w:left="4327" w:hanging="360"/>
       </w:pPr>
       <w:rPr>
         <w:rFonts w:ascii="Courier New" w:hAnsi="Courier New" w:cs="Courier New" w:hint="default"/>
@@ -4396,7 +3430,7 @@
       <w:lvlText w:val=""/>
       <w:lvlJc w:val="left"/>
       <w:pPr>
-        <w:ind w:left="4500" w:hanging="360"/>
+        <w:ind w:left="5047" w:hanging="360"/>
       </w:pPr>
       <w:rPr>
         <w:rFonts w:ascii="Wingdings" w:hAnsi="Wingdings" w:hint="default"/>
@@ -4408,7 +3442,7 @@
       <w:lvlText w:val=""/>
       <w:lvlJc w:val="left"/>
       <w:pPr>
-        <w:ind w:left="5220" w:hanging="360"/>
+        <w:ind w:left="5767" w:hanging="360"/>
       </w:pPr>
       <w:rPr>
         <w:rFonts w:ascii="Symbol" w:hAnsi="Symbol" w:hint="default"/>
@@ -4420,7 +3454,7 @@
       <w:lvlText w:val="o"/>
       <w:lvlJc w:val="left"/>
       <w:pPr>
-        <w:ind w:left="5940" w:hanging="360"/>
+        <w:ind w:left="6487" w:hanging="360"/>
       </w:pPr>
       <w:rPr>
         <w:rFonts w:ascii="Courier New" w:hAnsi="Courier New" w:cs="Courier New" w:hint="default"/>
@@ -4432,7 +3466,7 @@
       <w:lvlText w:val=""/>
       <w:lvlJc w:val="left"/>
       <w:pPr>
-        <w:ind w:left="6660" w:hanging="360"/>
+        <w:ind w:left="7207" w:hanging="360"/>
       </w:pPr>
       <w:rPr>
         <w:rFonts w:ascii="Wingdings" w:hAnsi="Wingdings" w:hint="default"/>
@@ -4440,28 +3474,19 @@
     </w:lvl>
   </w:abstractNum>
   <w:num w:numId="1">
+    <w:abstractNumId w:val="1"/>
+  </w:num>
+  <w:num w:numId="2">
     <w:abstractNumId w:val="2"/>
   </w:num>
-  <w:num w:numId="2">
-    <w:abstractNumId w:val="3"/>
-  </w:num>
   <w:num w:numId="3">
-    <w:abstractNumId w:val="7"/>
+    <w:abstractNumId w:val="4"/>
   </w:num>
   <w:num w:numId="4">
-    <w:abstractNumId w:val="5"/>
+    <w:abstractNumId w:val="3"/>
   </w:num>
   <w:num w:numId="5">
     <w:abstractNumId w:val="0"/>
-  </w:num>
-  <w:num w:numId="6">
-    <w:abstractNumId w:val="4"/>
-  </w:num>
-  <w:num w:numId="7">
-    <w:abstractNumId w:val="6"/>
-  </w:num>
-  <w:num w:numId="8">
-    <w:abstractNumId w:val="1"/>
   </w:num>
 </w:numbering>
 </file>
@@ -5305,63 +4330,6 @@
       <w:iCs/>
     </w:rPr>
   </w:style>
-  <w:style w:type="table" w:styleId="GridTable1Light-Accent6">
-    <w:name w:val="Grid Table 1 Light Accent 6"/>
-    <w:basedOn w:val="TableNormal"/>
-    <w:uiPriority w:val="46"/>
-    <w:rsid w:val="0042033F"/>
-    <w:pPr>
-      <w:spacing w:after="0" w:line="240" w:lineRule="auto"/>
-    </w:pPr>
-    <w:tblPr>
-      <w:tblStyleRowBandSize w:val="1"/>
-      <w:tblStyleColBandSize w:val="1"/>
-      <w:tblBorders>
-        <w:top w:val="single" w:sz="4" w:space="0" w:color="C5E0B3" w:themeColor="accent6" w:themeTint="66"/>
-        <w:left w:val="single" w:sz="4" w:space="0" w:color="C5E0B3" w:themeColor="accent6" w:themeTint="66"/>
-        <w:bottom w:val="single" w:sz="4" w:space="0" w:color="C5E0B3" w:themeColor="accent6" w:themeTint="66"/>
-        <w:right w:val="single" w:sz="4" w:space="0" w:color="C5E0B3" w:themeColor="accent6" w:themeTint="66"/>
-        <w:insideH w:val="single" w:sz="4" w:space="0" w:color="C5E0B3" w:themeColor="accent6" w:themeTint="66"/>
-        <w:insideV w:val="single" w:sz="4" w:space="0" w:color="C5E0B3" w:themeColor="accent6" w:themeTint="66"/>
-      </w:tblBorders>
-    </w:tblPr>
-    <w:tblStylePr w:type="firstRow">
-      <w:rPr>
-        <w:b/>
-        <w:bCs/>
-      </w:rPr>
-      <w:tblPr/>
-      <w:tcPr>
-        <w:tcBorders>
-          <w:bottom w:val="single" w:sz="12" w:space="0" w:color="A8D08D" w:themeColor="accent6" w:themeTint="99"/>
-        </w:tcBorders>
-      </w:tcPr>
-    </w:tblStylePr>
-    <w:tblStylePr w:type="lastRow">
-      <w:rPr>
-        <w:b/>
-        <w:bCs/>
-      </w:rPr>
-      <w:tblPr/>
-      <w:tcPr>
-        <w:tcBorders>
-          <w:top w:val="double" w:sz="2" w:space="0" w:color="A8D08D" w:themeColor="accent6" w:themeTint="99"/>
-        </w:tcBorders>
-      </w:tcPr>
-    </w:tblStylePr>
-    <w:tblStylePr w:type="firstCol">
-      <w:rPr>
-        <w:b/>
-        <w:bCs/>
-      </w:rPr>
-    </w:tblStylePr>
-    <w:tblStylePr w:type="lastCol">
-      <w:rPr>
-        <w:b/>
-        <w:bCs/>
-      </w:rPr>
-    </w:tblStylePr>
-  </w:style>
 </w:styles>
 </file>
 

--- a/doc/Nitesh agnihotri.docx
+++ b/doc/Nitesh agnihotri.docx
@@ -4,35 +4,33 @@
   <w:body>
     <w:p>
       <w:pPr>
-        <w:jc w:val="both"/>
-        <w:rPr>
-          <w:b/>
-          <w:bCs/>
-          <w:sz w:val="32"/>
-          <w:szCs w:val="32"/>
-        </w:rPr>
-      </w:pPr>
-      <w:r>
-        <w:rPr>
-          <w:b/>
-          <w:bCs/>
+        <w:rPr>
+          <w:b/>
+          <w:bCs/>
+          <w:color w:val="000000" w:themeColor="text1"/>
+          <w:sz w:val="44"/>
+          <w:szCs w:val="40"/>
+        </w:rPr>
+      </w:pPr>
+      <w:r>
+        <w:rPr>
           <w:noProof/>
-          <w:sz w:val="32"/>
-          <w:szCs w:val="32"/>
+          <w:sz w:val="44"/>
+          <w:szCs w:val="24"/>
         </w:rPr>
         <mc:AlternateContent>
           <mc:Choice Requires="wps">
             <w:drawing>
-              <wp:anchor distT="45720" distB="45720" distL="114300" distR="114300" simplePos="0" relativeHeight="251661312" behindDoc="0" locked="0" layoutInCell="1" allowOverlap="1" wp14:anchorId="111607F4" wp14:editId="7EF0C255">
+              <wp:anchor distT="45720" distB="45720" distL="114300" distR="114300" simplePos="0" relativeHeight="251661312" behindDoc="0" locked="0" layoutInCell="1" allowOverlap="1" wp14:anchorId="39224C69" wp14:editId="112A9FC7">
                 <wp:simplePos x="0" y="0"/>
                 <wp:positionH relativeFrom="margin">
-                  <wp:posOffset>4041140</wp:posOffset>
+                  <wp:posOffset>3226435</wp:posOffset>
                 </wp:positionH>
                 <wp:positionV relativeFrom="paragraph">
-                  <wp:posOffset>9525</wp:posOffset>
+                  <wp:posOffset>200660</wp:posOffset>
                 </wp:positionV>
-                <wp:extent cx="2057400" cy="955675"/>
-                <wp:effectExtent l="0" t="0" r="19050" b="15875"/>
+                <wp:extent cx="2851785" cy="956310"/>
+                <wp:effectExtent l="0" t="0" r="24765" b="15240"/>
                 <wp:wrapSquare wrapText="bothSides"/>
                 <wp:docPr id="217" name="Text Box 2"/>
                 <wp:cNvGraphicFramePr>
@@ -47,7 +45,7 @@
                       <wps:spPr bwMode="auto">
                         <a:xfrm>
                           <a:off x="0" y="0"/>
-                          <a:ext cx="2057400" cy="955675"/>
+                          <a:ext cx="2851785" cy="956310"/>
                         </a:xfrm>
                         <a:prstGeom prst="rect">
                           <a:avLst/>
@@ -68,93 +66,82 @@
                         <w:txbxContent>
                           <w:p>
                             <w:pPr>
+                              <w:spacing w:after="0"/>
                               <w:jc w:val="right"/>
-                              <w:rPr>
-                                <w:sz w:val="24"/>
-                                <w:szCs w:val="24"/>
-                              </w:rPr>
                             </w:pPr>
-                            <w:proofErr w:type="gramStart"/>
                             <w:r>
-                              <w:rPr>
-                                <w:sz w:val="24"/>
-                                <w:szCs w:val="24"/>
-                              </w:rPr>
-                              <w:t>Add</w:t>
+                              <w:fldChar w:fldCharType="begin"/>
+                            </w:r>
+                            <w:r>
+                              <w:instrText xml:space="preserve"> HYPERLINK "mailto:</w:instrText>
+                            </w:r>
+                            <w:r>
+                              <w:instrText>Agnihotrinitesh0@gmail.com</w:instrText>
+                            </w:r>
+                            <w:r>
+                              <w:instrText xml:space="preserve">" </w:instrText>
+                            </w:r>
+                            <w:r>
+                              <w:fldChar w:fldCharType="separate"/>
                             </w:r>
                             <w:r>
                               <w:rPr>
-                                <w:sz w:val="24"/>
-                                <w:szCs w:val="24"/>
+                                <w:rStyle w:val="Hyperlink"/>
                               </w:rPr>
-                              <w:t>ress</w:t>
+                              <w:t>Agnihotrinitesh0@gmail.com</w:t>
                             </w:r>
                             <w:r>
-                              <w:rPr>
-                                <w:sz w:val="24"/>
-                                <w:szCs w:val="24"/>
-                              </w:rPr>
-                              <w:t xml:space="preserve"> </w:t>
-                            </w:r>
-                            <w:r>
-                              <w:rPr>
-                                <w:sz w:val="24"/>
-                                <w:szCs w:val="24"/>
-                              </w:rPr>
-                              <w:t>:</w:t>
-                            </w:r>
-                            <w:proofErr w:type="gramEnd"/>
-                            <w:r>
-                              <w:rPr>
-                                <w:sz w:val="24"/>
-                                <w:szCs w:val="24"/>
-                              </w:rPr>
-                              <w:t>-</w:t>
-                            </w:r>
-                            <w:r>
-                              <w:rPr>
-                                <w:sz w:val="24"/>
-                                <w:szCs w:val="24"/>
-                              </w:rPr>
-                              <w:t xml:space="preserve"> 192, </w:t>
+                              <w:fldChar w:fldCharType="end"/>
                             </w:r>
                           </w:p>
                           <w:p>
                             <w:pPr>
+                              <w:spacing w:after="0"/>
                               <w:jc w:val="right"/>
                               <w:rPr>
-                                <w:sz w:val="24"/>
-                                <w:szCs w:val="24"/>
+                                <w:rStyle w:val="vanity-namedomain"/>
+                                <w:rFonts w:ascii="Segoe UI" w:hAnsi="Segoe UI" w:cs="Segoe UI"/>
+                                <w:bdr w:val="none" w:sz="0" w:space="0" w:color="auto" w:frame="1"/>
+                                <w:shd w:val="clear" w:color="auto" w:fill="FFFFFF"/>
                               </w:rPr>
                             </w:pPr>
+                            <w:hyperlink r:id="rId6" w:history="1">
+                              <w:r>
+                                <w:rPr>
+                                  <w:rStyle w:val="Hyperlink"/>
+                                  <w:rFonts w:ascii="Segoe UI" w:hAnsi="Segoe UI" w:cs="Segoe UI"/>
+                                  <w:bdr w:val="none" w:sz="0" w:space="0" w:color="auto" w:frame="1"/>
+                                  <w:shd w:val="clear" w:color="auto" w:fill="FFFFFF"/>
+                                </w:rPr>
+                                <w:t>https://niteshagnihotri.github.io</w:t>
+                              </w:r>
+                            </w:hyperlink>
+                          </w:p>
+                          <w:p>
+                            <w:pPr>
+                              <w:spacing w:after="0"/>
+                              <w:jc w:val="right"/>
+                            </w:pPr>
                             <w:r>
-                              <w:rPr>
-                                <w:sz w:val="24"/>
-                                <w:szCs w:val="24"/>
-                              </w:rPr>
-                              <w:t>Rajaram Nagar,</w:t>
+                              <w:t>+919340771476</w:t>
                             </w:r>
                           </w:p>
                           <w:p>
                             <w:pPr>
-                              <w:jc w:val="right"/>
-                              <w:rPr>
-                                <w:sz w:val="24"/>
-                                <w:szCs w:val="24"/>
-                              </w:rPr>
-                            </w:pPr>
-                            <w:r>
-                              <w:rPr>
-                                <w:sz w:val="24"/>
-                                <w:szCs w:val="24"/>
-                              </w:rPr>
-                              <w:t xml:space="preserve">Dewas (M.P) - 455001 </w:t>
-                            </w:r>
-                          </w:p>
-                          <w:p>
-                            <w:pPr>
+                              <w:spacing w:after="0"/>
                               <w:jc w:val="right"/>
                             </w:pPr>
+                            <w:proofErr w:type="spellStart"/>
+                            <w:r>
+                              <w:t>Dewas</w:t>
+                            </w:r>
+                            <w:proofErr w:type="spellEnd"/>
+                            <w:r>
+                              <w:t xml:space="preserve"> </w:t>
+                            </w:r>
+                            <w:r>
+                              <w:t>(M.P)</w:t>
+                            </w:r>
                           </w:p>
                         </w:txbxContent>
                       </wps:txbx>
@@ -175,102 +162,91 @@
           </mc:Choice>
           <mc:Fallback>
             <w:pict>
-              <v:shapetype w14:anchorId="111607F4" id="_x0000_t202" coordsize="21600,21600" o:spt="202" path="m,l,21600r21600,l21600,xe">
+              <v:shapetype w14:anchorId="39224C69" id="_x0000_t202" coordsize="21600,21600" o:spt="202" path="m,l,21600r21600,l21600,xe">
                 <v:stroke joinstyle="miter"/>
                 <v:path gradientshapeok="t" o:connecttype="rect"/>
               </v:shapetype>
-              <v:shape id="Text Box 2" o:spid="_x0000_s1026" type="#_x0000_t202" style="position:absolute;left:0;text-align:left;margin-left:318.2pt;margin-top:.75pt;width:162pt;height:75.25pt;z-index:251661312;visibility:visible;mso-wrap-style:square;mso-width-percent:0;mso-height-percent:0;mso-wrap-distance-left:9pt;mso-wrap-distance-top:3.6pt;mso-wrap-distance-right:9pt;mso-wrap-distance-bottom:3.6pt;mso-position-horizontal:absolute;mso-position-horizontal-relative:margin;mso-position-vertical:absolute;mso-position-vertical-relative:text;mso-width-percent:0;mso-height-percent:0;mso-width-relative:margin;mso-height-relative:margin;v-text-anchor:top" o:gfxdata="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" strokecolor="white [3212]">
+              <v:shape id="Text Box 2" o:spid="_x0000_s1026" type="#_x0000_t202" style="position:absolute;margin-left:254.05pt;margin-top:15.8pt;width:224.55pt;height:75.3pt;z-index:251661312;visibility:visible;mso-wrap-style:square;mso-width-percent:0;mso-height-percent:0;mso-wrap-distance-left:9pt;mso-wrap-distance-top:3.6pt;mso-wrap-distance-right:9pt;mso-wrap-distance-bottom:3.6pt;mso-position-horizontal:absolute;mso-position-horizontal-relative:margin;mso-position-vertical:absolute;mso-position-vertical-relative:text;mso-width-percent:0;mso-height-percent:0;mso-width-relative:margin;mso-height-relative:margin;v-text-anchor:top" o:gfxdata="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" strokecolor="white [3212]">
                 <v:textbox>
                   <w:txbxContent>
                     <w:p>
                       <w:pPr>
+                        <w:spacing w:after="0"/>
                         <w:jc w:val="right"/>
-                        <w:rPr>
-                          <w:sz w:val="24"/>
-                          <w:szCs w:val="24"/>
-                        </w:rPr>
                       </w:pPr>
-                      <w:proofErr w:type="gramStart"/>
                       <w:r>
-                        <w:rPr>
-                          <w:sz w:val="24"/>
-                          <w:szCs w:val="24"/>
-                        </w:rPr>
-                        <w:t>Add</w:t>
+                        <w:fldChar w:fldCharType="begin"/>
+                      </w:r>
+                      <w:r>
+                        <w:instrText xml:space="preserve"> HYPERLINK "mailto:</w:instrText>
+                      </w:r>
+                      <w:r>
+                        <w:instrText>Agnihotrinitesh0@gmail.com</w:instrText>
+                      </w:r>
+                      <w:r>
+                        <w:instrText xml:space="preserve">" </w:instrText>
+                      </w:r>
+                      <w:r>
+                        <w:fldChar w:fldCharType="separate"/>
                       </w:r>
                       <w:r>
                         <w:rPr>
-                          <w:sz w:val="24"/>
-                          <w:szCs w:val="24"/>
+                          <w:rStyle w:val="Hyperlink"/>
                         </w:rPr>
-                        <w:t>ress</w:t>
+                        <w:t>Agnihotrinitesh0@gmail.com</w:t>
                       </w:r>
                       <w:r>
-                        <w:rPr>
-                          <w:sz w:val="24"/>
-                          <w:szCs w:val="24"/>
-                        </w:rPr>
-                        <w:t xml:space="preserve"> </w:t>
-                      </w:r>
-                      <w:r>
-                        <w:rPr>
-                          <w:sz w:val="24"/>
-                          <w:szCs w:val="24"/>
-                        </w:rPr>
-                        <w:t>:</w:t>
-                      </w:r>
-                      <w:proofErr w:type="gramEnd"/>
-                      <w:r>
-                        <w:rPr>
-                          <w:sz w:val="24"/>
-                          <w:szCs w:val="24"/>
-                        </w:rPr>
-                        <w:t>-</w:t>
-                      </w:r>
-                      <w:r>
-                        <w:rPr>
-                          <w:sz w:val="24"/>
-                          <w:szCs w:val="24"/>
-                        </w:rPr>
-                        <w:t xml:space="preserve"> 192, </w:t>
+                        <w:fldChar w:fldCharType="end"/>
                       </w:r>
                     </w:p>
                     <w:p>
                       <w:pPr>
+                        <w:spacing w:after="0"/>
                         <w:jc w:val="right"/>
                         <w:rPr>
-                          <w:sz w:val="24"/>
-                          <w:szCs w:val="24"/>
+                          <w:rStyle w:val="vanity-namedomain"/>
+                          <w:rFonts w:ascii="Segoe UI" w:hAnsi="Segoe UI" w:cs="Segoe UI"/>
+                          <w:bdr w:val="none" w:sz="0" w:space="0" w:color="auto" w:frame="1"/>
+                          <w:shd w:val="clear" w:color="auto" w:fill="FFFFFF"/>
                         </w:rPr>
                       </w:pPr>
+                      <w:hyperlink r:id="rId7" w:history="1">
+                        <w:r>
+                          <w:rPr>
+                            <w:rStyle w:val="Hyperlink"/>
+                            <w:rFonts w:ascii="Segoe UI" w:hAnsi="Segoe UI" w:cs="Segoe UI"/>
+                            <w:bdr w:val="none" w:sz="0" w:space="0" w:color="auto" w:frame="1"/>
+                            <w:shd w:val="clear" w:color="auto" w:fill="FFFFFF"/>
+                          </w:rPr>
+                          <w:t>https://niteshagnihotri.github.io</w:t>
+                        </w:r>
+                      </w:hyperlink>
+                    </w:p>
+                    <w:p>
+                      <w:pPr>
+                        <w:spacing w:after="0"/>
+                        <w:jc w:val="right"/>
+                      </w:pPr>
                       <w:r>
-                        <w:rPr>
-                          <w:sz w:val="24"/>
-                          <w:szCs w:val="24"/>
-                        </w:rPr>
-                        <w:t>Rajaram Nagar,</w:t>
+                        <w:t>+919340771476</w:t>
                       </w:r>
                     </w:p>
                     <w:p>
                       <w:pPr>
-                        <w:jc w:val="right"/>
-                        <w:rPr>
-                          <w:sz w:val="24"/>
-                          <w:szCs w:val="24"/>
-                        </w:rPr>
-                      </w:pPr>
-                      <w:r>
-                        <w:rPr>
-                          <w:sz w:val="24"/>
-                          <w:szCs w:val="24"/>
-                        </w:rPr>
-                        <w:t xml:space="preserve">Dewas (M.P) - 455001 </w:t>
-                      </w:r>
-                    </w:p>
-                    <w:p>
-                      <w:pPr>
+                        <w:spacing w:after="0"/>
                         <w:jc w:val="right"/>
                       </w:pPr>
+                      <w:proofErr w:type="spellStart"/>
+                      <w:r>
+                        <w:t>Dewas</w:t>
+                      </w:r>
+                      <w:proofErr w:type="spellEnd"/>
+                      <w:r>
+                        <w:t xml:space="preserve"> </w:t>
+                      </w:r>
+                      <w:r>
+                        <w:t>(M.P)</w:t>
+                      </w:r>
                     </w:p>
                   </w:txbxContent>
                 </v:textbox>
@@ -282,136 +258,111 @@
       </w:r>
       <w:r>
         <w:rPr>
-          <w:b/>
-          <w:bCs/>
-          <w:sz w:val="40"/>
+          <w:noProof/>
+          <w:sz w:val="24"/>
+          <w:szCs w:val="24"/>
+        </w:rPr>
+        <mc:AlternateContent>
+          <mc:Choice Requires="wps">
+            <w:drawing>
+              <wp:anchor distT="0" distB="0" distL="114300" distR="114300" simplePos="0" relativeHeight="251662336" behindDoc="0" locked="0" layoutInCell="1" allowOverlap="1" wp14:anchorId="5113212B" wp14:editId="0C7382A2">
+                <wp:simplePos x="0" y="0"/>
+                <wp:positionH relativeFrom="column">
+                  <wp:posOffset>-7620</wp:posOffset>
+                </wp:positionH>
+                <wp:positionV relativeFrom="paragraph">
+                  <wp:posOffset>478055</wp:posOffset>
+                </wp:positionV>
+                <wp:extent cx="1897380" cy="0"/>
+                <wp:effectExtent l="0" t="0" r="0" b="0"/>
+                <wp:wrapNone/>
+                <wp:docPr id="2" name="Straight Connector 2"/>
+                <wp:cNvGraphicFramePr/>
+                <a:graphic xmlns:a="http://schemas.openxmlformats.org/drawingml/2006/main">
+                  <a:graphicData uri="http://schemas.microsoft.com/office/word/2010/wordprocessingShape">
+                    <wps:wsp>
+                      <wps:cNvCnPr/>
+                      <wps:spPr>
+                        <a:xfrm flipV="1">
+                          <a:off x="0" y="0"/>
+                          <a:ext cx="1897380" cy="0"/>
+                        </a:xfrm>
+                        <a:prstGeom prst="line">
+                          <a:avLst/>
+                        </a:prstGeom>
+                      </wps:spPr>
+                      <wps:style>
+                        <a:lnRef idx="3">
+                          <a:schemeClr val="accent5"/>
+                        </a:lnRef>
+                        <a:fillRef idx="0">
+                          <a:schemeClr val="accent5"/>
+                        </a:fillRef>
+                        <a:effectRef idx="2">
+                          <a:schemeClr val="accent5"/>
+                        </a:effectRef>
+                        <a:fontRef idx="minor">
+                          <a:schemeClr val="tx1"/>
+                        </a:fontRef>
+                      </wps:style>
+                      <wps:bodyPr/>
+                    </wps:wsp>
+                  </a:graphicData>
+                </a:graphic>
+                <wp14:sizeRelH relativeFrom="margin">
+                  <wp14:pctWidth>0</wp14:pctWidth>
+                </wp14:sizeRelH>
+                <wp14:sizeRelV relativeFrom="margin">
+                  <wp14:pctHeight>0</wp14:pctHeight>
+                </wp14:sizeRelV>
+              </wp:anchor>
+            </w:drawing>
+          </mc:Choice>
+          <mc:Fallback>
+            <w:pict>
+              <v:line w14:anchorId="6C9659A3" id="Straight Connector 2" o:spid="_x0000_s1026" style="position:absolute;flip:y;z-index:251662336;visibility:visible;mso-wrap-style:square;mso-width-percent:0;mso-height-percent:0;mso-wrap-distance-left:9pt;mso-wrap-distance-top:0;mso-wrap-distance-right:9pt;mso-wrap-distance-bottom:0;mso-position-horizontal:absolute;mso-position-horizontal-relative:text;mso-position-vertical:absolute;mso-position-vertical-relative:text;mso-width-percent:0;mso-height-percent:0;mso-width-relative:margin;mso-height-relative:margin" from="-.6pt,37.65pt" to="148.8pt,37.65pt" o:gfxdata="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" strokecolor="#5b9bd5 [3208]" strokeweight="1.5pt">
+                <v:stroke joinstyle="miter"/>
+              </v:line>
+            </w:pict>
+          </mc:Fallback>
+        </mc:AlternateContent>
+      </w:r>
+      <w:r>
+        <w:rPr>
+          <w:b/>
+          <w:bCs/>
+          <w:color w:val="000000" w:themeColor="text1"/>
+          <w:sz w:val="44"/>
           <w:szCs w:val="40"/>
         </w:rPr>
-        <w:t xml:space="preserve">Nitesh Agnihotri   </w:t>
-      </w:r>
-      <w:r>
-        <w:rPr>
-          <w:b/>
-          <w:bCs/>
-          <w:sz w:val="40"/>
+        <w:t>Nitesh Agnihotri</w:t>
+      </w:r>
+      <w:r>
+        <w:rPr>
+          <w:b/>
+          <w:bCs/>
+          <w:color w:val="000000" w:themeColor="text1"/>
+          <w:sz w:val="44"/>
           <w:szCs w:val="40"/>
         </w:rPr>
-        <w:tab/>
-      </w:r>
-      <w:r>
-        <w:rPr>
-          <w:b/>
-          <w:bCs/>
-          <w:sz w:val="32"/>
-          <w:szCs w:val="32"/>
-        </w:rPr>
-        <w:tab/>
-      </w:r>
-    </w:p>
-    <w:p>
-      <w:pPr>
-        <w:jc w:val="both"/>
-        <w:rPr>
-          <w:b/>
-          <w:bCs/>
-          <w:sz w:val="32"/>
-          <w:szCs w:val="32"/>
-        </w:rPr>
-      </w:pPr>
-      <w:r>
-        <w:rPr>
-          <w:sz w:val="24"/>
-          <w:szCs w:val="24"/>
-        </w:rPr>
-        <w:t>Contact No: +919340771476</w:t>
-      </w:r>
-      <w:r>
-        <w:rPr>
-          <w:b/>
-          <w:bCs/>
-          <w:sz w:val="32"/>
-          <w:szCs w:val="32"/>
-        </w:rPr>
-        <w:tab/>
-      </w:r>
-    </w:p>
-    <w:p>
-      <w:pPr>
-        <w:jc w:val="both"/>
-        <w:rPr>
-          <w:b/>
-          <w:bCs/>
-          <w:sz w:val="28"/>
-          <w:szCs w:val="28"/>
-        </w:rPr>
-      </w:pPr>
-      <w:r>
-        <w:rPr>
-          <w:sz w:val="24"/>
-          <w:szCs w:val="24"/>
-        </w:rPr>
-        <w:t xml:space="preserve">Email: </w:t>
-      </w:r>
-      <w:r>
-        <w:rPr>
-          <w:sz w:val="24"/>
-          <w:szCs w:val="24"/>
-        </w:rPr>
-        <w:t>a</w:t>
-      </w:r>
-      <w:r>
-        <w:rPr>
-          <w:sz w:val="24"/>
-          <w:szCs w:val="24"/>
-        </w:rPr>
-        <w:t>gnihotrinitesh0@gmail.com</w:t>
-      </w:r>
-      <w:r>
-        <w:rPr>
-          <w:b/>
-          <w:bCs/>
-          <w:sz w:val="28"/>
-          <w:szCs w:val="28"/>
-        </w:rPr>
-        <w:tab/>
-      </w:r>
-      <w:r>
-        <w:rPr>
-          <w:b/>
-          <w:bCs/>
-          <w:sz w:val="32"/>
-          <w:szCs w:val="32"/>
-        </w:rPr>
-        <w:tab/>
-        <w:t xml:space="preserve">       </w:t>
-      </w:r>
-      <w:r>
-        <w:rPr>
-          <w:b/>
-          <w:bCs/>
-          <w:sz w:val="32"/>
-          <w:szCs w:val="32"/>
-        </w:rPr>
-        <w:tab/>
-      </w:r>
-      <w:r>
-        <w:rPr>
-          <w:b/>
-          <w:bCs/>
-          <w:sz w:val="32"/>
-          <w:szCs w:val="32"/>
-        </w:rPr>
-        <w:tab/>
-      </w:r>
-      <w:r>
-        <w:rPr>
-          <w:b/>
-          <w:bCs/>
-          <w:sz w:val="28"/>
-          <w:szCs w:val="28"/>
-        </w:rPr>
-        <w:t xml:space="preserve">     </w:t>
-      </w:r>
+        <w:t xml:space="preserve">  </w:t>
+      </w:r>
+    </w:p>
+    <w:p>
+      <w:pPr>
+        <w:rPr>
+          <w:sz w:val="24"/>
+          <w:szCs w:val="24"/>
+        </w:rPr>
+      </w:pPr>
+    </w:p>
+    <w:p>
+      <w:pPr>
+        <w:rPr>
+          <w:sz w:val="24"/>
+          <w:szCs w:val="24"/>
+        </w:rPr>
+      </w:pPr>
     </w:p>
     <w:p>
       <w:pPr>
@@ -590,7 +541,7 @@
           <w:sz w:val="24"/>
           <w:szCs w:val="24"/>
         </w:rPr>
-        <w:t>deliver my best in challenging arena and thus contribute in the growth of organization</w:t>
+        <w:t>deliver my best in challenging area and thus contribute in the growth of organization</w:t>
       </w:r>
       <w:r>
         <w:rPr>
@@ -831,36 +782,29 @@
                 <w:sz w:val="24"/>
                 <w:szCs w:val="24"/>
               </w:rPr>
-              <w:t>T</w:t>
-            </w:r>
+              <w:t>TECH</w:t>
+            </w:r>
+            <w:proofErr w:type="gramEnd"/>
             <w:r>
               <w:rPr>
                 <w:sz w:val="24"/>
                 <w:szCs w:val="24"/>
               </w:rPr>
-              <w:t>ech</w:t>
-            </w:r>
-            <w:proofErr w:type="gramEnd"/>
+              <w:t xml:space="preserve"> CSE(</w:t>
+            </w:r>
             <w:r>
               <w:rPr>
                 <w:sz w:val="24"/>
                 <w:szCs w:val="24"/>
               </w:rPr>
-              <w:t xml:space="preserve"> CSE(</w:t>
+              <w:t>ICS</w:t>
             </w:r>
             <w:r>
               <w:rPr>
                 <w:sz w:val="24"/>
                 <w:szCs w:val="24"/>
               </w:rPr>
-              <w:t>i</w:t>
-            </w:r>
-            <w:r>
-              <w:rPr>
-                <w:sz w:val="24"/>
-                <w:szCs w:val="24"/>
-              </w:rPr>
-              <w:t>cs)</w:t>
+              <w:t>)</w:t>
             </w:r>
           </w:p>
         </w:tc>
@@ -873,28 +817,28 @@
             <w:pPr>
               <w:jc w:val="center"/>
               <w:rPr>
-                <w:sz w:val="20"/>
-                <w:szCs w:val="20"/>
+                <w:sz w:val="21"/>
+                <w:szCs w:val="21"/>
               </w:rPr>
             </w:pPr>
             <w:r>
               <w:rPr>
-                <w:sz w:val="20"/>
-                <w:szCs w:val="20"/>
+                <w:sz w:val="21"/>
+                <w:szCs w:val="21"/>
               </w:rPr>
               <w:t xml:space="preserve">Shri Vaishnav Institute of </w:t>
             </w:r>
             <w:r>
               <w:rPr>
-                <w:sz w:val="20"/>
-                <w:szCs w:val="20"/>
+                <w:sz w:val="21"/>
+                <w:szCs w:val="21"/>
               </w:rPr>
               <w:t xml:space="preserve">Information </w:t>
             </w:r>
             <w:r>
               <w:rPr>
-                <w:sz w:val="20"/>
-                <w:szCs w:val="20"/>
+                <w:sz w:val="21"/>
+                <w:szCs w:val="21"/>
               </w:rPr>
               <w:t>and Technology,</w:t>
             </w:r>
@@ -909,8 +853,8 @@
             </w:pPr>
             <w:r>
               <w:rPr>
-                <w:sz w:val="20"/>
-                <w:szCs w:val="20"/>
+                <w:sz w:val="21"/>
+                <w:szCs w:val="21"/>
               </w:rPr>
               <w:t>Indore (M.P)</w:t>
             </w:r>
@@ -925,16 +869,48 @@
             <w:pPr>
               <w:jc w:val="center"/>
               <w:rPr>
-                <w:sz w:val="20"/>
-                <w:szCs w:val="20"/>
+                <w:sz w:val="21"/>
+                <w:szCs w:val="21"/>
               </w:rPr>
             </w:pPr>
             <w:r>
               <w:rPr>
-                <w:sz w:val="20"/>
-                <w:szCs w:val="20"/>
-              </w:rPr>
-              <w:t>Shri Vaishnav Vidhyapeeth Vishwidhyalaya, Indore (M.P)</w:t>
+                <w:sz w:val="21"/>
+                <w:szCs w:val="21"/>
+              </w:rPr>
+              <w:t xml:space="preserve">Shri Vaishnav </w:t>
+            </w:r>
+            <w:proofErr w:type="spellStart"/>
+            <w:r>
+              <w:rPr>
+                <w:sz w:val="21"/>
+                <w:szCs w:val="21"/>
+              </w:rPr>
+              <w:t>Vidhyapeeth</w:t>
+            </w:r>
+            <w:proofErr w:type="spellEnd"/>
+            <w:r>
+              <w:rPr>
+                <w:sz w:val="21"/>
+                <w:szCs w:val="21"/>
+              </w:rPr>
+              <w:t xml:space="preserve"> </w:t>
+            </w:r>
+            <w:proofErr w:type="spellStart"/>
+            <w:r>
+              <w:rPr>
+                <w:sz w:val="21"/>
+                <w:szCs w:val="21"/>
+              </w:rPr>
+              <w:t>Vishwidhyalaya</w:t>
+            </w:r>
+            <w:proofErr w:type="spellEnd"/>
+            <w:r>
+              <w:rPr>
+                <w:sz w:val="21"/>
+                <w:szCs w:val="21"/>
+              </w:rPr>
+              <w:t>, Indore (M.P)</w:t>
             </w:r>
           </w:p>
         </w:tc>
@@ -996,22 +972,12 @@
           <w:p>
             <w:pPr>
               <w:jc w:val="center"/>
-              <w:rPr>
-                <w:sz w:val="20"/>
-                <w:szCs w:val="20"/>
-              </w:rPr>
             </w:pPr>
             <w:r>
-              <w:rPr>
-                <w:sz w:val="20"/>
-                <w:szCs w:val="20"/>
-              </w:rPr>
               <w:t>12</w:t>
             </w:r>
             <w:r>
               <w:rPr>
-                <w:sz w:val="20"/>
-                <w:szCs w:val="20"/>
                 <w:vertAlign w:val="superscript"/>
               </w:rPr>
               <w:t>th</w:t>
@@ -1026,17 +992,17 @@
           <w:p>
             <w:pPr>
               <w:jc w:val="center"/>
-              <w:rPr>
-                <w:sz w:val="20"/>
-                <w:szCs w:val="20"/>
-              </w:rPr>
             </w:pPr>
             <w:r>
-              <w:rPr>
-                <w:sz w:val="20"/>
-                <w:szCs w:val="20"/>
-              </w:rPr>
-              <w:t>Ebenezer Senior Secondary School, Dewas (M.P)</w:t>
+              <w:t xml:space="preserve">Ebenezer Senior Secondary School, </w:t>
+            </w:r>
+            <w:proofErr w:type="spellStart"/>
+            <w:r>
+              <w:t>Dewas</w:t>
+            </w:r>
+            <w:proofErr w:type="spellEnd"/>
+            <w:r>
+              <w:t xml:space="preserve"> (M.P)</w:t>
             </w:r>
           </w:p>
         </w:tc>
@@ -1054,10 +1020,6 @@
               </w:rPr>
             </w:pPr>
             <w:r>
-              <w:rPr>
-                <w:sz w:val="20"/>
-                <w:szCs w:val="20"/>
-              </w:rPr>
               <w:t>Central Board of Secondary Education</w:t>
             </w:r>
           </w:p>
@@ -1102,7 +1064,21 @@
                 <w:sz w:val="20"/>
                 <w:szCs w:val="20"/>
               </w:rPr>
-              <w:t>79%</w:t>
+              <w:t>7</w:t>
+            </w:r>
+            <w:r>
+              <w:rPr>
+                <w:sz w:val="20"/>
+                <w:szCs w:val="20"/>
+              </w:rPr>
+              <w:t>8.8</w:t>
+            </w:r>
+            <w:r>
+              <w:rPr>
+                <w:sz w:val="20"/>
+                <w:szCs w:val="20"/>
+              </w:rPr>
+              <w:t>%</w:t>
             </w:r>
           </w:p>
         </w:tc>
@@ -1120,17 +1096,15 @@
           <w:p>
             <w:pPr>
               <w:jc w:val="center"/>
-              <w:rPr>
-                <w:sz w:val="20"/>
-                <w:szCs w:val="20"/>
-              </w:rPr>
             </w:pPr>
             <w:r>
-              <w:rPr>
-                <w:sz w:val="20"/>
-                <w:szCs w:val="20"/>
-              </w:rPr>
-              <w:t>10th</w:t>
+              <w:t>10</w:t>
+            </w:r>
+            <w:r>
+              <w:rPr>
+                <w:vertAlign w:val="superscript"/>
+              </w:rPr>
+              <w:t>th</w:t>
             </w:r>
           </w:p>
         </w:tc>
@@ -1148,11 +1122,15 @@
               </w:rPr>
             </w:pPr>
             <w:r>
-              <w:rPr>
-                <w:sz w:val="20"/>
-                <w:szCs w:val="20"/>
-              </w:rPr>
-              <w:t>Ebenezer Senior Secondary School, Dewas (M.P)</w:t>
+              <w:t xml:space="preserve">Ebenezer Senior Secondary School, </w:t>
+            </w:r>
+            <w:proofErr w:type="spellStart"/>
+            <w:r>
+              <w:t>Dewas</w:t>
+            </w:r>
+            <w:proofErr w:type="spellEnd"/>
+            <w:r>
+              <w:t xml:space="preserve"> (M.P)</w:t>
             </w:r>
           </w:p>
         </w:tc>
@@ -1170,10 +1148,6 @@
               </w:rPr>
             </w:pPr>
             <w:r>
-              <w:rPr>
-                <w:sz w:val="20"/>
-                <w:szCs w:val="20"/>
-              </w:rPr>
               <w:t>Central Board of Secondary Education</w:t>
             </w:r>
           </w:p>
@@ -1218,7 +1192,14 @@
                 <w:sz w:val="20"/>
                 <w:szCs w:val="20"/>
               </w:rPr>
-              <w:t>70%</w:t>
+              <w:t>69.7</w:t>
+            </w:r>
+            <w:r>
+              <w:rPr>
+                <w:sz w:val="20"/>
+                <w:szCs w:val="20"/>
+              </w:rPr>
+              <w:t>%</w:t>
             </w:r>
           </w:p>
         </w:tc>
@@ -1375,21 +1356,7 @@
           <w:sz w:val="24"/>
           <w:szCs w:val="24"/>
         </w:rPr>
-        <w:t xml:space="preserve">- HTML, CSS, </w:t>
-      </w:r>
-      <w:r>
-        <w:rPr>
-          <w:sz w:val="24"/>
-          <w:szCs w:val="24"/>
-        </w:rPr>
-        <w:t>JavaScript</w:t>
-      </w:r>
-      <w:r>
-        <w:rPr>
-          <w:sz w:val="24"/>
-          <w:szCs w:val="24"/>
-        </w:rPr>
-        <w:t>,</w:t>
+        <w:t>–</w:t>
       </w:r>
       <w:r>
         <w:rPr>
@@ -1398,12 +1365,41 @@
         </w:rPr>
         <w:t xml:space="preserve"> </w:t>
       </w:r>
-      <w:r>
-        <w:rPr>
-          <w:sz w:val="24"/>
-          <w:szCs w:val="24"/>
-        </w:rPr>
-        <w:t xml:space="preserve">PHP, C, Java and Python (NumPy And Pandas)  </w:t>
+    </w:p>
+    <w:p>
+      <w:pPr>
+        <w:pStyle w:val="ListParagraph"/>
+        <w:ind w:left="1440" w:firstLine="720"/>
+        <w:jc w:val="both"/>
+        <w:rPr>
+          <w:sz w:val="24"/>
+          <w:szCs w:val="24"/>
+        </w:rPr>
+      </w:pPr>
+      <w:r>
+        <w:rPr>
+          <w:sz w:val="24"/>
+          <w:szCs w:val="24"/>
+        </w:rPr>
+        <w:t xml:space="preserve">Beginning – JavaScript, Java, Python </w:t>
+      </w:r>
+    </w:p>
+    <w:p>
+      <w:pPr>
+        <w:pStyle w:val="ListParagraph"/>
+        <w:ind w:left="1440" w:firstLine="720"/>
+        <w:jc w:val="both"/>
+        <w:rPr>
+          <w:sz w:val="24"/>
+          <w:szCs w:val="24"/>
+        </w:rPr>
+      </w:pPr>
+      <w:r>
+        <w:rPr>
+          <w:sz w:val="24"/>
+          <w:szCs w:val="24"/>
+        </w:rPr>
+        <w:t xml:space="preserve">Intermediate – C, HTML, CSS, PHP </w:t>
       </w:r>
     </w:p>
     <w:p>
@@ -1636,14 +1632,6 @@
     </w:p>
     <w:p>
       <w:pPr>
-        <w:rPr>
-          <w:sz w:val="24"/>
-          <w:szCs w:val="24"/>
-        </w:rPr>
-      </w:pPr>
-    </w:p>
-    <w:p>
-      <w:pPr>
         <w:shd w:val="clear" w:color="auto" w:fill="E7E6E6" w:themeFill="background2"/>
         <w:jc w:val="center"/>
         <w:rPr>
@@ -1671,6 +1659,7 @@
           <w:ilvl w:val="0"/>
           <w:numId w:val="3"/>
         </w:numPr>
+        <w:spacing w:line="276" w:lineRule="auto"/>
         <w:jc w:val="both"/>
         <w:rPr>
           <w:sz w:val="24"/>
@@ -1682,19 +1671,21 @@
           <w:sz w:val="24"/>
           <w:szCs w:val="24"/>
         </w:rPr>
-        <w:t xml:space="preserve">Passed </w:t>
-      </w:r>
-      <w:r>
-        <w:rPr>
-          <w:b/>
-          <w:bCs/>
-          <w:sz w:val="24"/>
-          <w:szCs w:val="24"/>
-        </w:rPr>
-        <w:t>Fundamentals of Digital Marketing</w:t>
-      </w:r>
-      <w:r>
-        <w:rPr>
+        <w:t xml:space="preserve">Completed 2 hours of </w:t>
+      </w:r>
+      <w:r>
+        <w:rPr>
+          <w:b/>
+          <w:bCs/>
+          <w:sz w:val="24"/>
+          <w:szCs w:val="24"/>
+        </w:rPr>
+        <w:t>“SQL CRASH COURSE - PostgreSQL for Beginners”</w:t>
+      </w:r>
+      <w:r>
+        <w:rPr>
+          <w:b/>
+          <w:bCs/>
           <w:sz w:val="24"/>
           <w:szCs w:val="24"/>
         </w:rPr>
@@ -1705,14 +1696,23 @@
           <w:sz w:val="24"/>
           <w:szCs w:val="24"/>
         </w:rPr>
-        <w:t xml:space="preserve">certification exam </w:t>
-      </w:r>
-      <w:r>
-        <w:rPr>
-          <w:sz w:val="24"/>
-          <w:szCs w:val="24"/>
-        </w:rPr>
-        <w:t>by Google Digital Garage on 29/07/2020</w:t>
+        <w:t xml:space="preserve">online course By Start Tech Academy and </w:t>
+      </w:r>
+      <w:proofErr w:type="spellStart"/>
+      <w:r>
+        <w:rPr>
+          <w:sz w:val="24"/>
+          <w:szCs w:val="24"/>
+        </w:rPr>
+        <w:t>SkillzCafe</w:t>
+      </w:r>
+      <w:proofErr w:type="spellEnd"/>
+      <w:r>
+        <w:rPr>
+          <w:sz w:val="24"/>
+          <w:szCs w:val="24"/>
+        </w:rPr>
+        <w:t xml:space="preserve"> on July 6,2020</w:t>
       </w:r>
     </w:p>
     <w:p>
@@ -1722,6 +1722,7 @@
           <w:ilvl w:val="0"/>
           <w:numId w:val="3"/>
         </w:numPr>
+        <w:spacing w:line="276" w:lineRule="auto"/>
         <w:jc w:val="both"/>
         <w:rPr>
           <w:sz w:val="24"/>
@@ -1733,23 +1734,39 @@
           <w:sz w:val="24"/>
           <w:szCs w:val="24"/>
         </w:rPr>
-        <w:t xml:space="preserve">Completed 2.5 Hours of </w:t>
-      </w:r>
-      <w:r>
-        <w:rPr>
-          <w:b/>
-          <w:bCs/>
-          <w:sz w:val="24"/>
-          <w:szCs w:val="24"/>
-        </w:rPr>
-        <w:t>C Programming for Beginners</w:t>
-      </w:r>
-      <w:r>
-        <w:rPr>
-          <w:sz w:val="24"/>
-          <w:szCs w:val="24"/>
-        </w:rPr>
-        <w:t xml:space="preserve"> online</w:t>
+        <w:t xml:space="preserve">Completed 8 Hours of </w:t>
+      </w:r>
+      <w:r>
+        <w:rPr>
+          <w:b/>
+          <w:bCs/>
+          <w:sz w:val="24"/>
+          <w:szCs w:val="24"/>
+        </w:rPr>
+        <w:t>Python for Beginners – Basics to Advanced</w:t>
+      </w:r>
+      <w:r>
+        <w:rPr>
+          <w:sz w:val="24"/>
+          <w:szCs w:val="24"/>
+        </w:rPr>
+        <w:t xml:space="preserve"> online course by </w:t>
+      </w:r>
+      <w:proofErr w:type="spellStart"/>
+      <w:r>
+        <w:rPr>
+          <w:sz w:val="24"/>
+          <w:szCs w:val="24"/>
+        </w:rPr>
+        <w:t>EdYoda</w:t>
+      </w:r>
+      <w:proofErr w:type="spellEnd"/>
+      <w:r>
+        <w:rPr>
+          <w:sz w:val="24"/>
+          <w:szCs w:val="24"/>
+        </w:rPr>
+        <w:t xml:space="preserve"> Digital University</w:t>
       </w:r>
       <w:r>
         <w:rPr>
@@ -1763,28 +1780,7 @@
           <w:sz w:val="24"/>
           <w:szCs w:val="24"/>
         </w:rPr>
-        <w:t xml:space="preserve">course </w:t>
-      </w:r>
-      <w:r>
-        <w:rPr>
-          <w:sz w:val="24"/>
-          <w:szCs w:val="24"/>
-        </w:rPr>
-        <w:t xml:space="preserve">by Techwood Academy and Udemy </w:t>
-      </w:r>
-      <w:r>
-        <w:rPr>
-          <w:sz w:val="24"/>
-          <w:szCs w:val="24"/>
-        </w:rPr>
-        <w:t>on Dec. 21,2020</w:t>
-      </w:r>
-      <w:r>
-        <w:rPr>
-          <w:sz w:val="24"/>
-          <w:szCs w:val="24"/>
-        </w:rPr>
-        <w:t xml:space="preserve"> </w:t>
+        <w:t xml:space="preserve">and Udemy on July 10,2020  </w:t>
       </w:r>
     </w:p>
     <w:p>
@@ -1794,6 +1790,7 @@
           <w:ilvl w:val="0"/>
           <w:numId w:val="3"/>
         </w:numPr>
+        <w:spacing w:line="276" w:lineRule="auto"/>
         <w:jc w:val="both"/>
         <w:rPr>
           <w:sz w:val="24"/>
@@ -1805,100 +1802,39 @@
           <w:sz w:val="24"/>
           <w:szCs w:val="24"/>
         </w:rPr>
-        <w:t xml:space="preserve">Completed </w:t>
-      </w:r>
-      <w:r>
-        <w:rPr>
-          <w:sz w:val="24"/>
-          <w:szCs w:val="24"/>
-        </w:rPr>
-        <w:t>3</w:t>
-      </w:r>
-      <w:r>
-        <w:rPr>
-          <w:sz w:val="24"/>
-          <w:szCs w:val="24"/>
-        </w:rPr>
-        <w:t xml:space="preserve">.5 Hours of </w:t>
-      </w:r>
-      <w:r>
-        <w:rPr>
-          <w:b/>
-          <w:bCs/>
-          <w:sz w:val="24"/>
-          <w:szCs w:val="24"/>
-        </w:rPr>
-        <w:t>HTML5 – Basics to Advanced</w:t>
-      </w:r>
-      <w:r>
-        <w:rPr>
-          <w:sz w:val="24"/>
-          <w:szCs w:val="24"/>
-        </w:rPr>
-        <w:t xml:space="preserve"> </w:t>
-      </w:r>
-      <w:r>
-        <w:rPr>
-          <w:sz w:val="24"/>
-          <w:szCs w:val="24"/>
-        </w:rPr>
-        <w:t xml:space="preserve">online course </w:t>
-      </w:r>
-      <w:r>
-        <w:rPr>
-          <w:sz w:val="24"/>
-          <w:szCs w:val="24"/>
-        </w:rPr>
-        <w:t xml:space="preserve">by </w:t>
-      </w:r>
-      <w:r>
-        <w:rPr>
-          <w:sz w:val="24"/>
-          <w:szCs w:val="24"/>
-        </w:rPr>
-        <w:t>EdYoda Digital University</w:t>
-      </w:r>
-      <w:r>
-        <w:rPr>
-          <w:sz w:val="24"/>
-          <w:szCs w:val="24"/>
-        </w:rPr>
-        <w:t xml:space="preserve"> and Udemy </w:t>
-      </w:r>
-      <w:r>
-        <w:rPr>
-          <w:sz w:val="24"/>
-          <w:szCs w:val="24"/>
-        </w:rPr>
-        <w:t>on</w:t>
-      </w:r>
-      <w:r>
-        <w:rPr>
-          <w:sz w:val="24"/>
-          <w:szCs w:val="24"/>
-        </w:rPr>
-        <w:t xml:space="preserve"> July</w:t>
-      </w:r>
-      <w:r>
-        <w:rPr>
-          <w:sz w:val="24"/>
-          <w:szCs w:val="24"/>
-        </w:rPr>
-        <w:t xml:space="preserve"> </w:t>
-      </w:r>
-      <w:r>
-        <w:rPr>
-          <w:sz w:val="24"/>
-          <w:szCs w:val="24"/>
-        </w:rPr>
-        <w:t>17</w:t>
-      </w:r>
-      <w:r>
-        <w:rPr>
-          <w:sz w:val="24"/>
-          <w:szCs w:val="24"/>
-        </w:rPr>
-        <w:t xml:space="preserve">,2020 </w:t>
+        <w:t xml:space="preserve">Passed </w:t>
+      </w:r>
+      <w:r>
+        <w:rPr>
+          <w:b/>
+          <w:bCs/>
+          <w:sz w:val="24"/>
+          <w:szCs w:val="24"/>
+        </w:rPr>
+        <w:t>Fundamentals of Digital Marketing</w:t>
+      </w:r>
+      <w:r>
+        <w:rPr>
+          <w:sz w:val="24"/>
+          <w:szCs w:val="24"/>
+        </w:rPr>
+        <w:t xml:space="preserve"> certification exam by </w:t>
+      </w:r>
+      <w:r>
+        <w:rPr>
+          <w:b/>
+          <w:bCs/>
+          <w:sz w:val="24"/>
+          <w:szCs w:val="24"/>
+        </w:rPr>
+        <w:t>Google Digital Garage</w:t>
+      </w:r>
+      <w:r>
+        <w:rPr>
+          <w:sz w:val="24"/>
+          <w:szCs w:val="24"/>
+        </w:rPr>
+        <w:t xml:space="preserve"> on Sep 29,2020</w:t>
       </w:r>
     </w:p>
     <w:p>
@@ -1908,6 +1844,7 @@
           <w:ilvl w:val="0"/>
           <w:numId w:val="3"/>
         </w:numPr>
+        <w:spacing w:line="276" w:lineRule="auto"/>
         <w:jc w:val="both"/>
         <w:rPr>
           <w:sz w:val="24"/>
@@ -1919,51 +1856,23 @@
           <w:sz w:val="24"/>
           <w:szCs w:val="24"/>
         </w:rPr>
-        <w:t xml:space="preserve">Completed 8 Hours of </w:t>
-      </w:r>
-      <w:r>
-        <w:rPr>
-          <w:b/>
-          <w:bCs/>
-          <w:sz w:val="24"/>
-          <w:szCs w:val="24"/>
-        </w:rPr>
-        <w:t>Python for Beginners – Basics to Advanced</w:t>
-      </w:r>
-      <w:r>
-        <w:rPr>
-          <w:sz w:val="24"/>
-          <w:szCs w:val="24"/>
-        </w:rPr>
-        <w:t xml:space="preserve"> online course</w:t>
-      </w:r>
-      <w:r>
-        <w:rPr>
-          <w:sz w:val="24"/>
-          <w:szCs w:val="24"/>
-        </w:rPr>
-        <w:t xml:space="preserve"> by EdYoda Digital University</w:t>
-      </w:r>
-      <w:r>
-        <w:rPr>
-          <w:sz w:val="24"/>
-          <w:szCs w:val="24"/>
-        </w:rPr>
-        <w:t xml:space="preserve"> </w:t>
-      </w:r>
-      <w:r>
-        <w:rPr>
-          <w:sz w:val="24"/>
-          <w:szCs w:val="24"/>
-        </w:rPr>
-        <w:t>and Udemy</w:t>
-      </w:r>
-      <w:r>
-        <w:rPr>
-          <w:sz w:val="24"/>
-          <w:szCs w:val="24"/>
-        </w:rPr>
-        <w:t xml:space="preserve"> on July 10,2020  </w:t>
+        <w:t xml:space="preserve">Completed 48 Hours of </w:t>
+      </w:r>
+      <w:r>
+        <w:rPr>
+          <w:b/>
+          <w:bCs/>
+          <w:sz w:val="24"/>
+          <w:szCs w:val="24"/>
+        </w:rPr>
+        <w:t>The Complete 2020 PHP Full Stack Web Developer Bootcamp</w:t>
+      </w:r>
+      <w:r>
+        <w:rPr>
+          <w:sz w:val="24"/>
+          <w:szCs w:val="24"/>
+        </w:rPr>
+        <w:t xml:space="preserve"> online course by Udemy on Oct 25,2020</w:t>
       </w:r>
     </w:p>
     <w:p>
@@ -1973,6 +1882,7 @@
           <w:ilvl w:val="0"/>
           <w:numId w:val="3"/>
         </w:numPr>
+        <w:spacing w:line="276" w:lineRule="auto"/>
         <w:jc w:val="both"/>
         <w:rPr>
           <w:sz w:val="24"/>
@@ -1984,39 +1894,26 @@
           <w:sz w:val="24"/>
           <w:szCs w:val="24"/>
         </w:rPr>
-        <w:t xml:space="preserve">Completed 2 hours of </w:t>
-      </w:r>
-      <w:r>
-        <w:rPr>
-          <w:b/>
-          <w:bCs/>
-          <w:sz w:val="24"/>
-          <w:szCs w:val="24"/>
-        </w:rPr>
-        <w:t xml:space="preserve">“SQL CRASH COURSE </w:t>
-      </w:r>
-      <w:r>
-        <w:rPr>
-          <w:b/>
-          <w:bCs/>
-          <w:sz w:val="24"/>
-          <w:szCs w:val="24"/>
-        </w:rPr>
-        <w:t>-</w:t>
-      </w:r>
-      <w:r>
-        <w:rPr>
-          <w:b/>
-          <w:bCs/>
-          <w:sz w:val="24"/>
-          <w:szCs w:val="24"/>
-        </w:rPr>
-        <w:t xml:space="preserve"> PostgreSQL for Beginners”</w:t>
-      </w:r>
-      <w:r>
-        <w:rPr>
-          <w:b/>
-          <w:bCs/>
+        <w:t xml:space="preserve">Completed 2.5 Hours of </w:t>
+      </w:r>
+      <w:r>
+        <w:rPr>
+          <w:b/>
+          <w:bCs/>
+          <w:sz w:val="24"/>
+          <w:szCs w:val="24"/>
+        </w:rPr>
+        <w:t>C Programming for Beginners</w:t>
+      </w:r>
+      <w:r>
+        <w:rPr>
+          <w:sz w:val="24"/>
+          <w:szCs w:val="24"/>
+        </w:rPr>
+        <w:t xml:space="preserve"> online</w:t>
+      </w:r>
+      <w:r>
+        <w:rPr>
           <w:sz w:val="24"/>
           <w:szCs w:val="24"/>
         </w:rPr>
@@ -2027,14 +1924,37 @@
           <w:sz w:val="24"/>
           <w:szCs w:val="24"/>
         </w:rPr>
-        <w:t>online course</w:t>
-      </w:r>
-      <w:r>
-        <w:rPr>
-          <w:sz w:val="24"/>
-          <w:szCs w:val="24"/>
-        </w:rPr>
-        <w:t xml:space="preserve"> By Start Tech Academy</w:t>
+        <w:t xml:space="preserve">course </w:t>
+      </w:r>
+      <w:r>
+        <w:rPr>
+          <w:sz w:val="24"/>
+          <w:szCs w:val="24"/>
+        </w:rPr>
+        <w:t xml:space="preserve">by </w:t>
+      </w:r>
+      <w:proofErr w:type="spellStart"/>
+      <w:r>
+        <w:rPr>
+          <w:sz w:val="24"/>
+          <w:szCs w:val="24"/>
+        </w:rPr>
+        <w:t>Techwood</w:t>
+      </w:r>
+      <w:proofErr w:type="spellEnd"/>
+      <w:r>
+        <w:rPr>
+          <w:sz w:val="24"/>
+          <w:szCs w:val="24"/>
+        </w:rPr>
+        <w:t xml:space="preserve"> Academy and Udemy </w:t>
+      </w:r>
+      <w:r>
+        <w:rPr>
+          <w:sz w:val="24"/>
+          <w:szCs w:val="24"/>
+        </w:rPr>
+        <w:t>on Dec. 21,2020</w:t>
       </w:r>
       <w:r>
         <w:rPr>
@@ -2042,55 +1962,6 @@
           <w:szCs w:val="24"/>
         </w:rPr>
         <w:t xml:space="preserve"> </w:t>
-      </w:r>
-      <w:r>
-        <w:rPr>
-          <w:sz w:val="24"/>
-          <w:szCs w:val="24"/>
-        </w:rPr>
-        <w:t>a</w:t>
-      </w:r>
-      <w:r>
-        <w:rPr>
-          <w:sz w:val="24"/>
-          <w:szCs w:val="24"/>
-        </w:rPr>
-        <w:t>nd Ski</w:t>
-      </w:r>
-      <w:r>
-        <w:rPr>
-          <w:sz w:val="24"/>
-          <w:szCs w:val="24"/>
-        </w:rPr>
-        <w:t>l</w:t>
-      </w:r>
-      <w:r>
-        <w:rPr>
-          <w:sz w:val="24"/>
-          <w:szCs w:val="24"/>
-        </w:rPr>
-        <w:t>lz</w:t>
-      </w:r>
-      <w:r>
-        <w:rPr>
-          <w:sz w:val="24"/>
-          <w:szCs w:val="24"/>
-        </w:rPr>
-        <w:t>C</w:t>
-      </w:r>
-      <w:r>
-        <w:rPr>
-          <w:sz w:val="24"/>
-          <w:szCs w:val="24"/>
-        </w:rPr>
-        <w:t>afe</w:t>
-      </w:r>
-      <w:r>
-        <w:rPr>
-          <w:sz w:val="24"/>
-          <w:szCs w:val="24"/>
-        </w:rPr>
-        <w:t xml:space="preserve"> on July 6,2020</w:t>
       </w:r>
     </w:p>
     <w:p>
@@ -2100,6 +1971,7 @@
           <w:ilvl w:val="0"/>
           <w:numId w:val="3"/>
         </w:numPr>
+        <w:spacing w:line="276" w:lineRule="auto"/>
         <w:jc w:val="both"/>
         <w:rPr>
           <w:sz w:val="24"/>
@@ -2111,37 +1983,400 @@
           <w:sz w:val="24"/>
           <w:szCs w:val="24"/>
         </w:rPr>
-        <w:t>Completed 4</w:t>
-      </w:r>
-      <w:r>
-        <w:rPr>
-          <w:sz w:val="24"/>
-          <w:szCs w:val="24"/>
-        </w:rPr>
-        <w:t>8</w:t>
-      </w:r>
-      <w:r>
-        <w:rPr>
-          <w:sz w:val="24"/>
-          <w:szCs w:val="24"/>
-        </w:rPr>
-        <w:t xml:space="preserve"> Hours of </w:t>
-      </w:r>
-      <w:r>
-        <w:rPr>
-          <w:b/>
-          <w:bCs/>
-          <w:sz w:val="24"/>
-          <w:szCs w:val="24"/>
-        </w:rPr>
-        <w:t>The Complete 2020 PHP Full Stack Web Developer Bootcamp</w:t>
-      </w:r>
-      <w:r>
-        <w:rPr>
-          <w:sz w:val="24"/>
-          <w:szCs w:val="24"/>
-        </w:rPr>
-        <w:t xml:space="preserve"> online course by Udemy on Oct 25,2020</w:t>
+        <w:t xml:space="preserve">Participated in </w:t>
+      </w:r>
+      <w:r>
+        <w:rPr>
+          <w:b/>
+          <w:bCs/>
+          <w:sz w:val="24"/>
+          <w:szCs w:val="24"/>
+        </w:rPr>
+        <w:t>4th National Conclave on Cyber Defen</w:t>
+      </w:r>
+      <w:r>
+        <w:rPr>
+          <w:b/>
+          <w:bCs/>
+          <w:sz w:val="24"/>
+          <w:szCs w:val="24"/>
+        </w:rPr>
+        <w:t>s</w:t>
+      </w:r>
+      <w:r>
+        <w:rPr>
+          <w:b/>
+          <w:bCs/>
+          <w:sz w:val="24"/>
+          <w:szCs w:val="24"/>
+        </w:rPr>
+        <w:t>e</w:t>
+      </w:r>
+      <w:r>
+        <w:rPr>
+          <w:b/>
+          <w:bCs/>
+          <w:sz w:val="24"/>
+          <w:szCs w:val="24"/>
+        </w:rPr>
+        <w:t xml:space="preserve"> </w:t>
+      </w:r>
+      <w:r>
+        <w:rPr>
+          <w:b/>
+          <w:bCs/>
+          <w:sz w:val="24"/>
+          <w:szCs w:val="24"/>
+        </w:rPr>
+        <w:t>- SAJAG 2021</w:t>
+      </w:r>
+      <w:r>
+        <w:rPr>
+          <w:sz w:val="24"/>
+          <w:szCs w:val="24"/>
+        </w:rPr>
+        <w:t xml:space="preserve"> </w:t>
+      </w:r>
+      <w:r>
+        <w:rPr>
+          <w:sz w:val="24"/>
+          <w:szCs w:val="24"/>
+        </w:rPr>
+        <w:t>held at Shri Vaishnav Vidyapeeth Vishwavidyalaya, Indore on March 18, 2021</w:t>
+      </w:r>
+    </w:p>
+    <w:p>
+      <w:pPr>
+        <w:pStyle w:val="ListParagraph"/>
+        <w:numPr>
+          <w:ilvl w:val="0"/>
+          <w:numId w:val="3"/>
+        </w:numPr>
+        <w:spacing w:line="276" w:lineRule="auto"/>
+        <w:jc w:val="both"/>
+        <w:rPr>
+          <w:sz w:val="24"/>
+          <w:szCs w:val="24"/>
+        </w:rPr>
+      </w:pPr>
+      <w:r>
+        <w:rPr>
+          <w:sz w:val="24"/>
+          <w:szCs w:val="24"/>
+        </w:rPr>
+        <w:t>Attended a Webinar on “</w:t>
+      </w:r>
+      <w:r>
+        <w:rPr>
+          <w:b/>
+          <w:bCs/>
+          <w:sz w:val="24"/>
+          <w:szCs w:val="24"/>
+        </w:rPr>
+        <w:t>Designing Simulation Games: Trade-offs between Realism, Fidelity and Abstraction</w:t>
+      </w:r>
+      <w:r>
+        <w:rPr>
+          <w:sz w:val="24"/>
+          <w:szCs w:val="24"/>
+        </w:rPr>
+        <w:t xml:space="preserve">” conducted by </w:t>
+      </w:r>
+      <w:r>
+        <w:rPr>
+          <w:b/>
+          <w:bCs/>
+          <w:sz w:val="24"/>
+          <w:szCs w:val="24"/>
+        </w:rPr>
+        <w:t xml:space="preserve">Dr. </w:t>
+      </w:r>
+      <w:proofErr w:type="spellStart"/>
+      <w:r>
+        <w:rPr>
+          <w:b/>
+          <w:bCs/>
+          <w:sz w:val="24"/>
+          <w:szCs w:val="24"/>
+        </w:rPr>
+        <w:t>Jayanath</w:t>
+      </w:r>
+      <w:proofErr w:type="spellEnd"/>
+      <w:r>
+        <w:rPr>
+          <w:b/>
+          <w:bCs/>
+          <w:sz w:val="24"/>
+          <w:szCs w:val="24"/>
+        </w:rPr>
+        <w:t xml:space="preserve"> </w:t>
+      </w:r>
+      <w:proofErr w:type="spellStart"/>
+      <w:r>
+        <w:rPr>
+          <w:b/>
+          <w:bCs/>
+          <w:sz w:val="24"/>
+          <w:szCs w:val="24"/>
+        </w:rPr>
+        <w:t>Ragothama</w:t>
+      </w:r>
+      <w:proofErr w:type="spellEnd"/>
+      <w:r>
+        <w:rPr>
+          <w:b/>
+          <w:bCs/>
+          <w:sz w:val="24"/>
+          <w:szCs w:val="24"/>
+        </w:rPr>
+        <w:t xml:space="preserve"> </w:t>
+      </w:r>
+      <w:r>
+        <w:rPr>
+          <w:b/>
+          <w:bCs/>
+          <w:sz w:val="24"/>
+          <w:szCs w:val="24"/>
+        </w:rPr>
+        <w:t>&amp; ISAGA 2021</w:t>
+      </w:r>
+      <w:r>
+        <w:rPr>
+          <w:sz w:val="24"/>
+          <w:szCs w:val="24"/>
+        </w:rPr>
+        <w:t xml:space="preserve"> </w:t>
+      </w:r>
+      <w:r>
+        <w:rPr>
+          <w:sz w:val="24"/>
+          <w:szCs w:val="24"/>
+        </w:rPr>
+        <w:t xml:space="preserve">on April 17, 2021  </w:t>
+      </w:r>
+    </w:p>
+    <w:p>
+      <w:pPr>
+        <w:pStyle w:val="ListParagraph"/>
+        <w:numPr>
+          <w:ilvl w:val="0"/>
+          <w:numId w:val="3"/>
+        </w:numPr>
+        <w:spacing w:line="276" w:lineRule="auto"/>
+        <w:jc w:val="both"/>
+        <w:rPr>
+          <w:sz w:val="24"/>
+          <w:szCs w:val="24"/>
+        </w:rPr>
+      </w:pPr>
+      <w:r>
+        <w:rPr>
+          <w:sz w:val="24"/>
+          <w:szCs w:val="24"/>
+        </w:rPr>
+        <w:t xml:space="preserve">Awarded with </w:t>
+      </w:r>
+      <w:r>
+        <w:rPr>
+          <w:b/>
+          <w:bCs/>
+          <w:sz w:val="24"/>
+          <w:szCs w:val="24"/>
+        </w:rPr>
+        <w:t>Certificate of Achievement</w:t>
+      </w:r>
+      <w:r>
+        <w:rPr>
+          <w:sz w:val="24"/>
+          <w:szCs w:val="24"/>
+        </w:rPr>
+        <w:t xml:space="preserve"> for the successful completion of </w:t>
+      </w:r>
+      <w:r>
+        <w:rPr>
+          <w:b/>
+          <w:bCs/>
+          <w:sz w:val="24"/>
+          <w:szCs w:val="24"/>
+        </w:rPr>
+        <w:t>Build a Face Recognition Application using Python by GUVI – tech deserves you</w:t>
+      </w:r>
+      <w:r>
+        <w:rPr>
+          <w:sz w:val="24"/>
+          <w:szCs w:val="24"/>
+        </w:rPr>
+        <w:t xml:space="preserve"> on April 24,</w:t>
+      </w:r>
+      <w:r>
+        <w:rPr>
+          <w:sz w:val="24"/>
+          <w:szCs w:val="24"/>
+        </w:rPr>
+        <w:t xml:space="preserve"> </w:t>
+      </w:r>
+      <w:r>
+        <w:rPr>
+          <w:sz w:val="24"/>
+          <w:szCs w:val="24"/>
+        </w:rPr>
+        <w:t>2021</w:t>
+      </w:r>
+    </w:p>
+    <w:p>
+      <w:pPr>
+        <w:pStyle w:val="ListParagraph"/>
+        <w:numPr>
+          <w:ilvl w:val="0"/>
+          <w:numId w:val="3"/>
+        </w:numPr>
+        <w:spacing w:line="276" w:lineRule="auto"/>
+        <w:jc w:val="both"/>
+        <w:rPr>
+          <w:sz w:val="24"/>
+          <w:szCs w:val="24"/>
+        </w:rPr>
+      </w:pPr>
+      <w:r>
+        <w:rPr>
+          <w:sz w:val="24"/>
+          <w:szCs w:val="24"/>
+        </w:rPr>
+        <w:t xml:space="preserve">Awarded with </w:t>
+      </w:r>
+      <w:r>
+        <w:rPr>
+          <w:b/>
+          <w:bCs/>
+          <w:sz w:val="24"/>
+          <w:szCs w:val="24"/>
+        </w:rPr>
+        <w:t>Letter of Recommendation</w:t>
+      </w:r>
+      <w:r>
+        <w:rPr>
+          <w:sz w:val="24"/>
+          <w:szCs w:val="24"/>
+        </w:rPr>
+        <w:t xml:space="preserve"> by </w:t>
+      </w:r>
+      <w:proofErr w:type="spellStart"/>
+      <w:r>
+        <w:rPr>
+          <w:b/>
+          <w:bCs/>
+          <w:sz w:val="24"/>
+          <w:szCs w:val="24"/>
+        </w:rPr>
+        <w:t>Internshala</w:t>
+      </w:r>
+      <w:proofErr w:type="spellEnd"/>
+      <w:r>
+        <w:rPr>
+          <w:sz w:val="24"/>
+          <w:szCs w:val="24"/>
+        </w:rPr>
+        <w:t xml:space="preserve"> on April 27,</w:t>
+      </w:r>
+      <w:r>
+        <w:rPr>
+          <w:sz w:val="24"/>
+          <w:szCs w:val="24"/>
+        </w:rPr>
+        <w:t xml:space="preserve"> </w:t>
+      </w:r>
+      <w:r>
+        <w:rPr>
+          <w:sz w:val="24"/>
+          <w:szCs w:val="24"/>
+        </w:rPr>
+        <w:t>2021</w:t>
+      </w:r>
+      <w:r>
+        <w:rPr>
+          <w:sz w:val="24"/>
+          <w:szCs w:val="24"/>
+        </w:rPr>
+        <w:t xml:space="preserve"> </w:t>
+      </w:r>
+      <w:r>
+        <w:rPr>
+          <w:sz w:val="24"/>
+          <w:szCs w:val="24"/>
+        </w:rPr>
+        <w:t>for performing well in Registration Contest duri</w:t>
+      </w:r>
+      <w:r>
+        <w:rPr>
+          <w:sz w:val="24"/>
+          <w:szCs w:val="24"/>
+        </w:rPr>
+        <w:t>n</w:t>
+      </w:r>
+      <w:r>
+        <w:rPr>
+          <w:sz w:val="24"/>
+          <w:szCs w:val="24"/>
+        </w:rPr>
+        <w:t>g the period of 5</w:t>
+      </w:r>
+      <w:r>
+        <w:rPr>
+          <w:sz w:val="24"/>
+          <w:szCs w:val="24"/>
+          <w:vertAlign w:val="superscript"/>
+        </w:rPr>
+        <w:t>th</w:t>
+      </w:r>
+      <w:r>
+        <w:rPr>
+          <w:sz w:val="24"/>
+          <w:szCs w:val="24"/>
+        </w:rPr>
+        <w:t xml:space="preserve"> April,</w:t>
+      </w:r>
+      <w:r>
+        <w:rPr>
+          <w:sz w:val="24"/>
+          <w:szCs w:val="24"/>
+        </w:rPr>
+        <w:t xml:space="preserve"> </w:t>
+      </w:r>
+      <w:r>
+        <w:rPr>
+          <w:sz w:val="24"/>
+          <w:szCs w:val="24"/>
+        </w:rPr>
+        <w:t>2021 to 8</w:t>
+      </w:r>
+      <w:r>
+        <w:rPr>
+          <w:sz w:val="24"/>
+          <w:szCs w:val="24"/>
+          <w:vertAlign w:val="superscript"/>
+        </w:rPr>
+        <w:t>th</w:t>
+      </w:r>
+      <w:r>
+        <w:rPr>
+          <w:sz w:val="24"/>
+          <w:szCs w:val="24"/>
+        </w:rPr>
+        <w:t xml:space="preserve"> April,</w:t>
+      </w:r>
+      <w:r>
+        <w:rPr>
+          <w:sz w:val="24"/>
+          <w:szCs w:val="24"/>
+        </w:rPr>
+        <w:t xml:space="preserve"> </w:t>
+      </w:r>
+      <w:r>
+        <w:rPr>
+          <w:sz w:val="24"/>
+          <w:szCs w:val="24"/>
+        </w:rPr>
+        <w:t>2021</w:t>
       </w:r>
       <w:r>
         <w:rPr>
@@ -2150,73 +2385,724 @@
         </w:rPr>
         <w:t>.</w:t>
       </w:r>
-      <w:r>
-        <w:rPr>
-          <w:sz w:val="24"/>
-          <w:szCs w:val="24"/>
-        </w:rPr>
-        <w:t xml:space="preserve">  </w:t>
-      </w:r>
-      <w:r>
-        <w:rPr>
-          <w:sz w:val="24"/>
-          <w:szCs w:val="24"/>
-        </w:rPr>
-        <w:softHyphen/>
-      </w:r>
-      <w:r>
-        <w:rPr>
-          <w:sz w:val="24"/>
-          <w:szCs w:val="24"/>
-        </w:rPr>
-        <w:softHyphen/>
-      </w:r>
-      <w:r>
-        <w:rPr>
-          <w:sz w:val="24"/>
-          <w:szCs w:val="24"/>
-        </w:rPr>
-        <w:softHyphen/>
-      </w:r>
-      <w:r>
-        <w:rPr>
-          <w:sz w:val="24"/>
-          <w:szCs w:val="24"/>
-        </w:rPr>
-        <w:softHyphen/>
-      </w:r>
-      <w:r>
-        <w:rPr>
-          <w:sz w:val="24"/>
-          <w:szCs w:val="24"/>
-        </w:rPr>
-        <w:softHyphen/>
-      </w:r>
-      <w:r>
-        <w:rPr>
-          <w:sz w:val="24"/>
-          <w:szCs w:val="24"/>
-        </w:rPr>
-        <w:softHyphen/>
-      </w:r>
-      <w:r>
-        <w:rPr>
-          <w:sz w:val="24"/>
-          <w:szCs w:val="24"/>
-        </w:rPr>
-        <w:softHyphen/>
-      </w:r>
-      <w:r>
-        <w:rPr>
-          <w:sz w:val="24"/>
-          <w:szCs w:val="24"/>
-        </w:rPr>
-        <w:softHyphen/>
-      </w:r>
-    </w:p>
-    <w:p>
-      <w:pPr>
-        <w:rPr>
+    </w:p>
+    <w:p>
+      <w:pPr>
+        <w:pStyle w:val="ListParagraph"/>
+        <w:numPr>
+          <w:ilvl w:val="0"/>
+          <w:numId w:val="3"/>
+        </w:numPr>
+        <w:spacing w:line="276" w:lineRule="auto"/>
+        <w:jc w:val="both"/>
+        <w:rPr>
+          <w:sz w:val="24"/>
+          <w:szCs w:val="24"/>
+        </w:rPr>
+      </w:pPr>
+      <w:r>
+        <w:rPr>
+          <w:sz w:val="24"/>
+          <w:szCs w:val="24"/>
+        </w:rPr>
+        <w:t xml:space="preserve">Awarded with </w:t>
+      </w:r>
+      <w:r>
+        <w:rPr>
+          <w:b/>
+          <w:bCs/>
+          <w:sz w:val="24"/>
+          <w:szCs w:val="24"/>
+        </w:rPr>
+        <w:t>Certificate of Appreciation</w:t>
+      </w:r>
+      <w:r>
+        <w:rPr>
+          <w:sz w:val="24"/>
+          <w:szCs w:val="24"/>
+        </w:rPr>
+        <w:t xml:space="preserve"> by </w:t>
+      </w:r>
+      <w:proofErr w:type="spellStart"/>
+      <w:r>
+        <w:rPr>
+          <w:b/>
+          <w:bCs/>
+          <w:sz w:val="24"/>
+          <w:szCs w:val="24"/>
+        </w:rPr>
+        <w:t>Internshala</w:t>
+      </w:r>
+      <w:proofErr w:type="spellEnd"/>
+      <w:r>
+        <w:rPr>
+          <w:sz w:val="24"/>
+          <w:szCs w:val="24"/>
+        </w:rPr>
+        <w:t xml:space="preserve"> on April 27,</w:t>
+      </w:r>
+      <w:r>
+        <w:rPr>
+          <w:sz w:val="24"/>
+          <w:szCs w:val="24"/>
+        </w:rPr>
+        <w:t xml:space="preserve"> </w:t>
+      </w:r>
+      <w:r>
+        <w:rPr>
+          <w:sz w:val="24"/>
+          <w:szCs w:val="24"/>
+        </w:rPr>
+        <w:t>2021 for participating in the Registration Contest held in the month of April, 2021.</w:t>
+      </w:r>
+    </w:p>
+    <w:p>
+      <w:pPr>
+        <w:pStyle w:val="ListParagraph"/>
+        <w:numPr>
+          <w:ilvl w:val="0"/>
+          <w:numId w:val="3"/>
+        </w:numPr>
+        <w:spacing w:line="276" w:lineRule="auto"/>
+        <w:jc w:val="both"/>
+        <w:rPr>
+          <w:sz w:val="24"/>
+          <w:szCs w:val="24"/>
+        </w:rPr>
+      </w:pPr>
+      <w:r>
+        <w:rPr>
+          <w:sz w:val="24"/>
+          <w:szCs w:val="24"/>
+        </w:rPr>
+        <w:t xml:space="preserve">Successfully Completed </w:t>
+      </w:r>
+      <w:r>
+        <w:rPr>
+          <w:b/>
+          <w:bCs/>
+          <w:sz w:val="24"/>
+          <w:szCs w:val="24"/>
+        </w:rPr>
+        <w:t>Machine Learning Essentials for Business and Technical Decision Makers</w:t>
+      </w:r>
+      <w:r>
+        <w:rPr>
+          <w:sz w:val="24"/>
+          <w:szCs w:val="24"/>
+        </w:rPr>
+        <w:t xml:space="preserve"> by </w:t>
+      </w:r>
+      <w:r>
+        <w:rPr>
+          <w:b/>
+          <w:bCs/>
+          <w:sz w:val="24"/>
+          <w:szCs w:val="24"/>
+        </w:rPr>
+        <w:t>Amazon Web Services (AWS)</w:t>
+      </w:r>
+      <w:r>
+        <w:rPr>
+          <w:sz w:val="24"/>
+          <w:szCs w:val="24"/>
+        </w:rPr>
+        <w:t xml:space="preserve"> on May 1,2021</w:t>
+      </w:r>
+    </w:p>
+    <w:p>
+      <w:pPr>
+        <w:pStyle w:val="ListParagraph"/>
+        <w:numPr>
+          <w:ilvl w:val="0"/>
+          <w:numId w:val="3"/>
+        </w:numPr>
+        <w:spacing w:line="276" w:lineRule="auto"/>
+        <w:jc w:val="both"/>
+        <w:rPr>
+          <w:sz w:val="24"/>
+          <w:szCs w:val="24"/>
+        </w:rPr>
+      </w:pPr>
+      <w:r>
+        <w:rPr>
+          <w:sz w:val="24"/>
+          <w:szCs w:val="24"/>
+        </w:rPr>
+        <w:t xml:space="preserve">Successfully Participated in </w:t>
+      </w:r>
+      <w:r>
+        <w:rPr>
+          <w:b/>
+          <w:bCs/>
+          <w:sz w:val="24"/>
+          <w:szCs w:val="24"/>
+        </w:rPr>
+        <w:t xml:space="preserve">The Guinness World Record Event – Most users to take an online computer programming lesson in 24 hours </w:t>
+      </w:r>
+      <w:r>
+        <w:rPr>
+          <w:sz w:val="24"/>
+          <w:szCs w:val="24"/>
+        </w:rPr>
+        <w:t>by</w:t>
+      </w:r>
+      <w:r>
+        <w:rPr>
+          <w:b/>
+          <w:bCs/>
+          <w:sz w:val="24"/>
+          <w:szCs w:val="24"/>
+        </w:rPr>
+        <w:t xml:space="preserve"> GUVI</w:t>
+      </w:r>
+      <w:r>
+        <w:rPr>
+          <w:sz w:val="24"/>
+          <w:szCs w:val="24"/>
+        </w:rPr>
+        <w:t xml:space="preserve"> on April 24</w:t>
+      </w:r>
+      <w:r>
+        <w:rPr>
+          <w:sz w:val="24"/>
+          <w:szCs w:val="24"/>
+          <w:vertAlign w:val="superscript"/>
+        </w:rPr>
+        <w:t>th</w:t>
+      </w:r>
+      <w:r>
+        <w:rPr>
+          <w:sz w:val="24"/>
+          <w:szCs w:val="24"/>
+        </w:rPr>
+        <w:t>,2021 ,6 PM to April 25</w:t>
+      </w:r>
+      <w:r>
+        <w:rPr>
+          <w:sz w:val="24"/>
+          <w:szCs w:val="24"/>
+          <w:vertAlign w:val="superscript"/>
+        </w:rPr>
+        <w:t>th</w:t>
+      </w:r>
+      <w:r>
+        <w:rPr>
+          <w:sz w:val="24"/>
+          <w:szCs w:val="24"/>
+        </w:rPr>
+        <w:t xml:space="preserve"> 2021, 6 PM</w:t>
+      </w:r>
+    </w:p>
+    <w:p>
+      <w:pPr>
+        <w:pStyle w:val="ListParagraph"/>
+        <w:ind w:left="900"/>
+        <w:jc w:val="both"/>
+        <w:rPr>
+          <w:sz w:val="24"/>
+          <w:szCs w:val="24"/>
+        </w:rPr>
+      </w:pPr>
+    </w:p>
+    <w:p>
+      <w:pPr>
+        <w:shd w:val="clear" w:color="auto" w:fill="E7E6E6" w:themeFill="background2"/>
+        <w:jc w:val="center"/>
+        <w:rPr>
+          <w:b/>
+          <w:bCs/>
+          <w:sz w:val="28"/>
+          <w:szCs w:val="28"/>
+        </w:rPr>
+      </w:pPr>
+      <w:r>
+        <w:rPr>
+          <w:b/>
+          <w:bCs/>
+          <w:sz w:val="28"/>
+          <w:szCs w:val="28"/>
+        </w:rPr>
+        <w:t>Jobs &amp; Internship</w:t>
+      </w:r>
+      <w:r>
+        <w:rPr>
+          <w:b/>
+          <w:bCs/>
+          <w:sz w:val="28"/>
+          <w:szCs w:val="28"/>
+        </w:rPr>
+        <w:t>s</w:t>
+      </w:r>
+    </w:p>
+    <w:p>
+      <w:pPr>
+        <w:pStyle w:val="ListParagraph"/>
+        <w:numPr>
+          <w:ilvl w:val="0"/>
+          <w:numId w:val="7"/>
+        </w:numPr>
+        <w:jc w:val="both"/>
+        <w:rPr>
+          <w:b/>
+          <w:bCs/>
+          <w:color w:val="3B3838" w:themeColor="background2" w:themeShade="40"/>
+          <w:sz w:val="24"/>
+          <w:szCs w:val="24"/>
+        </w:rPr>
+      </w:pPr>
+      <w:proofErr w:type="spellStart"/>
+      <w:r>
+        <w:rPr>
+          <w:b/>
+          <w:bCs/>
+          <w:color w:val="3B3838" w:themeColor="background2" w:themeShade="40"/>
+          <w:sz w:val="24"/>
+          <w:szCs w:val="24"/>
+        </w:rPr>
+        <w:t>Internshala</w:t>
+      </w:r>
+      <w:proofErr w:type="spellEnd"/>
+      <w:r>
+        <w:rPr>
+          <w:b/>
+          <w:bCs/>
+          <w:color w:val="3B3838" w:themeColor="background2" w:themeShade="40"/>
+          <w:sz w:val="24"/>
+          <w:szCs w:val="24"/>
+        </w:rPr>
+        <w:t xml:space="preserve"> Student Partner – ISP 22</w:t>
+      </w:r>
+    </w:p>
+    <w:p>
+      <w:pPr>
+        <w:pStyle w:val="ListParagraph"/>
+        <w:ind w:left="900"/>
+        <w:jc w:val="both"/>
+        <w:rPr>
+          <w:color w:val="3B3838" w:themeColor="background2" w:themeShade="40"/>
+        </w:rPr>
+      </w:pPr>
+      <w:proofErr w:type="spellStart"/>
+      <w:r>
+        <w:rPr>
+          <w:color w:val="3B3838" w:themeColor="background2" w:themeShade="40"/>
+        </w:rPr>
+        <w:t>Internshala</w:t>
+      </w:r>
+      <w:proofErr w:type="spellEnd"/>
+      <w:r>
+        <w:rPr>
+          <w:color w:val="3B3838" w:themeColor="background2" w:themeShade="40"/>
+        </w:rPr>
+        <w:t>, Virtual</w:t>
+      </w:r>
+    </w:p>
+    <w:p>
+      <w:pPr>
+        <w:pStyle w:val="ListParagraph"/>
+        <w:ind w:left="900"/>
+        <w:jc w:val="both"/>
+        <w:rPr>
+          <w:color w:val="3B3838" w:themeColor="background2" w:themeShade="40"/>
+        </w:rPr>
+      </w:pPr>
+      <w:r>
+        <w:rPr>
+          <w:color w:val="3B3838" w:themeColor="background2" w:themeShade="40"/>
+        </w:rPr>
+        <w:t xml:space="preserve">Mar 2021 – Present </w:t>
+      </w:r>
+    </w:p>
+    <w:p>
+      <w:pPr>
+        <w:pStyle w:val="ListParagraph"/>
+        <w:ind w:left="900"/>
+        <w:jc w:val="both"/>
+        <w:rPr>
+          <w:color w:val="3B3838" w:themeColor="background2" w:themeShade="40"/>
+          <w:sz w:val="24"/>
+          <w:szCs w:val="24"/>
+        </w:rPr>
+      </w:pPr>
+      <w:r>
+        <w:rPr>
+          <w:color w:val="3B3838" w:themeColor="background2" w:themeShade="40"/>
+        </w:rPr>
+        <w:t xml:space="preserve">As an ISP, I have to create awareness about </w:t>
+      </w:r>
+      <w:proofErr w:type="spellStart"/>
+      <w:r>
+        <w:rPr>
+          <w:color w:val="3B3838" w:themeColor="background2" w:themeShade="40"/>
+        </w:rPr>
+        <w:t>Internshala</w:t>
+      </w:r>
+      <w:proofErr w:type="spellEnd"/>
+      <w:r>
+        <w:rPr>
+          <w:color w:val="3B3838" w:themeColor="background2" w:themeShade="40"/>
+        </w:rPr>
+        <w:t xml:space="preserve"> </w:t>
+      </w:r>
+      <w:r>
+        <w:rPr>
+          <w:color w:val="3B3838" w:themeColor="background2" w:themeShade="40"/>
+        </w:rPr>
+        <w:t>I</w:t>
+      </w:r>
+      <w:r>
+        <w:rPr>
+          <w:color w:val="3B3838" w:themeColor="background2" w:themeShade="40"/>
+        </w:rPr>
+        <w:t xml:space="preserve">nternships and getting new students to register for </w:t>
+      </w:r>
+      <w:proofErr w:type="spellStart"/>
+      <w:r>
+        <w:rPr>
+          <w:color w:val="3B3838" w:themeColor="background2" w:themeShade="40"/>
+        </w:rPr>
+        <w:t>Internshala</w:t>
+      </w:r>
+      <w:proofErr w:type="spellEnd"/>
+      <w:r>
+        <w:rPr>
+          <w:color w:val="3B3838" w:themeColor="background2" w:themeShade="40"/>
+          <w:sz w:val="24"/>
+          <w:szCs w:val="24"/>
+        </w:rPr>
+        <w:t>.</w:t>
+      </w:r>
+    </w:p>
+    <w:p>
+      <w:pPr>
+        <w:pStyle w:val="ListParagraph"/>
+        <w:ind w:left="900"/>
+        <w:jc w:val="both"/>
+        <w:rPr>
+          <w:color w:val="3B3838" w:themeColor="background2" w:themeShade="40"/>
+          <w:sz w:val="24"/>
+          <w:szCs w:val="24"/>
+        </w:rPr>
+      </w:pPr>
+    </w:p>
+    <w:p>
+      <w:pPr>
+        <w:pStyle w:val="ListParagraph"/>
+        <w:numPr>
+          <w:ilvl w:val="0"/>
+          <w:numId w:val="7"/>
+        </w:numPr>
+        <w:jc w:val="both"/>
+        <w:rPr>
+          <w:b/>
+          <w:bCs/>
+          <w:sz w:val="24"/>
+          <w:szCs w:val="24"/>
+        </w:rPr>
+      </w:pPr>
+      <w:r>
+        <w:rPr>
+          <w:b/>
+          <w:bCs/>
+          <w:sz w:val="24"/>
+          <w:szCs w:val="24"/>
+        </w:rPr>
+        <w:t>Campus Ambas</w:t>
+      </w:r>
+      <w:r>
+        <w:rPr>
+          <w:b/>
+          <w:bCs/>
+          <w:sz w:val="24"/>
+          <w:szCs w:val="24"/>
+        </w:rPr>
+        <w:t>sador of KAIZEN’21</w:t>
+      </w:r>
+    </w:p>
+    <w:p>
+      <w:pPr>
+        <w:pStyle w:val="ListParagraph"/>
+        <w:ind w:left="900"/>
+        <w:jc w:val="both"/>
+        <w:rPr>
+          <w:color w:val="3B3838" w:themeColor="background2" w:themeShade="40"/>
+        </w:rPr>
+      </w:pPr>
+      <w:r>
+        <w:rPr>
+          <w:color w:val="3B3838" w:themeColor="background2" w:themeShade="40"/>
+        </w:rPr>
+        <w:t>NSS IIT Delhi, Virtual</w:t>
+      </w:r>
+    </w:p>
+    <w:p>
+      <w:pPr>
+        <w:pStyle w:val="ListParagraph"/>
+        <w:ind w:left="900"/>
+        <w:jc w:val="both"/>
+        <w:rPr>
+          <w:color w:val="3B3838" w:themeColor="background2" w:themeShade="40"/>
+        </w:rPr>
+      </w:pPr>
+      <w:r>
+        <w:rPr>
+          <w:color w:val="3B3838" w:themeColor="background2" w:themeShade="40"/>
+        </w:rPr>
+        <w:t xml:space="preserve">Mar 2021 – </w:t>
+      </w:r>
+      <w:r>
+        <w:rPr>
+          <w:color w:val="3B3838" w:themeColor="background2" w:themeShade="40"/>
+        </w:rPr>
+        <w:t>Apr 2021</w:t>
+      </w:r>
+    </w:p>
+    <w:p>
+      <w:pPr>
+        <w:pStyle w:val="ListParagraph"/>
+        <w:ind w:left="900"/>
+        <w:jc w:val="both"/>
+        <w:rPr>
+          <w:color w:val="3B3838" w:themeColor="background2" w:themeShade="40"/>
+        </w:rPr>
+      </w:pPr>
+      <w:r>
+        <w:rPr>
+          <w:color w:val="3B3838" w:themeColor="background2" w:themeShade="40"/>
+        </w:rPr>
+        <w:t xml:space="preserve">Kaizen'21 is an event organize by NSS IIT Delhi. As a Campus Ambassador, I have to increase outreach of Kaizen'21 and make the public aware for the events. </w:t>
+      </w:r>
+    </w:p>
+    <w:p>
+      <w:pPr>
+        <w:pStyle w:val="ListParagraph"/>
+        <w:ind w:left="900"/>
+        <w:jc w:val="both"/>
+        <w:rPr>
+          <w:color w:val="3B3838" w:themeColor="background2" w:themeShade="40"/>
+        </w:rPr>
+      </w:pPr>
+    </w:p>
+    <w:p>
+      <w:pPr>
+        <w:pStyle w:val="ListParagraph"/>
+        <w:ind w:left="900"/>
+        <w:jc w:val="both"/>
+        <w:rPr>
+          <w:color w:val="3B3838" w:themeColor="background2" w:themeShade="40"/>
+        </w:rPr>
+      </w:pPr>
+    </w:p>
+    <w:p>
+      <w:pPr>
+        <w:shd w:val="clear" w:color="auto" w:fill="E7E6E6" w:themeFill="background2"/>
+        <w:tabs>
+          <w:tab w:val="center" w:pos="4801"/>
+          <w:tab w:val="right" w:pos="9602"/>
+        </w:tabs>
+        <w:rPr>
+          <w:b/>
+          <w:bCs/>
+          <w:sz w:val="28"/>
+          <w:szCs w:val="28"/>
+        </w:rPr>
+      </w:pPr>
+      <w:r>
+        <w:rPr>
+          <w:b/>
+          <w:bCs/>
+          <w:sz w:val="28"/>
+          <w:szCs w:val="28"/>
+        </w:rPr>
+        <w:lastRenderedPageBreak/>
+        <w:tab/>
+      </w:r>
+      <w:r>
+        <w:rPr>
+          <w:b/>
+          <w:bCs/>
+          <w:sz w:val="28"/>
+          <w:szCs w:val="28"/>
+        </w:rPr>
+        <w:t xml:space="preserve">Projects </w:t>
+      </w:r>
+      <w:r>
+        <w:rPr>
+          <w:b/>
+          <w:bCs/>
+          <w:sz w:val="28"/>
+          <w:szCs w:val="28"/>
+        </w:rPr>
+        <w:t>/</w:t>
+      </w:r>
+      <w:r>
+        <w:rPr>
+          <w:b/>
+          <w:bCs/>
+          <w:sz w:val="28"/>
+          <w:szCs w:val="28"/>
+        </w:rPr>
+        <w:t xml:space="preserve"> Work Samples</w:t>
+      </w:r>
+      <w:r>
+        <w:rPr>
+          <w:b/>
+          <w:bCs/>
+          <w:sz w:val="28"/>
+          <w:szCs w:val="28"/>
+        </w:rPr>
+        <w:tab/>
+      </w:r>
+    </w:p>
+    <w:p>
+      <w:pPr>
+        <w:pStyle w:val="ListParagraph"/>
+        <w:numPr>
+          <w:ilvl w:val="0"/>
+          <w:numId w:val="8"/>
+        </w:numPr>
+        <w:jc w:val="both"/>
+      </w:pPr>
+      <w:r>
+        <w:rPr>
+          <w:b/>
+          <w:bCs/>
+          <w:sz w:val="24"/>
+          <w:szCs w:val="24"/>
+        </w:rPr>
+        <w:t>Portfolio</w:t>
+      </w:r>
+      <w:r>
+        <w:rPr>
+          <w:sz w:val="24"/>
+          <w:szCs w:val="24"/>
+        </w:rPr>
+        <w:t xml:space="preserve"> – </w:t>
+      </w:r>
+    </w:p>
+    <w:p>
+      <w:pPr>
+        <w:pStyle w:val="ListParagraph"/>
+        <w:ind w:left="900"/>
+        <w:jc w:val="both"/>
+      </w:pPr>
+      <w:r>
+        <w:t>I have created my portfolio to show up my skills.</w:t>
+      </w:r>
+    </w:p>
+    <w:p>
+      <w:pPr>
+        <w:pStyle w:val="ListParagraph"/>
+        <w:ind w:left="900"/>
+        <w:jc w:val="both"/>
+        <w:rPr>
+          <w:sz w:val="24"/>
+          <w:szCs w:val="24"/>
+        </w:rPr>
+      </w:pPr>
+      <w:hyperlink r:id="rId8" w:history="1">
+        <w:r>
+          <w:rPr>
+            <w:rStyle w:val="Hyperlink"/>
+            <w:sz w:val="24"/>
+            <w:szCs w:val="24"/>
+          </w:rPr>
+          <w:t>https://niteshagnihotri.github.io</w:t>
+        </w:r>
+      </w:hyperlink>
+    </w:p>
+    <w:p>
+      <w:pPr>
+        <w:pStyle w:val="ListParagraph"/>
+        <w:ind w:left="900"/>
+        <w:jc w:val="both"/>
+        <w:rPr>
+          <w:sz w:val="24"/>
+          <w:szCs w:val="24"/>
+        </w:rPr>
+      </w:pPr>
+    </w:p>
+    <w:p>
+      <w:pPr>
+        <w:pStyle w:val="ListParagraph"/>
+        <w:numPr>
+          <w:ilvl w:val="0"/>
+          <w:numId w:val="8"/>
+        </w:numPr>
+        <w:jc w:val="both"/>
+      </w:pPr>
+      <w:proofErr w:type="spellStart"/>
+      <w:r>
+        <w:rPr>
+          <w:b/>
+          <w:bCs/>
+          <w:sz w:val="24"/>
+          <w:szCs w:val="24"/>
+        </w:rPr>
+        <w:t>PrachiSketches</w:t>
+      </w:r>
+      <w:proofErr w:type="spellEnd"/>
+      <w:r>
+        <w:rPr>
+          <w:sz w:val="24"/>
+          <w:szCs w:val="24"/>
+        </w:rPr>
+        <w:t xml:space="preserve"> – </w:t>
+      </w:r>
+    </w:p>
+    <w:p>
+      <w:pPr>
+        <w:pStyle w:val="ListParagraph"/>
+        <w:ind w:left="900"/>
+        <w:jc w:val="both"/>
+      </w:pPr>
+      <w:r>
+        <w:t>Prachi Sketches was found to bring a new standard of quality and services to Handmade Portrait Painting, Pencil Sketches, Charcoal Sketch, Digital Oil Painting.</w:t>
+      </w:r>
+    </w:p>
+    <w:p>
+      <w:pPr>
+        <w:pStyle w:val="ListParagraph"/>
+        <w:ind w:left="900"/>
+        <w:jc w:val="both"/>
+        <w:rPr>
+          <w:b/>
+          <w:bCs/>
+          <w:sz w:val="24"/>
+          <w:szCs w:val="24"/>
+        </w:rPr>
+      </w:pPr>
+      <w:hyperlink r:id="rId9" w:history="1">
+        <w:r>
+          <w:rPr>
+            <w:rStyle w:val="Hyperlink"/>
+            <w:sz w:val="24"/>
+            <w:szCs w:val="24"/>
+          </w:rPr>
+          <w:t>https://niteshagnihotri.github.io/prachiskteches/</w:t>
+        </w:r>
+      </w:hyperlink>
+    </w:p>
+    <w:p>
+      <w:pPr>
+        <w:pStyle w:val="ListParagraph"/>
+        <w:ind w:left="900"/>
+        <w:jc w:val="both"/>
+        <w:rPr>
+          <w:color w:val="3B3838" w:themeColor="background2" w:themeShade="40"/>
+          <w:sz w:val="24"/>
+          <w:szCs w:val="24"/>
+        </w:rPr>
+      </w:pPr>
+    </w:p>
+    <w:p>
+      <w:pPr>
+        <w:pStyle w:val="ListParagraph"/>
+        <w:ind w:left="900"/>
+        <w:jc w:val="both"/>
+        <w:rPr>
+          <w:color w:val="3B3838" w:themeColor="background2" w:themeShade="40"/>
           <w:sz w:val="24"/>
           <w:szCs w:val="24"/>
         </w:rPr>
@@ -2247,7 +3133,6 @@
     <w:p>
       <w:pPr>
         <w:shd w:val="clear" w:color="auto" w:fill="FFFFFF" w:themeFill="background1"/>
-        <w:jc w:val="center"/>
         <w:rPr>
           <w:b/>
           <w:bCs/>
@@ -2258,25 +3143,25 @@
     </w:p>
     <w:tbl>
       <w:tblPr>
-        <w:tblStyle w:val="PlainTable1"/>
+        <w:tblStyle w:val="PlainTable4"/>
         <w:tblW w:w="0" w:type="auto"/>
-        <w:jc w:val="center"/>
+        <w:tblInd w:w="56" w:type="dxa"/>
         <w:tblLook w:val="04A0" w:firstRow="1" w:lastRow="0" w:firstColumn="1" w:lastColumn="0" w:noHBand="0" w:noVBand="1"/>
       </w:tblPr>
       <w:tblGrid>
-        <w:gridCol w:w="4945"/>
+        <w:gridCol w:w="4855"/>
         <w:gridCol w:w="4647"/>
       </w:tblGrid>
       <w:tr>
         <w:trPr>
           <w:cnfStyle w:val="100000000000" w:firstRow="1" w:lastRow="0" w:firstColumn="0" w:lastColumn="0" w:oddVBand="0" w:evenVBand="0" w:oddHBand="0" w:evenHBand="0" w:firstRowFirstColumn="0" w:firstRowLastColumn="0" w:lastRowFirstColumn="0" w:lastRowLastColumn="0"/>
           <w:trHeight w:val="467"/>
-          <w:jc w:val="center"/>
         </w:trPr>
         <w:tc>
           <w:tcPr>
             <w:cnfStyle w:val="001000000000" w:firstRow="0" w:lastRow="0" w:firstColumn="1" w:lastColumn="0" w:oddVBand="0" w:evenVBand="0" w:oddHBand="0" w:evenHBand="0" w:firstRowFirstColumn="0" w:firstRowLastColumn="0" w:lastRowFirstColumn="0" w:lastRowLastColumn="0"/>
-            <w:tcW w:w="4945" w:type="dxa"/>
+            <w:tcW w:w="4855" w:type="dxa"/>
+            <w:vAlign w:val="center"/>
           </w:tcPr>
           <w:p>
             <w:pPr>
@@ -2304,6 +3189,279 @@
         <w:tc>
           <w:tcPr>
             <w:tcW w:w="4647" w:type="dxa"/>
+            <w:vAlign w:val="center"/>
+          </w:tcPr>
+          <w:p>
+            <w:pPr>
+              <w:tabs>
+                <w:tab w:val="left" w:pos="1495"/>
+              </w:tabs>
+              <w:cnfStyle w:val="100000000000" w:firstRow="1" w:lastRow="0" w:firstColumn="0" w:lastColumn="0" w:oddVBand="0" w:evenVBand="0" w:oddHBand="0" w:evenHBand="0" w:firstRowFirstColumn="0" w:firstRowLastColumn="0" w:lastRowFirstColumn="0" w:lastRowLastColumn="0"/>
+              <w:rPr>
+                <w:b w:val="0"/>
+                <w:bCs w:val="0"/>
+                <w:sz w:val="24"/>
+                <w:szCs w:val="24"/>
+              </w:rPr>
+            </w:pPr>
+            <w:r>
+              <w:rPr>
+                <w:b w:val="0"/>
+                <w:bCs w:val="0"/>
+                <w:sz w:val="24"/>
+                <w:szCs w:val="24"/>
+              </w:rPr>
+              <w:t>23-02-2003</w:t>
+            </w:r>
+          </w:p>
+        </w:tc>
+      </w:tr>
+      <w:tr>
+        <w:trPr>
+          <w:cnfStyle w:val="000000100000" w:firstRow="0" w:lastRow="0" w:firstColumn="0" w:lastColumn="0" w:oddVBand="0" w:evenVBand="0" w:oddHBand="1" w:evenHBand="0" w:firstRowFirstColumn="0" w:firstRowLastColumn="0" w:lastRowFirstColumn="0" w:lastRowLastColumn="0"/>
+          <w:trHeight w:val="449"/>
+        </w:trPr>
+        <w:tc>
+          <w:tcPr>
+            <w:cnfStyle w:val="001000000000" w:firstRow="0" w:lastRow="0" w:firstColumn="1" w:lastColumn="0" w:oddVBand="0" w:evenVBand="0" w:oddHBand="0" w:evenHBand="0" w:firstRowFirstColumn="0" w:firstRowLastColumn="0" w:lastRowFirstColumn="0" w:lastRowLastColumn="0"/>
+            <w:tcW w:w="4855" w:type="dxa"/>
+            <w:vAlign w:val="center"/>
+          </w:tcPr>
+          <w:p>
+            <w:pPr>
+              <w:tabs>
+                <w:tab w:val="left" w:pos="1495"/>
+              </w:tabs>
+              <w:rPr>
+                <w:b w:val="0"/>
+                <w:bCs w:val="0"/>
+                <w:sz w:val="24"/>
+                <w:szCs w:val="24"/>
+              </w:rPr>
+            </w:pPr>
+            <w:r>
+              <w:rPr>
+                <w:b w:val="0"/>
+                <w:bCs w:val="0"/>
+                <w:sz w:val="24"/>
+                <w:szCs w:val="24"/>
+              </w:rPr>
+              <w:t>Age</w:t>
+            </w:r>
+          </w:p>
+        </w:tc>
+        <w:tc>
+          <w:tcPr>
+            <w:tcW w:w="4647" w:type="dxa"/>
+            <w:vAlign w:val="center"/>
+          </w:tcPr>
+          <w:p>
+            <w:pPr>
+              <w:tabs>
+                <w:tab w:val="left" w:pos="1495"/>
+              </w:tabs>
+              <w:cnfStyle w:val="000000100000" w:firstRow="0" w:lastRow="0" w:firstColumn="0" w:lastColumn="0" w:oddVBand="0" w:evenVBand="0" w:oddHBand="1" w:evenHBand="0" w:firstRowFirstColumn="0" w:firstRowLastColumn="0" w:lastRowFirstColumn="0" w:lastRowLastColumn="0"/>
+              <w:rPr>
+                <w:sz w:val="24"/>
+                <w:szCs w:val="24"/>
+              </w:rPr>
+            </w:pPr>
+            <w:r>
+              <w:rPr>
+                <w:sz w:val="24"/>
+                <w:szCs w:val="24"/>
+              </w:rPr>
+              <w:t>17</w:t>
+            </w:r>
+          </w:p>
+        </w:tc>
+      </w:tr>
+      <w:tr>
+        <w:trPr>
+          <w:trHeight w:val="449"/>
+        </w:trPr>
+        <w:tc>
+          <w:tcPr>
+            <w:cnfStyle w:val="001000000000" w:firstRow="0" w:lastRow="0" w:firstColumn="1" w:lastColumn="0" w:oddVBand="0" w:evenVBand="0" w:oddHBand="0" w:evenHBand="0" w:firstRowFirstColumn="0" w:firstRowLastColumn="0" w:lastRowFirstColumn="0" w:lastRowLastColumn="0"/>
+            <w:tcW w:w="4855" w:type="dxa"/>
+            <w:vAlign w:val="center"/>
+          </w:tcPr>
+          <w:p>
+            <w:pPr>
+              <w:tabs>
+                <w:tab w:val="left" w:pos="1495"/>
+              </w:tabs>
+              <w:rPr>
+                <w:b w:val="0"/>
+                <w:bCs w:val="0"/>
+              </w:rPr>
+            </w:pPr>
+            <w:r>
+              <w:rPr>
+                <w:b w:val="0"/>
+                <w:bCs w:val="0"/>
+                <w:sz w:val="24"/>
+                <w:szCs w:val="24"/>
+              </w:rPr>
+              <w:t>Mother’s Name</w:t>
+            </w:r>
+          </w:p>
+        </w:tc>
+        <w:tc>
+          <w:tcPr>
+            <w:tcW w:w="4647" w:type="dxa"/>
+            <w:vAlign w:val="center"/>
+          </w:tcPr>
+          <w:p>
+            <w:pPr>
+              <w:tabs>
+                <w:tab w:val="left" w:pos="1495"/>
+              </w:tabs>
+              <w:cnfStyle w:val="000000000000" w:firstRow="0" w:lastRow="0" w:firstColumn="0" w:lastColumn="0" w:oddVBand="0" w:evenVBand="0" w:oddHBand="0" w:evenHBand="0" w:firstRowFirstColumn="0" w:firstRowLastColumn="0" w:lastRowFirstColumn="0" w:lastRowLastColumn="0"/>
+              <w:rPr>
+                <w:sz w:val="24"/>
+                <w:szCs w:val="24"/>
+              </w:rPr>
+            </w:pPr>
+            <w:r>
+              <w:rPr>
+                <w:sz w:val="24"/>
+                <w:szCs w:val="24"/>
+              </w:rPr>
+              <w:t xml:space="preserve">Mrs. </w:t>
+            </w:r>
+            <w:proofErr w:type="spellStart"/>
+            <w:r>
+              <w:rPr>
+                <w:sz w:val="24"/>
+                <w:szCs w:val="24"/>
+              </w:rPr>
+              <w:t>Gaytri</w:t>
+            </w:r>
+            <w:proofErr w:type="spellEnd"/>
+            <w:r>
+              <w:rPr>
+                <w:sz w:val="24"/>
+                <w:szCs w:val="24"/>
+              </w:rPr>
+              <w:t xml:space="preserve"> Agnihotri</w:t>
+            </w:r>
+          </w:p>
+        </w:tc>
+      </w:tr>
+      <w:tr>
+        <w:trPr>
+          <w:cnfStyle w:val="000000100000" w:firstRow="0" w:lastRow="0" w:firstColumn="0" w:lastColumn="0" w:oddVBand="0" w:evenVBand="0" w:oddHBand="1" w:evenHBand="0" w:firstRowFirstColumn="0" w:firstRowLastColumn="0" w:lastRowFirstColumn="0" w:lastRowLastColumn="0"/>
+          <w:trHeight w:val="503"/>
+        </w:trPr>
+        <w:tc>
+          <w:tcPr>
+            <w:cnfStyle w:val="001000000000" w:firstRow="0" w:lastRow="0" w:firstColumn="1" w:lastColumn="0" w:oddVBand="0" w:evenVBand="0" w:oddHBand="0" w:evenHBand="0" w:firstRowFirstColumn="0" w:firstRowLastColumn="0" w:lastRowFirstColumn="0" w:lastRowLastColumn="0"/>
+            <w:tcW w:w="4855" w:type="dxa"/>
+            <w:vAlign w:val="center"/>
+          </w:tcPr>
+          <w:p>
+            <w:pPr>
+              <w:tabs>
+                <w:tab w:val="left" w:pos="1495"/>
+              </w:tabs>
+              <w:rPr>
+                <w:b w:val="0"/>
+                <w:bCs w:val="0"/>
+                <w:sz w:val="24"/>
+                <w:szCs w:val="24"/>
+              </w:rPr>
+            </w:pPr>
+            <w:r>
+              <w:rPr>
+                <w:b w:val="0"/>
+                <w:bCs w:val="0"/>
+                <w:sz w:val="24"/>
+                <w:szCs w:val="24"/>
+              </w:rPr>
+              <w:t>Father’s Name</w:t>
+            </w:r>
+          </w:p>
+        </w:tc>
+        <w:tc>
+          <w:tcPr>
+            <w:tcW w:w="4647" w:type="dxa"/>
+            <w:vAlign w:val="center"/>
+          </w:tcPr>
+          <w:p>
+            <w:pPr>
+              <w:tabs>
+                <w:tab w:val="left" w:pos="1495"/>
+              </w:tabs>
+              <w:cnfStyle w:val="000000100000" w:firstRow="0" w:lastRow="0" w:firstColumn="0" w:lastColumn="0" w:oddVBand="0" w:evenVBand="0" w:oddHBand="1" w:evenHBand="0" w:firstRowFirstColumn="0" w:firstRowLastColumn="0" w:lastRowFirstColumn="0" w:lastRowLastColumn="0"/>
+              <w:rPr>
+                <w:sz w:val="24"/>
+                <w:szCs w:val="24"/>
+              </w:rPr>
+            </w:pPr>
+            <w:r>
+              <w:rPr>
+                <w:sz w:val="24"/>
+                <w:szCs w:val="24"/>
+              </w:rPr>
+              <w:t xml:space="preserve">Late </w:t>
+            </w:r>
+            <w:proofErr w:type="spellStart"/>
+            <w:r>
+              <w:rPr>
+                <w:sz w:val="24"/>
+                <w:szCs w:val="24"/>
+              </w:rPr>
+              <w:t>Dayashankar</w:t>
+            </w:r>
+            <w:proofErr w:type="spellEnd"/>
+            <w:r>
+              <w:rPr>
+                <w:sz w:val="24"/>
+                <w:szCs w:val="24"/>
+              </w:rPr>
+              <w:t xml:space="preserve"> Agnihotri</w:t>
+            </w:r>
+          </w:p>
+        </w:tc>
+      </w:tr>
+      <w:tr>
+        <w:trPr>
+          <w:trHeight w:val="585"/>
+        </w:trPr>
+        <w:tc>
+          <w:tcPr>
+            <w:cnfStyle w:val="001000000000" w:firstRow="0" w:lastRow="0" w:firstColumn="1" w:lastColumn="0" w:oddVBand="0" w:evenVBand="0" w:oddHBand="0" w:evenHBand="0" w:firstRowFirstColumn="0" w:firstRowLastColumn="0" w:lastRowFirstColumn="0" w:lastRowLastColumn="0"/>
+            <w:tcW w:w="4855" w:type="dxa"/>
+            <w:vAlign w:val="center"/>
+          </w:tcPr>
+          <w:p>
+            <w:pPr>
+              <w:tabs>
+                <w:tab w:val="left" w:pos="1495"/>
+              </w:tabs>
+              <w:rPr>
+                <w:b w:val="0"/>
+                <w:bCs w:val="0"/>
+                <w:sz w:val="24"/>
+                <w:szCs w:val="24"/>
+              </w:rPr>
+            </w:pPr>
+            <w:r>
+              <w:rPr>
+                <w:b w:val="0"/>
+                <w:bCs w:val="0"/>
+                <w:sz w:val="24"/>
+                <w:szCs w:val="24"/>
+              </w:rPr>
+              <w:t>Hobbies</w:t>
+            </w:r>
+          </w:p>
+        </w:tc>
+        <w:tc>
+          <w:tcPr>
+            <w:tcW w:w="4647" w:type="dxa"/>
+            <w:vAlign w:val="center"/>
           </w:tcPr>
           <w:p>
             <w:pPr>
@@ -2311,22 +3469,74 @@
                 <w:tab w:val="left" w:pos="1495"/>
               </w:tabs>
               <w:jc w:val="both"/>
-              <w:cnfStyle w:val="100000000000" w:firstRow="1" w:lastRow="0" w:firstColumn="0" w:lastColumn="0" w:oddVBand="0" w:evenVBand="0" w:oddHBand="0" w:evenHBand="0" w:firstRowFirstColumn="0" w:firstRowLastColumn="0" w:lastRowFirstColumn="0" w:lastRowLastColumn="0"/>
-              <w:rPr>
-                <w:b w:val="0"/>
-                <w:bCs w:val="0"/>
+              <w:cnfStyle w:val="000000000000" w:firstRow="0" w:lastRow="0" w:firstColumn="0" w:lastColumn="0" w:oddVBand="0" w:evenVBand="0" w:oddHBand="0" w:evenHBand="0" w:firstRowFirstColumn="0" w:firstRowLastColumn="0" w:lastRowFirstColumn="0" w:lastRowLastColumn="0"/>
+              <w:rPr>
                 <w:sz w:val="24"/>
                 <w:szCs w:val="24"/>
               </w:rPr>
             </w:pPr>
             <w:r>
               <w:rPr>
-                <w:b w:val="0"/>
-                <w:bCs w:val="0"/>
                 <w:sz w:val="24"/>
                 <w:szCs w:val="24"/>
               </w:rPr>
-              <w:t>23-02-2003</w:t>
+              <w:t>Dancin</w:t>
+            </w:r>
+            <w:r>
+              <w:rPr>
+                <w:sz w:val="24"/>
+                <w:szCs w:val="24"/>
+              </w:rPr>
+              <w:t>g</w:t>
+            </w:r>
+            <w:r>
+              <w:rPr>
+                <w:sz w:val="24"/>
+                <w:szCs w:val="24"/>
+              </w:rPr>
+              <w:t xml:space="preserve">, </w:t>
+            </w:r>
+            <w:r>
+              <w:rPr>
+                <w:sz w:val="24"/>
+                <w:szCs w:val="24"/>
+              </w:rPr>
+              <w:t>Listening</w:t>
+            </w:r>
+            <w:r>
+              <w:rPr>
+                <w:sz w:val="24"/>
+                <w:szCs w:val="24"/>
+              </w:rPr>
+              <w:t xml:space="preserve"> &amp; </w:t>
+            </w:r>
+            <w:r>
+              <w:rPr>
+                <w:sz w:val="24"/>
+                <w:szCs w:val="24"/>
+              </w:rPr>
+              <w:t>Mixing Songs,</w:t>
+            </w:r>
+            <w:r>
+              <w:rPr>
+                <w:sz w:val="24"/>
+                <w:szCs w:val="24"/>
+              </w:rPr>
+              <w:t xml:space="preserve"> </w:t>
+            </w:r>
+            <w:r>
+              <w:rPr>
+                <w:sz w:val="24"/>
+                <w:szCs w:val="24"/>
+              </w:rPr>
+              <w:t>Playing Volleyball</w:t>
+            </w:r>
+            <w:r>
+              <w:rPr>
+                <w:sz w:val="24"/>
+                <w:szCs w:val="24"/>
+              </w:rPr>
+              <w:t xml:space="preserve"> and Chess</w:t>
             </w:r>
           </w:p>
         </w:tc>
@@ -2334,13 +3544,13 @@
       <w:tr>
         <w:trPr>
           <w:cnfStyle w:val="000000100000" w:firstRow="0" w:lastRow="0" w:firstColumn="0" w:lastColumn="0" w:oddVBand="0" w:evenVBand="0" w:oddHBand="1" w:evenHBand="0" w:firstRowFirstColumn="0" w:firstRowLastColumn="0" w:lastRowFirstColumn="0" w:lastRowLastColumn="0"/>
-          <w:trHeight w:val="449"/>
-          <w:jc w:val="center"/>
+          <w:trHeight w:val="530"/>
         </w:trPr>
         <w:tc>
           <w:tcPr>
             <w:cnfStyle w:val="001000000000" w:firstRow="0" w:lastRow="0" w:firstColumn="1" w:lastColumn="0" w:oddVBand="0" w:evenVBand="0" w:oddHBand="0" w:evenHBand="0" w:firstRowFirstColumn="0" w:firstRowLastColumn="0" w:lastRowFirstColumn="0" w:lastRowLastColumn="0"/>
-            <w:tcW w:w="4945" w:type="dxa"/>
+            <w:tcW w:w="4855" w:type="dxa"/>
+            <w:vAlign w:val="center"/>
           </w:tcPr>
           <w:p>
             <w:pPr>
@@ -2348,26 +3558,25 @@
                 <w:tab w:val="left" w:pos="1495"/>
               </w:tabs>
               <w:rPr>
+                <w:sz w:val="24"/>
+                <w:szCs w:val="24"/>
+              </w:rPr>
+            </w:pPr>
+            <w:r>
+              <w:rPr>
                 <w:b w:val="0"/>
                 <w:bCs w:val="0"/>
                 <w:sz w:val="24"/>
                 <w:szCs w:val="24"/>
               </w:rPr>
-            </w:pPr>
-            <w:r>
-              <w:rPr>
-                <w:b w:val="0"/>
-                <w:bCs w:val="0"/>
-                <w:sz w:val="24"/>
-                <w:szCs w:val="24"/>
-              </w:rPr>
-              <w:t>Age</w:t>
+              <w:t>Address</w:t>
             </w:r>
           </w:p>
         </w:tc>
         <w:tc>
           <w:tcPr>
             <w:tcW w:w="4647" w:type="dxa"/>
+            <w:vAlign w:val="center"/>
           </w:tcPr>
           <w:p>
             <w:pPr>
@@ -2386,232 +3595,37 @@
                 <w:sz w:val="24"/>
                 <w:szCs w:val="24"/>
               </w:rPr>
-              <w:t>17</w:t>
-            </w:r>
-          </w:p>
-        </w:tc>
-      </w:tr>
-      <w:tr>
-        <w:trPr>
-          <w:trHeight w:val="449"/>
-          <w:jc w:val="center"/>
-        </w:trPr>
-        <w:tc>
-          <w:tcPr>
-            <w:cnfStyle w:val="001000000000" w:firstRow="0" w:lastRow="0" w:firstColumn="1" w:lastColumn="0" w:oddVBand="0" w:evenVBand="0" w:oddHBand="0" w:evenHBand="0" w:firstRowFirstColumn="0" w:firstRowLastColumn="0" w:lastRowFirstColumn="0" w:lastRowLastColumn="0"/>
-            <w:tcW w:w="4945" w:type="dxa"/>
-          </w:tcPr>
-          <w:p>
-            <w:pPr>
-              <w:tabs>
-                <w:tab w:val="left" w:pos="1495"/>
-              </w:tabs>
-              <w:rPr>
-                <w:b w:val="0"/>
-                <w:bCs w:val="0"/>
-              </w:rPr>
-            </w:pPr>
-            <w:r>
-              <w:rPr>
-                <w:b w:val="0"/>
-                <w:bCs w:val="0"/>
-              </w:rPr>
-              <w:t>Mother’s Name</w:t>
-            </w:r>
-          </w:p>
-        </w:tc>
-        <w:tc>
-          <w:tcPr>
-            <w:tcW w:w="4647" w:type="dxa"/>
-          </w:tcPr>
-          <w:p>
-            <w:pPr>
-              <w:tabs>
-                <w:tab w:val="left" w:pos="1495"/>
-              </w:tabs>
-              <w:jc w:val="both"/>
-              <w:cnfStyle w:val="000000000000" w:firstRow="0" w:lastRow="0" w:firstColumn="0" w:lastColumn="0" w:oddVBand="0" w:evenVBand="0" w:oddHBand="0" w:evenHBand="0" w:firstRowFirstColumn="0" w:firstRowLastColumn="0" w:lastRowFirstColumn="0" w:lastRowLastColumn="0"/>
+              <w:t>192-A</w:t>
+            </w:r>
+            <w:r>
               <w:rPr>
                 <w:sz w:val="24"/>
                 <w:szCs w:val="24"/>
               </w:rPr>
-            </w:pPr>
+              <w:t>,</w:t>
+            </w:r>
             <w:r>
               <w:rPr>
                 <w:sz w:val="24"/>
                 <w:szCs w:val="24"/>
               </w:rPr>
-              <w:t>Mrs. Gaytri Agnihotri</w:t>
-            </w:r>
-          </w:p>
-        </w:tc>
-      </w:tr>
-      <w:tr>
-        <w:trPr>
-          <w:cnfStyle w:val="000000100000" w:firstRow="0" w:lastRow="0" w:firstColumn="0" w:lastColumn="0" w:oddVBand="0" w:evenVBand="0" w:oddHBand="1" w:evenHBand="0" w:firstRowFirstColumn="0" w:firstRowLastColumn="0" w:lastRowFirstColumn="0" w:lastRowLastColumn="0"/>
-          <w:trHeight w:val="503"/>
-          <w:jc w:val="center"/>
-        </w:trPr>
-        <w:tc>
-          <w:tcPr>
-            <w:cnfStyle w:val="001000000000" w:firstRow="0" w:lastRow="0" w:firstColumn="1" w:lastColumn="0" w:oddVBand="0" w:evenVBand="0" w:oddHBand="0" w:evenHBand="0" w:firstRowFirstColumn="0" w:firstRowLastColumn="0" w:lastRowFirstColumn="0" w:lastRowLastColumn="0"/>
-            <w:tcW w:w="4945" w:type="dxa"/>
-          </w:tcPr>
-          <w:p>
-            <w:pPr>
-              <w:tabs>
-                <w:tab w:val="left" w:pos="1495"/>
-              </w:tabs>
-              <w:rPr>
-                <w:b w:val="0"/>
-                <w:bCs w:val="0"/>
+              <w:t xml:space="preserve"> Rajaram Nagar, </w:t>
+            </w:r>
+            <w:proofErr w:type="spellStart"/>
+            <w:r>
+              <w:rPr>
                 <w:sz w:val="24"/>
                 <w:szCs w:val="24"/>
               </w:rPr>
-            </w:pPr>
-            <w:r>
-              <w:rPr>
-                <w:b w:val="0"/>
-                <w:bCs w:val="0"/>
+              <w:t>Dewas</w:t>
+            </w:r>
+            <w:proofErr w:type="spellEnd"/>
+            <w:r>
+              <w:rPr>
                 <w:sz w:val="24"/>
                 <w:szCs w:val="24"/>
               </w:rPr>
-              <w:t>Father’s Name</w:t>
-            </w:r>
-          </w:p>
-        </w:tc>
-        <w:tc>
-          <w:tcPr>
-            <w:tcW w:w="4647" w:type="dxa"/>
-          </w:tcPr>
-          <w:p>
-            <w:pPr>
-              <w:tabs>
-                <w:tab w:val="left" w:pos="1495"/>
-              </w:tabs>
-              <w:jc w:val="both"/>
-              <w:cnfStyle w:val="000000100000" w:firstRow="0" w:lastRow="0" w:firstColumn="0" w:lastColumn="0" w:oddVBand="0" w:evenVBand="0" w:oddHBand="1" w:evenHBand="0" w:firstRowFirstColumn="0" w:firstRowLastColumn="0" w:lastRowFirstColumn="0" w:lastRowLastColumn="0"/>
-              <w:rPr>
-                <w:sz w:val="24"/>
-                <w:szCs w:val="24"/>
-              </w:rPr>
-            </w:pPr>
-            <w:r>
-              <w:rPr>
-                <w:sz w:val="24"/>
-                <w:szCs w:val="24"/>
-              </w:rPr>
-              <w:t xml:space="preserve">Late </w:t>
-            </w:r>
-            <w:r>
-              <w:rPr>
-                <w:sz w:val="24"/>
-                <w:szCs w:val="24"/>
-              </w:rPr>
-              <w:t>Dayashankar Agnihotri</w:t>
-            </w:r>
-          </w:p>
-        </w:tc>
-      </w:tr>
-      <w:tr>
-        <w:trPr>
-          <w:trHeight w:val="530"/>
-          <w:jc w:val="center"/>
-        </w:trPr>
-        <w:tc>
-          <w:tcPr>
-            <w:cnfStyle w:val="001000000000" w:firstRow="0" w:lastRow="0" w:firstColumn="1" w:lastColumn="0" w:oddVBand="0" w:evenVBand="0" w:oddHBand="0" w:evenHBand="0" w:firstRowFirstColumn="0" w:firstRowLastColumn="0" w:lastRowFirstColumn="0" w:lastRowLastColumn="0"/>
-            <w:tcW w:w="4945" w:type="dxa"/>
-          </w:tcPr>
-          <w:p>
-            <w:pPr>
-              <w:tabs>
-                <w:tab w:val="left" w:pos="1495"/>
-              </w:tabs>
-              <w:rPr>
-                <w:b w:val="0"/>
-                <w:bCs w:val="0"/>
-                <w:sz w:val="24"/>
-                <w:szCs w:val="24"/>
-              </w:rPr>
-            </w:pPr>
-            <w:r>
-              <w:rPr>
-                <w:b w:val="0"/>
-                <w:bCs w:val="0"/>
-                <w:sz w:val="24"/>
-                <w:szCs w:val="24"/>
-              </w:rPr>
-              <w:t>Hobbies</w:t>
-            </w:r>
-          </w:p>
-        </w:tc>
-        <w:tc>
-          <w:tcPr>
-            <w:tcW w:w="4647" w:type="dxa"/>
-          </w:tcPr>
-          <w:p>
-            <w:pPr>
-              <w:tabs>
-                <w:tab w:val="left" w:pos="1495"/>
-              </w:tabs>
-              <w:jc w:val="both"/>
-              <w:cnfStyle w:val="000000000000" w:firstRow="0" w:lastRow="0" w:firstColumn="0" w:lastColumn="0" w:oddVBand="0" w:evenVBand="0" w:oddHBand="0" w:evenHBand="0" w:firstRowFirstColumn="0" w:firstRowLastColumn="0" w:lastRowFirstColumn="0" w:lastRowLastColumn="0"/>
-              <w:rPr>
-                <w:sz w:val="24"/>
-                <w:szCs w:val="24"/>
-              </w:rPr>
-            </w:pPr>
-            <w:proofErr w:type="gramStart"/>
-            <w:r>
-              <w:rPr>
-                <w:sz w:val="24"/>
-                <w:szCs w:val="24"/>
-              </w:rPr>
-              <w:t>Dancing ,</w:t>
-            </w:r>
-            <w:proofErr w:type="gramEnd"/>
-            <w:r>
-              <w:rPr>
-                <w:sz w:val="24"/>
-                <w:szCs w:val="24"/>
-              </w:rPr>
-              <w:t xml:space="preserve"> </w:t>
-            </w:r>
-            <w:r>
-              <w:rPr>
-                <w:sz w:val="24"/>
-                <w:szCs w:val="24"/>
-              </w:rPr>
-              <w:t xml:space="preserve">Mixing </w:t>
-            </w:r>
-            <w:r>
-              <w:rPr>
-                <w:sz w:val="24"/>
-                <w:szCs w:val="24"/>
-              </w:rPr>
-              <w:t>Songs</w:t>
-            </w:r>
-            <w:r>
-              <w:rPr>
-                <w:sz w:val="24"/>
-                <w:szCs w:val="24"/>
-              </w:rPr>
-              <w:t xml:space="preserve">, </w:t>
-            </w:r>
-            <w:r>
-              <w:rPr>
-                <w:sz w:val="24"/>
-                <w:szCs w:val="24"/>
-              </w:rPr>
-              <w:t>Playing Volleyball</w:t>
-            </w:r>
-            <w:r>
-              <w:rPr>
-                <w:sz w:val="24"/>
-                <w:szCs w:val="24"/>
-              </w:rPr>
-              <w:t xml:space="preserve"> and Chess</w:t>
+              <w:t xml:space="preserve"> (M.P)</w:t>
             </w:r>
           </w:p>
         </w:tc>
@@ -2699,9 +3713,8 @@
           <w:szCs w:val="28"/>
           <w:shd w:val="clear" w:color="auto" w:fill="FFFFFF"/>
         </w:rPr>
-        <w:t xml:space="preserve">is true and correct to the best of my knowledge and </w:t>
-      </w:r>
-      <w:proofErr w:type="gramStart"/>
+        <w:t>is true and correct to the best of my knowledge and belie</w:t>
+      </w:r>
       <w:r>
         <w:rPr>
           <w:rStyle w:val="Emphasis"/>
@@ -2712,7 +3725,7 @@
           <w:szCs w:val="28"/>
           <w:shd w:val="clear" w:color="auto" w:fill="FFFFFF"/>
         </w:rPr>
-        <w:t>belief</w:t>
+        <w:t>f</w:t>
       </w:r>
       <w:r>
         <w:rPr>
@@ -2724,9 +3737,8 @@
           <w:szCs w:val="28"/>
           <w:shd w:val="clear" w:color="auto" w:fill="FFFFFF"/>
         </w:rPr>
-        <w:t xml:space="preserve"> .</w:t>
-      </w:r>
-      <w:proofErr w:type="gramEnd"/>
+        <w:t>.</w:t>
+      </w:r>
     </w:p>
     <w:p>
       <w:pPr>
@@ -2799,7 +3811,21 @@
           <w:sz w:val="28"/>
           <w:szCs w:val="28"/>
         </w:rPr>
-        <w:t>Date :</w:t>
+        <w:t>Date</w:t>
+      </w:r>
+      <w:r>
+        <w:rPr>
+          <w:sz w:val="28"/>
+          <w:szCs w:val="28"/>
+        </w:rPr>
+        <w:t xml:space="preserve"> </w:t>
+      </w:r>
+      <w:r>
+        <w:rPr>
+          <w:sz w:val="28"/>
+          <w:szCs w:val="28"/>
+        </w:rPr>
+        <w:t>:</w:t>
       </w:r>
       <w:proofErr w:type="gramEnd"/>
     </w:p>
@@ -3022,6 +4048,119 @@
     </w:lvl>
   </w:abstractNum>
   <w:abstractNum w:abstractNumId="1" w15:restartNumberingAfterBreak="0">
+    <w:nsid w:val="0C751F7C"/>
+    <w:multiLevelType w:val="hybridMultilevel"/>
+    <w:tmpl w:val="49BE5CBC"/>
+    <w:lvl w:ilvl="0" w:tplc="04090001">
+      <w:start w:val="1"/>
+      <w:numFmt w:val="bullet"/>
+      <w:lvlText w:val=""/>
+      <w:lvlJc w:val="left"/>
+      <w:pPr>
+        <w:ind w:left="900" w:hanging="360"/>
+      </w:pPr>
+      <w:rPr>
+        <w:rFonts w:ascii="Symbol" w:hAnsi="Symbol" w:hint="default"/>
+      </w:rPr>
+    </w:lvl>
+    <w:lvl w:ilvl="1" w:tplc="04090003" w:tentative="1">
+      <w:start w:val="1"/>
+      <w:numFmt w:val="bullet"/>
+      <w:lvlText w:val="o"/>
+      <w:lvlJc w:val="left"/>
+      <w:pPr>
+        <w:ind w:left="1620" w:hanging="360"/>
+      </w:pPr>
+      <w:rPr>
+        <w:rFonts w:ascii="Courier New" w:hAnsi="Courier New" w:cs="Courier New" w:hint="default"/>
+      </w:rPr>
+    </w:lvl>
+    <w:lvl w:ilvl="2" w:tplc="04090005" w:tentative="1">
+      <w:start w:val="1"/>
+      <w:numFmt w:val="bullet"/>
+      <w:lvlText w:val=""/>
+      <w:lvlJc w:val="left"/>
+      <w:pPr>
+        <w:ind w:left="2340" w:hanging="360"/>
+      </w:pPr>
+      <w:rPr>
+        <w:rFonts w:ascii="Wingdings" w:hAnsi="Wingdings" w:hint="default"/>
+      </w:rPr>
+    </w:lvl>
+    <w:lvl w:ilvl="3" w:tplc="04090001" w:tentative="1">
+      <w:start w:val="1"/>
+      <w:numFmt w:val="bullet"/>
+      <w:lvlText w:val=""/>
+      <w:lvlJc w:val="left"/>
+      <w:pPr>
+        <w:ind w:left="3060" w:hanging="360"/>
+      </w:pPr>
+      <w:rPr>
+        <w:rFonts w:ascii="Symbol" w:hAnsi="Symbol" w:hint="default"/>
+      </w:rPr>
+    </w:lvl>
+    <w:lvl w:ilvl="4" w:tplc="04090003" w:tentative="1">
+      <w:start w:val="1"/>
+      <w:numFmt w:val="bullet"/>
+      <w:lvlText w:val="o"/>
+      <w:lvlJc w:val="left"/>
+      <w:pPr>
+        <w:ind w:left="3780" w:hanging="360"/>
+      </w:pPr>
+      <w:rPr>
+        <w:rFonts w:ascii="Courier New" w:hAnsi="Courier New" w:cs="Courier New" w:hint="default"/>
+      </w:rPr>
+    </w:lvl>
+    <w:lvl w:ilvl="5" w:tplc="04090005" w:tentative="1">
+      <w:start w:val="1"/>
+      <w:numFmt w:val="bullet"/>
+      <w:lvlText w:val=""/>
+      <w:lvlJc w:val="left"/>
+      <w:pPr>
+        <w:ind w:left="4500" w:hanging="360"/>
+      </w:pPr>
+      <w:rPr>
+        <w:rFonts w:ascii="Wingdings" w:hAnsi="Wingdings" w:hint="default"/>
+      </w:rPr>
+    </w:lvl>
+    <w:lvl w:ilvl="6" w:tplc="04090001" w:tentative="1">
+      <w:start w:val="1"/>
+      <w:numFmt w:val="bullet"/>
+      <w:lvlText w:val=""/>
+      <w:lvlJc w:val="left"/>
+      <w:pPr>
+        <w:ind w:left="5220" w:hanging="360"/>
+      </w:pPr>
+      <w:rPr>
+        <w:rFonts w:ascii="Symbol" w:hAnsi="Symbol" w:hint="default"/>
+      </w:rPr>
+    </w:lvl>
+    <w:lvl w:ilvl="7" w:tplc="04090003" w:tentative="1">
+      <w:start w:val="1"/>
+      <w:numFmt w:val="bullet"/>
+      <w:lvlText w:val="o"/>
+      <w:lvlJc w:val="left"/>
+      <w:pPr>
+        <w:ind w:left="5940" w:hanging="360"/>
+      </w:pPr>
+      <w:rPr>
+        <w:rFonts w:ascii="Courier New" w:hAnsi="Courier New" w:cs="Courier New" w:hint="default"/>
+      </w:rPr>
+    </w:lvl>
+    <w:lvl w:ilvl="8" w:tplc="04090005" w:tentative="1">
+      <w:start w:val="1"/>
+      <w:numFmt w:val="bullet"/>
+      <w:lvlText w:val=""/>
+      <w:lvlJc w:val="left"/>
+      <w:pPr>
+        <w:ind w:left="6660" w:hanging="360"/>
+      </w:pPr>
+      <w:rPr>
+        <w:rFonts w:ascii="Wingdings" w:hAnsi="Wingdings" w:hint="default"/>
+      </w:rPr>
+    </w:lvl>
+  </w:abstractNum>
+  <w:abstractNum w:abstractNumId="2" w15:restartNumberingAfterBreak="0">
     <w:nsid w:val="24DE02C6"/>
     <w:multiLevelType w:val="hybridMultilevel"/>
     <w:tmpl w:val="7F648BC0"/>
@@ -3134,7 +4273,7 @@
       </w:rPr>
     </w:lvl>
   </w:abstractNum>
-  <w:abstractNum w:abstractNumId="2" w15:restartNumberingAfterBreak="0">
+  <w:abstractNum w:abstractNumId="3" w15:restartNumberingAfterBreak="0">
     <w:nsid w:val="2EFD5F33"/>
     <w:multiLevelType w:val="hybridMultilevel"/>
     <w:tmpl w:val="C1D49020"/>
@@ -3247,7 +4386,120 @@
       </w:rPr>
     </w:lvl>
   </w:abstractNum>
-  <w:abstractNum w:abstractNumId="3" w15:restartNumberingAfterBreak="0">
+  <w:abstractNum w:abstractNumId="4" w15:restartNumberingAfterBreak="0">
+    <w:nsid w:val="39884CBA"/>
+    <w:multiLevelType w:val="hybridMultilevel"/>
+    <w:tmpl w:val="9A6A42E4"/>
+    <w:lvl w:ilvl="0" w:tplc="04090001">
+      <w:start w:val="1"/>
+      <w:numFmt w:val="bullet"/>
+      <w:lvlText w:val=""/>
+      <w:lvlJc w:val="left"/>
+      <w:pPr>
+        <w:ind w:left="720" w:hanging="360"/>
+      </w:pPr>
+      <w:rPr>
+        <w:rFonts w:ascii="Symbol" w:hAnsi="Symbol" w:hint="default"/>
+      </w:rPr>
+    </w:lvl>
+    <w:lvl w:ilvl="1" w:tplc="04090003" w:tentative="1">
+      <w:start w:val="1"/>
+      <w:numFmt w:val="bullet"/>
+      <w:lvlText w:val="o"/>
+      <w:lvlJc w:val="left"/>
+      <w:pPr>
+        <w:ind w:left="1440" w:hanging="360"/>
+      </w:pPr>
+      <w:rPr>
+        <w:rFonts w:ascii="Courier New" w:hAnsi="Courier New" w:cs="Courier New" w:hint="default"/>
+      </w:rPr>
+    </w:lvl>
+    <w:lvl w:ilvl="2" w:tplc="04090005" w:tentative="1">
+      <w:start w:val="1"/>
+      <w:numFmt w:val="bullet"/>
+      <w:lvlText w:val=""/>
+      <w:lvlJc w:val="left"/>
+      <w:pPr>
+        <w:ind w:left="2160" w:hanging="360"/>
+      </w:pPr>
+      <w:rPr>
+        <w:rFonts w:ascii="Wingdings" w:hAnsi="Wingdings" w:hint="default"/>
+      </w:rPr>
+    </w:lvl>
+    <w:lvl w:ilvl="3" w:tplc="04090001" w:tentative="1">
+      <w:start w:val="1"/>
+      <w:numFmt w:val="bullet"/>
+      <w:lvlText w:val=""/>
+      <w:lvlJc w:val="left"/>
+      <w:pPr>
+        <w:ind w:left="2880" w:hanging="360"/>
+      </w:pPr>
+      <w:rPr>
+        <w:rFonts w:ascii="Symbol" w:hAnsi="Symbol" w:hint="default"/>
+      </w:rPr>
+    </w:lvl>
+    <w:lvl w:ilvl="4" w:tplc="04090003" w:tentative="1">
+      <w:start w:val="1"/>
+      <w:numFmt w:val="bullet"/>
+      <w:lvlText w:val="o"/>
+      <w:lvlJc w:val="left"/>
+      <w:pPr>
+        <w:ind w:left="3600" w:hanging="360"/>
+      </w:pPr>
+      <w:rPr>
+        <w:rFonts w:ascii="Courier New" w:hAnsi="Courier New" w:cs="Courier New" w:hint="default"/>
+      </w:rPr>
+    </w:lvl>
+    <w:lvl w:ilvl="5" w:tplc="04090005" w:tentative="1">
+      <w:start w:val="1"/>
+      <w:numFmt w:val="bullet"/>
+      <w:lvlText w:val=""/>
+      <w:lvlJc w:val="left"/>
+      <w:pPr>
+        <w:ind w:left="4320" w:hanging="360"/>
+      </w:pPr>
+      <w:rPr>
+        <w:rFonts w:ascii="Wingdings" w:hAnsi="Wingdings" w:hint="default"/>
+      </w:rPr>
+    </w:lvl>
+    <w:lvl w:ilvl="6" w:tplc="04090001" w:tentative="1">
+      <w:start w:val="1"/>
+      <w:numFmt w:val="bullet"/>
+      <w:lvlText w:val=""/>
+      <w:lvlJc w:val="left"/>
+      <w:pPr>
+        <w:ind w:left="5040" w:hanging="360"/>
+      </w:pPr>
+      <w:rPr>
+        <w:rFonts w:ascii="Symbol" w:hAnsi="Symbol" w:hint="default"/>
+      </w:rPr>
+    </w:lvl>
+    <w:lvl w:ilvl="7" w:tplc="04090003" w:tentative="1">
+      <w:start w:val="1"/>
+      <w:numFmt w:val="bullet"/>
+      <w:lvlText w:val="o"/>
+      <w:lvlJc w:val="left"/>
+      <w:pPr>
+        <w:ind w:left="5760" w:hanging="360"/>
+      </w:pPr>
+      <w:rPr>
+        <w:rFonts w:ascii="Courier New" w:hAnsi="Courier New" w:cs="Courier New" w:hint="default"/>
+      </w:rPr>
+    </w:lvl>
+    <w:lvl w:ilvl="8" w:tplc="04090005" w:tentative="1">
+      <w:start w:val="1"/>
+      <w:numFmt w:val="bullet"/>
+      <w:lvlText w:val=""/>
+      <w:lvlJc w:val="left"/>
+      <w:pPr>
+        <w:ind w:left="6480" w:hanging="360"/>
+      </w:pPr>
+      <w:rPr>
+        <w:rFonts w:ascii="Wingdings" w:hAnsi="Wingdings" w:hint="default"/>
+      </w:rPr>
+    </w:lvl>
+  </w:abstractNum>
+  <w:abstractNum w:abstractNumId="5" w15:restartNumberingAfterBreak="0">
     <w:nsid w:val="601836F7"/>
     <w:multiLevelType w:val="hybridMultilevel"/>
     <w:tmpl w:val="C054DD66"/>
@@ -3360,7 +4612,120 @@
       </w:rPr>
     </w:lvl>
   </w:abstractNum>
-  <w:abstractNum w:abstractNumId="4" w15:restartNumberingAfterBreak="0">
+  <w:abstractNum w:abstractNumId="6" w15:restartNumberingAfterBreak="0">
+    <w:nsid w:val="71DF434A"/>
+    <w:multiLevelType w:val="hybridMultilevel"/>
+    <w:tmpl w:val="F5F4451A"/>
+    <w:lvl w:ilvl="0" w:tplc="04090001">
+      <w:start w:val="1"/>
+      <w:numFmt w:val="bullet"/>
+      <w:lvlText w:val=""/>
+      <w:lvlJc w:val="left"/>
+      <w:pPr>
+        <w:ind w:left="900" w:hanging="360"/>
+      </w:pPr>
+      <w:rPr>
+        <w:rFonts w:ascii="Symbol" w:hAnsi="Symbol" w:hint="default"/>
+      </w:rPr>
+    </w:lvl>
+    <w:lvl w:ilvl="1" w:tplc="04090003" w:tentative="1">
+      <w:start w:val="1"/>
+      <w:numFmt w:val="bullet"/>
+      <w:lvlText w:val="o"/>
+      <w:lvlJc w:val="left"/>
+      <w:pPr>
+        <w:ind w:left="1620" w:hanging="360"/>
+      </w:pPr>
+      <w:rPr>
+        <w:rFonts w:ascii="Courier New" w:hAnsi="Courier New" w:cs="Courier New" w:hint="default"/>
+      </w:rPr>
+    </w:lvl>
+    <w:lvl w:ilvl="2" w:tplc="04090005" w:tentative="1">
+      <w:start w:val="1"/>
+      <w:numFmt w:val="bullet"/>
+      <w:lvlText w:val=""/>
+      <w:lvlJc w:val="left"/>
+      <w:pPr>
+        <w:ind w:left="2340" w:hanging="360"/>
+      </w:pPr>
+      <w:rPr>
+        <w:rFonts w:ascii="Wingdings" w:hAnsi="Wingdings" w:hint="default"/>
+      </w:rPr>
+    </w:lvl>
+    <w:lvl w:ilvl="3" w:tplc="04090001" w:tentative="1">
+      <w:start w:val="1"/>
+      <w:numFmt w:val="bullet"/>
+      <w:lvlText w:val=""/>
+      <w:lvlJc w:val="left"/>
+      <w:pPr>
+        <w:ind w:left="3060" w:hanging="360"/>
+      </w:pPr>
+      <w:rPr>
+        <w:rFonts w:ascii="Symbol" w:hAnsi="Symbol" w:hint="default"/>
+      </w:rPr>
+    </w:lvl>
+    <w:lvl w:ilvl="4" w:tplc="04090003" w:tentative="1">
+      <w:start w:val="1"/>
+      <w:numFmt w:val="bullet"/>
+      <w:lvlText w:val="o"/>
+      <w:lvlJc w:val="left"/>
+      <w:pPr>
+        <w:ind w:left="3780" w:hanging="360"/>
+      </w:pPr>
+      <w:rPr>
+        <w:rFonts w:ascii="Courier New" w:hAnsi="Courier New" w:cs="Courier New" w:hint="default"/>
+      </w:rPr>
+    </w:lvl>
+    <w:lvl w:ilvl="5" w:tplc="04090005" w:tentative="1">
+      <w:start w:val="1"/>
+      <w:numFmt w:val="bullet"/>
+      <w:lvlText w:val=""/>
+      <w:lvlJc w:val="left"/>
+      <w:pPr>
+        <w:ind w:left="4500" w:hanging="360"/>
+      </w:pPr>
+      <w:rPr>
+        <w:rFonts w:ascii="Wingdings" w:hAnsi="Wingdings" w:hint="default"/>
+      </w:rPr>
+    </w:lvl>
+    <w:lvl w:ilvl="6" w:tplc="04090001" w:tentative="1">
+      <w:start w:val="1"/>
+      <w:numFmt w:val="bullet"/>
+      <w:lvlText w:val=""/>
+      <w:lvlJc w:val="left"/>
+      <w:pPr>
+        <w:ind w:left="5220" w:hanging="360"/>
+      </w:pPr>
+      <w:rPr>
+        <w:rFonts w:ascii="Symbol" w:hAnsi="Symbol" w:hint="default"/>
+      </w:rPr>
+    </w:lvl>
+    <w:lvl w:ilvl="7" w:tplc="04090003" w:tentative="1">
+      <w:start w:val="1"/>
+      <w:numFmt w:val="bullet"/>
+      <w:lvlText w:val="o"/>
+      <w:lvlJc w:val="left"/>
+      <w:pPr>
+        <w:ind w:left="5940" w:hanging="360"/>
+      </w:pPr>
+      <w:rPr>
+        <w:rFonts w:ascii="Courier New" w:hAnsi="Courier New" w:cs="Courier New" w:hint="default"/>
+      </w:rPr>
+    </w:lvl>
+    <w:lvl w:ilvl="8" w:tplc="04090005" w:tentative="1">
+      <w:start w:val="1"/>
+      <w:numFmt w:val="bullet"/>
+      <w:lvlText w:val=""/>
+      <w:lvlJc w:val="left"/>
+      <w:pPr>
+        <w:ind w:left="6660" w:hanging="360"/>
+      </w:pPr>
+      <w:rPr>
+        <w:rFonts w:ascii="Wingdings" w:hAnsi="Wingdings" w:hint="default"/>
+      </w:rPr>
+    </w:lvl>
+  </w:abstractNum>
+  <w:abstractNum w:abstractNumId="7" w15:restartNumberingAfterBreak="0">
     <w:nsid w:val="76101400"/>
     <w:multiLevelType w:val="hybridMultilevel"/>
     <w:tmpl w:val="D2F49B2A"/>
@@ -3370,7 +4735,7 @@
       <w:lvlText w:val=""/>
       <w:lvlJc w:val="left"/>
       <w:pPr>
-        <w:ind w:left="1447" w:hanging="360"/>
+        <w:ind w:left="900" w:hanging="360"/>
       </w:pPr>
       <w:rPr>
         <w:rFonts w:ascii="Symbol" w:hAnsi="Symbol" w:hint="default"/>
@@ -3382,7 +4747,7 @@
       <w:lvlText w:val="o"/>
       <w:lvlJc w:val="left"/>
       <w:pPr>
-        <w:ind w:left="2167" w:hanging="360"/>
+        <w:ind w:left="1620" w:hanging="360"/>
       </w:pPr>
       <w:rPr>
         <w:rFonts w:ascii="Courier New" w:hAnsi="Courier New" w:cs="Courier New" w:hint="default"/>
@@ -3394,7 +4759,7 @@
       <w:lvlText w:val=""/>
       <w:lvlJc w:val="left"/>
       <w:pPr>
-        <w:ind w:left="2887" w:hanging="360"/>
+        <w:ind w:left="2340" w:hanging="360"/>
       </w:pPr>
       <w:rPr>
         <w:rFonts w:ascii="Wingdings" w:hAnsi="Wingdings" w:hint="default"/>
@@ -3406,7 +4771,7 @@
       <w:lvlText w:val=""/>
       <w:lvlJc w:val="left"/>
       <w:pPr>
-        <w:ind w:left="3607" w:hanging="360"/>
+        <w:ind w:left="3060" w:hanging="360"/>
       </w:pPr>
       <w:rPr>
         <w:rFonts w:ascii="Symbol" w:hAnsi="Symbol" w:hint="default"/>
@@ -3418,7 +4783,7 @@
       <w:lvlText w:val="o"/>
       <w:lvlJc w:val="left"/>
       <w:pPr>
-        <w:ind w:left="4327" w:hanging="360"/>
+        <w:ind w:left="3780" w:hanging="360"/>
       </w:pPr>
       <w:rPr>
         <w:rFonts w:ascii="Courier New" w:hAnsi="Courier New" w:cs="Courier New" w:hint="default"/>
@@ -3430,7 +4795,7 @@
       <w:lvlText w:val=""/>
       <w:lvlJc w:val="left"/>
       <w:pPr>
-        <w:ind w:left="5047" w:hanging="360"/>
+        <w:ind w:left="4500" w:hanging="360"/>
       </w:pPr>
       <w:rPr>
         <w:rFonts w:ascii="Wingdings" w:hAnsi="Wingdings" w:hint="default"/>
@@ -3442,7 +4807,7 @@
       <w:lvlText w:val=""/>
       <w:lvlJc w:val="left"/>
       <w:pPr>
-        <w:ind w:left="5767" w:hanging="360"/>
+        <w:ind w:left="5220" w:hanging="360"/>
       </w:pPr>
       <w:rPr>
         <w:rFonts w:ascii="Symbol" w:hAnsi="Symbol" w:hint="default"/>
@@ -3454,7 +4819,7 @@
       <w:lvlText w:val="o"/>
       <w:lvlJc w:val="left"/>
       <w:pPr>
-        <w:ind w:left="6487" w:hanging="360"/>
+        <w:ind w:left="5940" w:hanging="360"/>
       </w:pPr>
       <w:rPr>
         <w:rFonts w:ascii="Courier New" w:hAnsi="Courier New" w:cs="Courier New" w:hint="default"/>
@@ -3466,7 +4831,7 @@
       <w:lvlText w:val=""/>
       <w:lvlJc w:val="left"/>
       <w:pPr>
-        <w:ind w:left="7207" w:hanging="360"/>
+        <w:ind w:left="6660" w:hanging="360"/>
       </w:pPr>
       <w:rPr>
         <w:rFonts w:ascii="Wingdings" w:hAnsi="Wingdings" w:hint="default"/>
@@ -3474,19 +4839,28 @@
     </w:lvl>
   </w:abstractNum>
   <w:num w:numId="1">
-    <w:abstractNumId w:val="1"/>
+    <w:abstractNumId w:val="2"/>
   </w:num>
   <w:num w:numId="2">
-    <w:abstractNumId w:val="2"/>
+    <w:abstractNumId w:val="3"/>
   </w:num>
   <w:num w:numId="3">
-    <w:abstractNumId w:val="4"/>
+    <w:abstractNumId w:val="7"/>
   </w:num>
   <w:num w:numId="4">
-    <w:abstractNumId w:val="3"/>
+    <w:abstractNumId w:val="5"/>
   </w:num>
   <w:num w:numId="5">
     <w:abstractNumId w:val="0"/>
+  </w:num>
+  <w:num w:numId="6">
+    <w:abstractNumId w:val="4"/>
+  </w:num>
+  <w:num w:numId="7">
+    <w:abstractNumId w:val="6"/>
+  </w:num>
+  <w:num w:numId="8">
+    <w:abstractNumId w:val="1"/>
   </w:num>
 </w:numbering>
 </file>
@@ -4330,6 +5704,73 @@
       <w:iCs/>
     </w:rPr>
   </w:style>
+  <w:style w:type="table" w:styleId="GridTable1Light-Accent6">
+    <w:name w:val="Grid Table 1 Light Accent 6"/>
+    <w:basedOn w:val="TableNormal"/>
+    <w:uiPriority w:val="46"/>
+    <w:rsid w:val="0042033F"/>
+    <w:pPr>
+      <w:spacing w:after="0" w:line="240" w:lineRule="auto"/>
+    </w:pPr>
+    <w:tblPr>
+      <w:tblStyleRowBandSize w:val="1"/>
+      <w:tblStyleColBandSize w:val="1"/>
+      <w:tblBorders>
+        <w:top w:val="single" w:sz="4" w:space="0" w:color="C5E0B3" w:themeColor="accent6" w:themeTint="66"/>
+        <w:left w:val="single" w:sz="4" w:space="0" w:color="C5E0B3" w:themeColor="accent6" w:themeTint="66"/>
+        <w:bottom w:val="single" w:sz="4" w:space="0" w:color="C5E0B3" w:themeColor="accent6" w:themeTint="66"/>
+        <w:right w:val="single" w:sz="4" w:space="0" w:color="C5E0B3" w:themeColor="accent6" w:themeTint="66"/>
+        <w:insideH w:val="single" w:sz="4" w:space="0" w:color="C5E0B3" w:themeColor="accent6" w:themeTint="66"/>
+        <w:insideV w:val="single" w:sz="4" w:space="0" w:color="C5E0B3" w:themeColor="accent6" w:themeTint="66"/>
+      </w:tblBorders>
+    </w:tblPr>
+    <w:tblStylePr w:type="firstRow">
+      <w:rPr>
+        <w:b/>
+        <w:bCs/>
+      </w:rPr>
+      <w:tblPr/>
+      <w:tcPr>
+        <w:tcBorders>
+          <w:bottom w:val="single" w:sz="12" w:space="0" w:color="A8D08D" w:themeColor="accent6" w:themeTint="99"/>
+        </w:tcBorders>
+      </w:tcPr>
+    </w:tblStylePr>
+    <w:tblStylePr w:type="lastRow">
+      <w:rPr>
+        <w:b/>
+        <w:bCs/>
+      </w:rPr>
+      <w:tblPr/>
+      <w:tcPr>
+        <w:tcBorders>
+          <w:top w:val="double" w:sz="2" w:space="0" w:color="A8D08D" w:themeColor="accent6" w:themeTint="99"/>
+        </w:tcBorders>
+      </w:tcPr>
+    </w:tblStylePr>
+    <w:tblStylePr w:type="firstCol">
+      <w:rPr>
+        <w:b/>
+        <w:bCs/>
+      </w:rPr>
+    </w:tblStylePr>
+    <w:tblStylePr w:type="lastCol">
+      <w:rPr>
+        <w:b/>
+        <w:bCs/>
+      </w:rPr>
+    </w:tblStylePr>
+  </w:style>
+  <w:style w:type="character" w:customStyle="1" w:styleId="vanity-namedomain">
+    <w:name w:val="vanity-name__domain"/>
+    <w:basedOn w:val="DefaultParagraphFont"/>
+    <w:rsid w:val="00536AAB"/>
+  </w:style>
+  <w:style w:type="character" w:customStyle="1" w:styleId="vanity-namedisplay-name">
+    <w:name w:val="vanity-name__display-name"/>
+    <w:basedOn w:val="DefaultParagraphFont"/>
+    <w:rsid w:val="00536AAB"/>
+  </w:style>
 </w:styles>
 </file>
 
